--- a/Clients/DAS/Danielian-AI-Growth-Report.docx
+++ b/Clients/DAS/Danielian-AI-Growth-Report.docx
@@ -384,15 +384,11 @@
       </w:sdtContent>
     </w:sdt>
     <w:p>
-      <w:r>
-        <w:br w:type="page"/>
-      </w:r>
-    </w:p>
-    <w:p>
       <w:pPr>
         <w:pStyle w:val="Heading1"/>
         <w:keepNext/>
-        <w:spacing w:after="120" w:before="480" w:line="240"/>
+        <w:pageBreakBefore/>
+        <w:spacing w:after="120" w:before="0" w:line="240"/>
       </w:pPr>
       <w:r>
         <w:rPr>
@@ -923,7 +919,8 @@
       <w:pPr>
         <w:pStyle w:val="Heading1"/>
         <w:keepNext/>
-        <w:spacing w:after="120" w:before="480" w:line="240"/>
+        <w:pageBreakBefore/>
+        <w:spacing w:after="120" w:before="0" w:line="240"/>
       </w:pPr>
       <w:r>
         <w:rPr>
@@ -1851,7 +1848,8 @@
       <w:pPr>
         <w:pStyle w:val="Heading1"/>
         <w:keepNext/>
-        <w:spacing w:after="120" w:before="480" w:line="240"/>
+        <w:pageBreakBefore/>
+        <w:spacing w:after="120" w:before="0" w:line="240"/>
       </w:pPr>
       <w:r>
         <w:rPr>
@@ -2614,9 +2612,56 @@
     </w:tbl>
     <w:p>
       <w:pPr>
+        <w:spacing w:after="0" w:before="160"/>
+      </w:pPr>
+      <w:r>
+        <w:t xml:space="preserve"/>
+      </w:r>
+    </w:p>
+    <w:p>
+      <w:pPr>
+        <w:pStyle w:val="Heading2"/>
+        <w:keepNext/>
+        <w:keepLines/>
+        <w:spacing w:after="120" w:before="280"/>
+      </w:pPr>
+      <w:r>
+        <w:rPr>
+          <w:rFonts w:ascii="Open Sans" w:cs="Open Sans" w:eastAsia="Open Sans" w:hAnsi="Open Sans"/>
+          <w:b/>
+          <w:bCs/>
+          <w:color w:val="CC0000"/>
+          <w:sz w:val="26"/>
+          <w:szCs w:val="26"/>
+        </w:rPr>
+        <w:t xml:space="preserve">The Cost of Waiting</w:t>
+      </w:r>
+    </w:p>
+    <w:p>
+      <w:pPr>
+        <w:spacing w:after="140" w:before="0" w:line="320"/>
+        <w:jc w:val="both"/>
+      </w:pPr>
+      <w:r>
+        <w:rPr>
+          <w:rFonts w:ascii="Open Sans" w:cs="Open Sans" w:eastAsia="Open Sans" w:hAnsi="Open Sans"/>
+          <w:b w:val="false"/>
+          <w:bCs w:val="false"/>
+          <w:i w:val="false"/>
+          <w:iCs w:val="false"/>
+          <w:color w:val="59595B"/>
+          <w:sz w:val="22"/>
+          <w:szCs w:val="22"/>
+        </w:rPr>
+        <w:t xml:space="preserve">Pursuit advantage and AI-search authority both compound, and both reward whoever moves first. Every quarter Danielian assembles pursuits by hand is a quarter its proposals are slower than they need to be — and on the inbound side, every quarter the firm is not the cited answer to "best architect for an SB 79 transit project" or "BTR feasibility in California," the AI assistants learn to answer with a rival. That default, once set in the retrieval data, is harder and more expensive to dislodge than to claim now. The 2026 housing-law window is widest before competitors build their own AI presence; the cost of waiting is not zero — it is a slower pursuit engine and a competitor becoming the default answer.</w:t>
+      </w:r>
+    </w:p>
+    <w:p>
+      <w:pPr>
         <w:pStyle w:val="Heading1"/>
         <w:keepNext/>
-        <w:spacing w:after="120" w:before="480" w:line="240"/>
+        <w:pageBreakBefore/>
+        <w:spacing w:after="120" w:before="0" w:line="240"/>
       </w:pPr>
       <w:r>
         <w:rPr>
@@ -4444,7 +4489,8 @@
       <w:pPr>
         <w:pStyle w:val="Heading1"/>
         <w:keepNext/>
-        <w:spacing w:after="120" w:before="480" w:line="240"/>
+        <w:pageBreakBefore/>
+        <w:spacing w:after="120" w:before="0" w:line="240"/>
       </w:pPr>
       <w:r>
         <w:rPr>
@@ -5443,7 +5489,8 @@
       <w:pPr>
         <w:pStyle w:val="Heading1"/>
         <w:keepNext/>
-        <w:spacing w:after="120" w:before="480" w:line="240"/>
+        <w:pageBreakBefore/>
+        <w:spacing w:after="120" w:before="0" w:line="240"/>
       </w:pPr>
       <w:r>
         <w:rPr>
@@ -6505,9 +6552,534 @@
     </w:p>
     <w:p>
       <w:pPr>
+        <w:spacing w:after="0" w:before="200"/>
+      </w:pPr>
+      <w:r>
+        <w:t xml:space="preserve"/>
+      </w:r>
+    </w:p>
+    <w:p>
+      <w:pPr>
+        <w:pStyle w:val="Heading2"/>
+        <w:keepNext/>
+        <w:keepLines/>
+        <w:spacing w:after="120" w:before="280"/>
+      </w:pPr>
+      <w:r>
+        <w:rPr>
+          <w:rFonts w:ascii="Open Sans" w:cs="Open Sans" w:eastAsia="Open Sans" w:hAnsi="Open Sans"/>
+          <w:b/>
+          <w:bCs/>
+          <w:color w:val="006DB6"/>
+          <w:sz w:val="26"/>
+          <w:szCs w:val="26"/>
+        </w:rPr>
+        <w:t xml:space="preserve">How We Keep AI Affordable — Seven Models, Routed by Task</w:t>
+      </w:r>
+    </w:p>
+    <w:p>
+      <w:pPr>
+        <w:spacing w:after="140" w:before="0" w:line="320"/>
+        <w:jc w:val="both"/>
+      </w:pPr>
+      <w:r>
+        <w:rPr>
+          <w:rFonts w:ascii="Open Sans" w:cs="Open Sans" w:eastAsia="Open Sans" w:hAnsi="Open Sans"/>
+          <w:b w:val="false"/>
+          <w:bCs w:val="false"/>
+          <w:i w:val="false"/>
+          <w:iCs w:val="false"/>
+          <w:color w:val="59595B"/>
+          <w:sz w:val="22"/>
+          <w:szCs w:val="22"/>
+        </w:rPr>
+        <w:t xml:space="preserve">A fair question about running AI across pursuits, authority content, and the knowledge graph: won’t the token bill be enormous? Not the way Technijian builds it. We do not wire every task to one expensive model — our platform routes across roughly seven models, spanning three AI vendors and three capability tiers, and sends each sub-task to the cheapest model that can do it well.</w:t>
+      </w:r>
+    </w:p>
+    <w:tbl>
+      <w:tblPr>
+        <w:tblW w:type="dxa" w:w="9360"/>
+        <w:tblBorders>
+          <w:top w:val="single" w:color="auto" w:sz="4"/>
+          <w:left w:val="single" w:color="auto" w:sz="4"/>
+          <w:bottom w:val="single" w:color="auto" w:sz="4"/>
+          <w:right w:val="single" w:color="auto" w:sz="4"/>
+          <w:insideH w:val="single" w:color="auto" w:sz="4"/>
+          <w:insideV w:val="single" w:color="auto" w:sz="4"/>
+        </w:tblBorders>
+      </w:tblPr>
+      <w:tblGrid>
+        <w:gridCol w:w="2448"/>
+        <w:gridCol w:w="4752"/>
+        <w:gridCol w:w="2160"/>
+      </w:tblGrid>
+      <w:tr>
+        <w:trPr>
+          <w:cantSplit/>
+          <w:tblHeader/>
+        </w:trPr>
+        <w:tc>
+          <w:tcPr>
+            <w:tcW w:type="dxa" w:w="2448"/>
+            <w:tcBorders>
+              <w:top w:val="single" w:color="E9ECEF" w:sz="4"/>
+              <w:left w:val="single" w:color="E9ECEF" w:sz="4"/>
+              <w:bottom w:val="single" w:color="E9ECEF" w:sz="4"/>
+              <w:right w:val="single" w:color="E9ECEF" w:sz="4"/>
+            </w:tcBorders>
+            <w:shd w:fill="1A1A2E" w:val="clear"/>
+            <w:tcMar>
+              <w:top w:type="dxa" w:w="120"/>
+              <w:left w:type="dxa" w:w="140"/>
+              <w:bottom w:type="dxa" w:w="120"/>
+              <w:right w:type="dxa" w:w="140"/>
+            </w:tcMar>
+            <w:vAlign w:val="center"/>
+          </w:tcPr>
+          <w:p>
+            <w:pPr>
+              <w:jc w:val="left"/>
+            </w:pPr>
+            <w:r>
+              <w:rPr>
+                <w:rFonts w:ascii="Open Sans" w:cs="Open Sans" w:eastAsia="Open Sans" w:hAnsi="Open Sans"/>
+                <w:b/>
+                <w:bCs/>
+                <w:color w:val="FFFFFF"/>
+                <w:sz w:val="20"/>
+                <w:szCs w:val="20"/>
+              </w:rPr>
+              <w:t xml:space="preserve">Tier</w:t>
+            </w:r>
+          </w:p>
+        </w:tc>
+        <w:tc>
+          <w:tcPr>
+            <w:tcW w:type="dxa" w:w="4752"/>
+            <w:tcBorders>
+              <w:top w:val="single" w:color="E9ECEF" w:sz="4"/>
+              <w:left w:val="single" w:color="E9ECEF" w:sz="4"/>
+              <w:bottom w:val="single" w:color="E9ECEF" w:sz="4"/>
+              <w:right w:val="single" w:color="E9ECEF" w:sz="4"/>
+            </w:tcBorders>
+            <w:shd w:fill="1A1A2E" w:val="clear"/>
+            <w:tcMar>
+              <w:top w:type="dxa" w:w="120"/>
+              <w:left w:type="dxa" w:w="140"/>
+              <w:bottom w:type="dxa" w:w="120"/>
+              <w:right w:type="dxa" w:w="140"/>
+            </w:tcMar>
+            <w:vAlign w:val="center"/>
+          </w:tcPr>
+          <w:p>
+            <w:pPr>
+              <w:jc w:val="left"/>
+            </w:pPr>
+            <w:r>
+              <w:rPr>
+                <w:rFonts w:ascii="Open Sans" w:cs="Open Sans" w:eastAsia="Open Sans" w:hAnsi="Open Sans"/>
+                <w:b/>
+                <w:bCs/>
+                <w:color w:val="FFFFFF"/>
+                <w:sz w:val="20"/>
+                <w:szCs w:val="20"/>
+              </w:rPr>
+              <w:t xml:space="preserve">What It Does</w:t>
+            </w:r>
+          </w:p>
+        </w:tc>
+        <w:tc>
+          <w:tcPr>
+            <w:tcW w:type="dxa" w:w="2160"/>
+            <w:tcBorders>
+              <w:top w:val="single" w:color="E9ECEF" w:sz="4"/>
+              <w:left w:val="single" w:color="E9ECEF" w:sz="4"/>
+              <w:bottom w:val="single" w:color="E9ECEF" w:sz="4"/>
+              <w:right w:val="single" w:color="E9ECEF" w:sz="4"/>
+            </w:tcBorders>
+            <w:shd w:fill="1A1A2E" w:val="clear"/>
+            <w:tcMar>
+              <w:top w:type="dxa" w:w="120"/>
+              <w:left w:type="dxa" w:w="140"/>
+              <w:bottom w:type="dxa" w:w="120"/>
+              <w:right w:type="dxa" w:w="140"/>
+            </w:tcMar>
+            <w:vAlign w:val="center"/>
+          </w:tcPr>
+          <w:p>
+            <w:pPr>
+              <w:jc w:val="center"/>
+            </w:pPr>
+            <w:r>
+              <w:rPr>
+                <w:rFonts w:ascii="Open Sans" w:cs="Open Sans" w:eastAsia="Open Sans" w:hAnsi="Open Sans"/>
+                <w:b/>
+                <w:bCs/>
+                <w:color w:val="FFFFFF"/>
+                <w:sz w:val="20"/>
+                <w:szCs w:val="20"/>
+              </w:rPr>
+              <w:t xml:space="preserve">Share of Work</w:t>
+            </w:r>
+          </w:p>
+        </w:tc>
+      </w:tr>
+      <w:tr>
+        <w:trPr>
+          <w:cantSplit/>
+        </w:trPr>
+        <w:tc>
+          <w:tcPr>
+            <w:tcW w:type="dxa" w:w="2448"/>
+            <w:tcBorders>
+              <w:top w:val="single" w:color="E9ECEF" w:sz="4"/>
+              <w:left w:val="single" w:color="E9ECEF" w:sz="4"/>
+              <w:bottom w:val="single" w:color="E9ECEF" w:sz="4"/>
+              <w:right w:val="single" w:color="E9ECEF" w:sz="4"/>
+            </w:tcBorders>
+            <w:shd w:fill="FFFFFF" w:val="clear"/>
+            <w:tcMar>
+              <w:top w:type="dxa" w:w="100"/>
+              <w:left w:type="dxa" w:w="140"/>
+              <w:bottom w:type="dxa" w:w="100"/>
+              <w:right w:type="dxa" w:w="140"/>
+            </w:tcMar>
+            <w:vAlign w:val="center"/>
+          </w:tcPr>
+          <w:p>
+            <w:pPr>
+              <w:jc w:val="left"/>
+            </w:pPr>
+            <w:r>
+              <w:rPr>
+                <w:rFonts w:ascii="Open Sans" w:cs="Open Sans" w:eastAsia="Open Sans" w:hAnsi="Open Sans"/>
+                <w:b/>
+                <w:bCs/>
+                <w:color w:val="59595B"/>
+                <w:sz w:val="20"/>
+                <w:szCs w:val="20"/>
+              </w:rPr>
+              <w:t xml:space="preserve">Frontier (premium)</w:t>
+            </w:r>
+          </w:p>
+        </w:tc>
+        <w:tc>
+          <w:tcPr>
+            <w:tcW w:type="dxa" w:w="4752"/>
+            <w:tcBorders>
+              <w:top w:val="single" w:color="E9ECEF" w:sz="4"/>
+              <w:left w:val="single" w:color="E9ECEF" w:sz="4"/>
+              <w:bottom w:val="single" w:color="E9ECEF" w:sz="4"/>
+              <w:right w:val="single" w:color="E9ECEF" w:sz="4"/>
+            </w:tcBorders>
+            <w:shd w:fill="FFFFFF" w:val="clear"/>
+            <w:tcMar>
+              <w:top w:type="dxa" w:w="100"/>
+              <w:left w:type="dxa" w:w="140"/>
+              <w:bottom w:type="dxa" w:w="100"/>
+              <w:right w:type="dxa" w:w="140"/>
+            </w:tcMar>
+            <w:vAlign w:val="center"/>
+          </w:tcPr>
+          <w:p>
+            <w:pPr>
+              <w:jc w:val="left"/>
+            </w:pPr>
+            <w:r>
+              <w:rPr>
+                <w:rFonts w:ascii="Open Sans" w:cs="Open Sans" w:eastAsia="Open Sans" w:hAnsi="Open Sans"/>
+                <w:b w:val="false"/>
+                <w:bCs w:val="false"/>
+                <w:color w:val="59595B"/>
+                <w:sz w:val="20"/>
+                <w:szCs w:val="20"/>
+              </w:rPr>
+              <w:t xml:space="preserve">The hardest judgment only — final brand-voice pass on a proposal, compliance-critical answers, deepest reasoning</w:t>
+            </w:r>
+          </w:p>
+        </w:tc>
+        <w:tc>
+          <w:tcPr>
+            <w:tcW w:type="dxa" w:w="2160"/>
+            <w:tcBorders>
+              <w:top w:val="single" w:color="E9ECEF" w:sz="4"/>
+              <w:left w:val="single" w:color="E9ECEF" w:sz="4"/>
+              <w:bottom w:val="single" w:color="E9ECEF" w:sz="4"/>
+              <w:right w:val="single" w:color="E9ECEF" w:sz="4"/>
+            </w:tcBorders>
+            <w:shd w:fill="FFFFFF" w:val="clear"/>
+            <w:tcMar>
+              <w:top w:type="dxa" w:w="100"/>
+              <w:left w:type="dxa" w:w="140"/>
+              <w:bottom w:type="dxa" w:w="100"/>
+              <w:right w:type="dxa" w:w="140"/>
+            </w:tcMar>
+            <w:vAlign w:val="center"/>
+          </w:tcPr>
+          <w:p>
+            <w:pPr>
+              <w:jc w:val="center"/>
+            </w:pPr>
+            <w:r>
+              <w:rPr>
+                <w:rFonts w:ascii="Open Sans" w:cs="Open Sans" w:eastAsia="Open Sans" w:hAnsi="Open Sans"/>
+                <w:b/>
+                <w:bCs/>
+                <w:color w:val="006DB6"/>
+                <w:sz w:val="20"/>
+                <w:szCs w:val="20"/>
+              </w:rPr>
+              <w:t xml:space="preserve">~5–10%</w:t>
+            </w:r>
+          </w:p>
+        </w:tc>
+      </w:tr>
+      <w:tr>
+        <w:trPr>
+          <w:cantSplit/>
+        </w:trPr>
+        <w:tc>
+          <w:tcPr>
+            <w:tcW w:type="dxa" w:w="2448"/>
+            <w:tcBorders>
+              <w:top w:val="single" w:color="E9ECEF" w:sz="4"/>
+              <w:left w:val="single" w:color="E9ECEF" w:sz="4"/>
+              <w:bottom w:val="single" w:color="E9ECEF" w:sz="4"/>
+              <w:right w:val="single" w:color="E9ECEF" w:sz="4"/>
+            </w:tcBorders>
+            <w:shd w:fill="F8F9FA" w:val="clear"/>
+            <w:tcMar>
+              <w:top w:type="dxa" w:w="100"/>
+              <w:left w:type="dxa" w:w="140"/>
+              <w:bottom w:type="dxa" w:w="100"/>
+              <w:right w:type="dxa" w:w="140"/>
+            </w:tcMar>
+            <w:vAlign w:val="center"/>
+          </w:tcPr>
+          <w:p>
+            <w:pPr>
+              <w:jc w:val="left"/>
+            </w:pPr>
+            <w:r>
+              <w:rPr>
+                <w:rFonts w:ascii="Open Sans" w:cs="Open Sans" w:eastAsia="Open Sans" w:hAnsi="Open Sans"/>
+                <w:b/>
+                <w:bCs/>
+                <w:color w:val="59595B"/>
+                <w:sz w:val="20"/>
+                <w:szCs w:val="20"/>
+              </w:rPr>
+              <w:t xml:space="preserve">Workhorse (balanced)</w:t>
+            </w:r>
+          </w:p>
+        </w:tc>
+        <w:tc>
+          <w:tcPr>
+            <w:tcW w:type="dxa" w:w="4752"/>
+            <w:tcBorders>
+              <w:top w:val="single" w:color="E9ECEF" w:sz="4"/>
+              <w:left w:val="single" w:color="E9ECEF" w:sz="4"/>
+              <w:bottom w:val="single" w:color="E9ECEF" w:sz="4"/>
+              <w:right w:val="single" w:color="E9ECEF" w:sz="4"/>
+            </w:tcBorders>
+            <w:shd w:fill="F8F9FA" w:val="clear"/>
+            <w:tcMar>
+              <w:top w:type="dxa" w:w="100"/>
+              <w:left w:type="dxa" w:w="140"/>
+              <w:bottom w:type="dxa" w:w="100"/>
+              <w:right w:type="dxa" w:w="140"/>
+            </w:tcMar>
+            <w:vAlign w:val="center"/>
+          </w:tcPr>
+          <w:p>
+            <w:pPr>
+              <w:jc w:val="left"/>
+            </w:pPr>
+            <w:r>
+              <w:rPr>
+                <w:rFonts w:ascii="Open Sans" w:cs="Open Sans" w:eastAsia="Open Sans" w:hAnsi="Open Sans"/>
+                <w:b w:val="false"/>
+                <w:bCs w:val="false"/>
+                <w:color w:val="59595B"/>
+                <w:sz w:val="20"/>
+                <w:szCs w:val="20"/>
+              </w:rPr>
+              <w:t xml:space="preserve">The bulk of drafting and reasoning — pursuit copy, outreach personalization, summarization, precedent scoring</w:t>
+            </w:r>
+          </w:p>
+        </w:tc>
+        <w:tc>
+          <w:tcPr>
+            <w:tcW w:type="dxa" w:w="2160"/>
+            <w:tcBorders>
+              <w:top w:val="single" w:color="E9ECEF" w:sz="4"/>
+              <w:left w:val="single" w:color="E9ECEF" w:sz="4"/>
+              <w:bottom w:val="single" w:color="E9ECEF" w:sz="4"/>
+              <w:right w:val="single" w:color="E9ECEF" w:sz="4"/>
+            </w:tcBorders>
+            <w:shd w:fill="F8F9FA" w:val="clear"/>
+            <w:tcMar>
+              <w:top w:type="dxa" w:w="100"/>
+              <w:left w:type="dxa" w:w="140"/>
+              <w:bottom w:type="dxa" w:w="100"/>
+              <w:right w:type="dxa" w:w="140"/>
+            </w:tcMar>
+            <w:vAlign w:val="center"/>
+          </w:tcPr>
+          <w:p>
+            <w:pPr>
+              <w:jc w:val="center"/>
+            </w:pPr>
+            <w:r>
+              <w:rPr>
+                <w:rFonts w:ascii="Open Sans" w:cs="Open Sans" w:eastAsia="Open Sans" w:hAnsi="Open Sans"/>
+                <w:b w:val="false"/>
+                <w:bCs w:val="false"/>
+                <w:color w:val="1EAAC8"/>
+                <w:sz w:val="20"/>
+                <w:szCs w:val="20"/>
+              </w:rPr>
+              <w:t xml:space="preserve">~30–40%</w:t>
+            </w:r>
+          </w:p>
+        </w:tc>
+      </w:tr>
+      <w:tr>
+        <w:trPr>
+          <w:cantSplit/>
+        </w:trPr>
+        <w:tc>
+          <w:tcPr>
+            <w:tcW w:type="dxa" w:w="2448"/>
+            <w:tcBorders>
+              <w:top w:val="single" w:color="E9ECEF" w:sz="4"/>
+              <w:left w:val="single" w:color="E9ECEF" w:sz="4"/>
+              <w:bottom w:val="single" w:color="E9ECEF" w:sz="4"/>
+              <w:right w:val="single" w:color="E9ECEF" w:sz="4"/>
+            </w:tcBorders>
+            <w:shd w:fill="FFFFFF" w:val="clear"/>
+            <w:tcMar>
+              <w:top w:type="dxa" w:w="100"/>
+              <w:left w:type="dxa" w:w="140"/>
+              <w:bottom w:type="dxa" w:w="100"/>
+              <w:right w:type="dxa" w:w="140"/>
+            </w:tcMar>
+            <w:vAlign w:val="center"/>
+          </w:tcPr>
+          <w:p>
+            <w:pPr>
+              <w:jc w:val="left"/>
+            </w:pPr>
+            <w:r>
+              <w:rPr>
+                <w:rFonts w:ascii="Open Sans" w:cs="Open Sans" w:eastAsia="Open Sans" w:hAnsi="Open Sans"/>
+                <w:b/>
+                <w:bCs/>
+                <w:color w:val="59595B"/>
+                <w:sz w:val="20"/>
+                <w:szCs w:val="20"/>
+              </w:rPr>
+              <w:t xml:space="preserve">Lightweight (low-cost)</w:t>
+            </w:r>
+          </w:p>
+        </w:tc>
+        <w:tc>
+          <w:tcPr>
+            <w:tcW w:type="dxa" w:w="4752"/>
+            <w:tcBorders>
+              <w:top w:val="single" w:color="E9ECEF" w:sz="4"/>
+              <w:left w:val="single" w:color="E9ECEF" w:sz="4"/>
+              <w:bottom w:val="single" w:color="E9ECEF" w:sz="4"/>
+              <w:right w:val="single" w:color="E9ECEF" w:sz="4"/>
+            </w:tcBorders>
+            <w:shd w:fill="FFFFFF" w:val="clear"/>
+            <w:tcMar>
+              <w:top w:type="dxa" w:w="100"/>
+              <w:left w:type="dxa" w:w="140"/>
+              <w:bottom w:type="dxa" w:w="100"/>
+              <w:right w:type="dxa" w:w="140"/>
+            </w:tcMar>
+            <w:vAlign w:val="center"/>
+          </w:tcPr>
+          <w:p>
+            <w:pPr>
+              <w:jc w:val="left"/>
+            </w:pPr>
+            <w:r>
+              <w:rPr>
+                <w:rFonts w:ascii="Open Sans" w:cs="Open Sans" w:eastAsia="Open Sans" w:hAnsi="Open Sans"/>
+                <w:b w:val="false"/>
+                <w:bCs w:val="false"/>
+                <w:color w:val="59595B"/>
+                <w:sz w:val="20"/>
+                <w:szCs w:val="20"/>
+              </w:rPr>
+              <w:t xml:space="preserve">High-volume mechanical work — classification, extraction, enriching and tagging thousands of project and parcel records</w:t>
+            </w:r>
+          </w:p>
+        </w:tc>
+        <w:tc>
+          <w:tcPr>
+            <w:tcW w:type="dxa" w:w="2160"/>
+            <w:tcBorders>
+              <w:top w:val="single" w:color="E9ECEF" w:sz="4"/>
+              <w:left w:val="single" w:color="E9ECEF" w:sz="4"/>
+              <w:bottom w:val="single" w:color="E9ECEF" w:sz="4"/>
+              <w:right w:val="single" w:color="E9ECEF" w:sz="4"/>
+            </w:tcBorders>
+            <w:shd w:fill="FFFFFF" w:val="clear"/>
+            <w:tcMar>
+              <w:top w:type="dxa" w:w="100"/>
+              <w:left w:type="dxa" w:w="140"/>
+              <w:bottom w:type="dxa" w:w="100"/>
+              <w:right w:type="dxa" w:w="140"/>
+            </w:tcMar>
+            <w:vAlign w:val="center"/>
+          </w:tcPr>
+          <w:p>
+            <w:pPr>
+              <w:jc w:val="center"/>
+            </w:pPr>
+            <w:r>
+              <w:rPr>
+                <w:rFonts w:ascii="Open Sans" w:cs="Open Sans" w:eastAsia="Open Sans" w:hAnsi="Open Sans"/>
+                <w:b w:val="false"/>
+                <w:bCs w:val="false"/>
+                <w:color w:val="59595B"/>
+                <w:sz w:val="20"/>
+                <w:szCs w:val="20"/>
+              </w:rPr>
+              <w:t xml:space="preserve">~50–60%</w:t>
+            </w:r>
+          </w:p>
+        </w:tc>
+      </w:tr>
+    </w:tbl>
+    <w:p>
+      <w:pPr>
+        <w:spacing w:after="140" w:before="80" w:line="320"/>
+        <w:jc w:val="both"/>
+      </w:pPr>
+      <w:r>
+        <w:rPr>
+          <w:rFonts w:ascii="Open Sans" w:cs="Open Sans" w:eastAsia="Open Sans" w:hAnsi="Open Sans"/>
+          <w:b w:val="false"/>
+          <w:bCs w:val="false"/>
+          <w:i w:val="false"/>
+          <w:iCs w:val="false"/>
+          <w:color w:val="59595B"/>
+          <w:sz w:val="22"/>
+          <w:szCs w:val="22"/>
+        </w:rPr>
+        <w:t xml:space="preserve">The result: Danielian pays premium-model prices only for the small slice of work that warrants them — typically a 60–80% lower run cost than routing everything to one top-tier model, with no quality loss where it counts. A single SOQ section is drafted by a low-cost model, tightened and fact-checked by a mid model, and given a final brand-and-accuracy pass by a frontier model — instead of one premium model doing all three at roughly triple the cost. This is the kind of AI engineering depth a partner brings that wiring everything to one chatbot does not.</w:t>
+      </w:r>
+    </w:p>
+    <w:p>
+      <w:pPr>
         <w:pStyle w:val="Heading1"/>
         <w:keepNext/>
-        <w:spacing w:after="120" w:before="480" w:line="240"/>
+        <w:pageBreakBefore/>
+        <w:spacing w:after="120" w:before="0" w:line="240"/>
       </w:pPr>
       <w:r>
         <w:rPr>
@@ -6516,7 +7088,7 @@
           <w:sz w:val="2"/>
           <w:szCs w:val="2"/>
         </w:rPr>
-        <w:t xml:space="preserve">07  How AI Transforms Danielian’s Engine</w:t>
+        <w:t xml:space="preserve">07  Understanding AI — A Field Guide for Danielian Associates Leadership</w:t>
       </w:r>
     </w:p>
     <w:tbl>
@@ -6580,7 +7152,2087 @@
                 <w:sz w:val="34"/>
                 <w:szCs w:val="34"/>
               </w:rPr>
-              <w:t xml:space="preserve">07  How AI Transforms Danielian’s Engine</w:t>
+              <w:t xml:space="preserve">07  Understanding AI — A Field Guide for Danielian Associates Leadership</w:t>
+            </w:r>
+          </w:p>
+        </w:tc>
+      </w:tr>
+    </w:tbl>
+    <w:p>
+      <w:pPr>
+        <w:spacing w:after="0" w:before="140"/>
+      </w:pPr>
+      <w:r>
+        <w:t xml:space="preserve"/>
+      </w:r>
+    </w:p>
+    <w:p>
+      <w:pPr>
+        <w:spacing w:after="140" w:before="0" w:line="320"/>
+        <w:jc w:val="both"/>
+      </w:pPr>
+      <w:r>
+        <w:rPr>
+          <w:rFonts w:ascii="Open Sans" w:cs="Open Sans" w:eastAsia="Open Sans" w:hAnsi="Open Sans"/>
+          <w:b w:val="false"/>
+          <w:bCs w:val="false"/>
+          <w:i w:val="false"/>
+          <w:iCs w:val="false"/>
+          <w:color w:val="59595B"/>
+          <w:sz w:val="22"/>
+          <w:szCs w:val="22"/>
+        </w:rPr>
+        <w:t xml:space="preserve">This section exists to make the rest of this strategy easy to evaluate. No jargon, no hype — just what AI is, where Danielian sits today, how to adopt it without risk, and what comparable organizations are already doing. The goal is that John, Victor, Deborah, and the leadership team can judge every recommendation that follows on its merits.</w:t>
+      </w:r>
+    </w:p>
+    <w:p>
+      <w:pPr>
+        <w:spacing w:after="0" w:before="140"/>
+      </w:pPr>
+      <w:r>
+        <w:t xml:space="preserve"/>
+      </w:r>
+    </w:p>
+    <w:p>
+      <w:pPr>
+        <w:pStyle w:val="Heading2"/>
+        <w:keepNext/>
+        <w:keepLines/>
+        <w:spacing w:after="120" w:before="280"/>
+      </w:pPr>
+      <w:r>
+        <w:rPr>
+          <w:rFonts w:ascii="Open Sans" w:cs="Open Sans" w:eastAsia="Open Sans" w:hAnsi="Open Sans"/>
+          <w:b/>
+          <w:bCs/>
+          <w:color w:val="006DB6"/>
+          <w:sz w:val="26"/>
+          <w:szCs w:val="26"/>
+        </w:rPr>
+        <w:t xml:space="preserve">What AI Actually Is — and Isn’t</w:t>
+      </w:r>
+    </w:p>
+    <w:p>
+      <w:pPr>
+        <w:spacing w:after="140" w:before="0" w:line="320"/>
+        <w:jc w:val="both"/>
+      </w:pPr>
+      <w:r>
+        <w:rPr>
+          <w:rFonts w:ascii="Open Sans" w:cs="Open Sans" w:eastAsia="Open Sans" w:hAnsi="Open Sans"/>
+          <w:b w:val="false"/>
+          <w:bCs w:val="false"/>
+          <w:i w:val="false"/>
+          <w:iCs w:val="false"/>
+          <w:color w:val="59595B"/>
+          <w:sz w:val="22"/>
+          <w:szCs w:val="22"/>
+        </w:rPr>
+        <w:t xml:space="preserve">As MIT Sloan puts it, a leader needs to know what AI can and cannot do — not how to build it. In practice, the only distinction that matters for planning is this:</w:t>
+      </w:r>
+    </w:p>
+    <w:p>
+      <w:pPr>
+        <w:pStyle w:val="ListParagraph"/>
+        <w:numPr>
+          <w:ilvl w:val="0"/>
+          <w:numId w:val="2"/>
+        </w:numPr>
+        <w:spacing w:after="80" w:before="40" w:line="300"/>
+      </w:pPr>
+      <w:r>
+        <w:rPr>
+          <w:rFonts w:ascii="Open Sans" w:cs="Open Sans" w:eastAsia="Open Sans" w:hAnsi="Open Sans"/>
+          <w:color w:val="59595B"/>
+          <w:sz w:val="22"/>
+          <w:szCs w:val="22"/>
+        </w:rPr>
+        <w:t xml:space="preserve">Automation (workflows): the AI follows a path you define — predictable and low-risk. For example, "assemble this SOQ from the booking brief, the matched past projects, and the right resumes." This is where almost all near-term value lives.</w:t>
+      </w:r>
+    </w:p>
+    <w:p>
+      <w:pPr>
+        <w:pStyle w:val="ListParagraph"/>
+        <w:numPr>
+          <w:ilvl w:val="0"/>
+          <w:numId w:val="2"/>
+        </w:numPr>
+        <w:spacing w:after="80" w:before="40" w:line="300"/>
+      </w:pPr>
+      <w:r>
+        <w:rPr>
+          <w:rFonts w:ascii="Open Sans" w:cs="Open Sans" w:eastAsia="Open Sans" w:hAnsi="Open Sans"/>
+          <w:color w:val="59595B"/>
+          <w:sz w:val="22"/>
+          <w:szCs w:val="22"/>
+        </w:rPr>
+        <w:t xml:space="preserve">Agents: the AI decides the steps itself — more flexible, and it needs human oversight. For example, "watch the named developer universe and flag the accounts worth a pursuit this quarter." This comes later, where it earns its place.</w:t>
+      </w:r>
+    </w:p>
+    <w:p>
+      <w:pPr>
+        <w:spacing w:after="140" w:before="0" w:line="320"/>
+        <w:jc w:val="both"/>
+      </w:pPr>
+      <w:r>
+        <w:rPr>
+          <w:rFonts w:ascii="Open Sans" w:cs="Open Sans" w:eastAsia="Open Sans" w:hAnsi="Open Sans"/>
+          <w:b w:val="false"/>
+          <w:bCs w:val="false"/>
+          <w:i w:val="false"/>
+          <w:iCs w:val="false"/>
+          <w:color w:val="59595B"/>
+          <w:sz w:val="22"/>
+          <w:szCs w:val="22"/>
+        </w:rPr>
+        <w:t xml:space="preserve">The operating principle (Anthropic’s guidance on building AI systems) is to use the simplest thing that works. Danielian starts with simple automations that pay off in the first quarter — proposal assembly, precedent search — and adds autonomous agents only where the value is proven, which is exactly how the roadmap in this strategy is sequenced.</w:t>
+      </w:r>
+    </w:p>
+    <w:p>
+      <w:pPr>
+        <w:spacing w:after="0" w:before="140"/>
+      </w:pPr>
+      <w:r>
+        <w:t xml:space="preserve"/>
+      </w:r>
+    </w:p>
+    <w:p>
+      <w:pPr>
+        <w:pStyle w:val="Heading2"/>
+        <w:keepNext/>
+        <w:keepLines/>
+        <w:spacing w:after="120" w:before="280"/>
+      </w:pPr>
+      <w:r>
+        <w:rPr>
+          <w:rFonts w:ascii="Open Sans" w:cs="Open Sans" w:eastAsia="Open Sans" w:hAnsi="Open Sans"/>
+          <w:b/>
+          <w:bCs/>
+          <w:color w:val="006DB6"/>
+          <w:sz w:val="26"/>
+          <w:szCs w:val="26"/>
+        </w:rPr>
+        <w:t xml:space="preserve">Where Danielian Sits Today — The AI Maturity Ladder</w:t>
+      </w:r>
+    </w:p>
+    <w:p>
+      <w:pPr>
+        <w:spacing w:after="140" w:before="0" w:line="320"/>
+        <w:jc w:val="both"/>
+      </w:pPr>
+      <w:r>
+        <w:rPr>
+          <w:rFonts w:ascii="Open Sans" w:cs="Open Sans" w:eastAsia="Open Sans" w:hAnsi="Open Sans"/>
+          <w:b w:val="false"/>
+          <w:bCs w:val="false"/>
+          <w:i w:val="false"/>
+          <w:iCs w:val="false"/>
+          <w:color w:val="59595B"/>
+          <w:sz w:val="22"/>
+          <w:szCs w:val="22"/>
+        </w:rPr>
+        <w:t xml:space="preserve">Most established, well-run firms — including Danielian — sit at the first or second rung of a widely-used five-stage AI maturity model (consistent with Gartner and Google Cloud frameworks). The leaders in any field are only one or two rungs higher, and the gap closes in months, not years.</w:t>
+      </w:r>
+    </w:p>
+    <w:p>
+      <w:pPr>
+        <w:spacing w:after="0" w:before="80"/>
+      </w:pPr>
+      <w:r>
+        <w:t xml:space="preserve"/>
+      </w:r>
+    </w:p>
+    <w:tbl>
+      <w:tblPr>
+        <w:tblW w:type="dxa" w:w="9360"/>
+        <w:tblBorders>
+          <w:top w:val="single" w:color="auto" w:sz="4"/>
+          <w:left w:val="single" w:color="auto" w:sz="4"/>
+          <w:bottom w:val="single" w:color="auto" w:sz="4"/>
+          <w:right w:val="single" w:color="auto" w:sz="4"/>
+          <w:insideH w:val="single" w:color="auto" w:sz="4"/>
+          <w:insideV w:val="single" w:color="auto" w:sz="4"/>
+        </w:tblBorders>
+      </w:tblPr>
+      <w:tblGrid>
+        <w:gridCol w:w="2139"/>
+        <w:gridCol w:w="5348"/>
+        <w:gridCol w:w="1873"/>
+      </w:tblGrid>
+      <w:tr>
+        <w:trPr>
+          <w:cantSplit/>
+          <w:tblHeader/>
+        </w:trPr>
+        <w:tc>
+          <w:tcPr>
+            <w:tcW w:type="dxa" w:w="2139"/>
+            <w:tcBorders>
+              <w:top w:val="single" w:color="E9ECEF" w:sz="4"/>
+              <w:left w:val="single" w:color="E9ECEF" w:sz="4"/>
+              <w:bottom w:val="single" w:color="E9ECEF" w:sz="4"/>
+              <w:right w:val="single" w:color="E9ECEF" w:sz="4"/>
+            </w:tcBorders>
+            <w:shd w:fill="006DB6" w:val="clear"/>
+            <w:tcMar>
+              <w:top w:type="dxa" w:w="120"/>
+              <w:left w:type="dxa" w:w="140"/>
+              <w:bottom w:type="dxa" w:w="120"/>
+              <w:right w:type="dxa" w:w="140"/>
+            </w:tcMar>
+            <w:vAlign w:val="center"/>
+          </w:tcPr>
+          <w:p>
+            <w:pPr>
+              <w:jc w:val="left"/>
+            </w:pPr>
+            <w:r>
+              <w:rPr>
+                <w:rFonts w:ascii="Open Sans" w:cs="Open Sans" w:eastAsia="Open Sans" w:hAnsi="Open Sans"/>
+                <w:b/>
+                <w:bCs/>
+                <w:color w:val="FFFFFF"/>
+                <w:sz w:val="20"/>
+                <w:szCs w:val="20"/>
+              </w:rPr>
+              <w:t xml:space="preserve">Stage</w:t>
+            </w:r>
+          </w:p>
+        </w:tc>
+        <w:tc>
+          <w:tcPr>
+            <w:tcW w:type="dxa" w:w="5348"/>
+            <w:tcBorders>
+              <w:top w:val="single" w:color="E9ECEF" w:sz="4"/>
+              <w:left w:val="single" w:color="E9ECEF" w:sz="4"/>
+              <w:bottom w:val="single" w:color="E9ECEF" w:sz="4"/>
+              <w:right w:val="single" w:color="E9ECEF" w:sz="4"/>
+            </w:tcBorders>
+            <w:shd w:fill="006DB6" w:val="clear"/>
+            <w:tcMar>
+              <w:top w:type="dxa" w:w="120"/>
+              <w:left w:type="dxa" w:w="140"/>
+              <w:bottom w:type="dxa" w:w="120"/>
+              <w:right w:type="dxa" w:w="140"/>
+            </w:tcMar>
+            <w:vAlign w:val="center"/>
+          </w:tcPr>
+          <w:p>
+            <w:pPr>
+              <w:jc w:val="left"/>
+            </w:pPr>
+            <w:r>
+              <w:rPr>
+                <w:rFonts w:ascii="Open Sans" w:cs="Open Sans" w:eastAsia="Open Sans" w:hAnsi="Open Sans"/>
+                <w:b/>
+                <w:bCs/>
+                <w:color w:val="FFFFFF"/>
+                <w:sz w:val="20"/>
+                <w:szCs w:val="20"/>
+              </w:rPr>
+              <w:t xml:space="preserve">What It Looks Like</w:t>
+            </w:r>
+          </w:p>
+        </w:tc>
+        <w:tc>
+          <w:tcPr>
+            <w:tcW w:type="dxa" w:w="1873"/>
+            <w:tcBorders>
+              <w:top w:val="single" w:color="E9ECEF" w:sz="4"/>
+              <w:left w:val="single" w:color="E9ECEF" w:sz="4"/>
+              <w:bottom w:val="single" w:color="E9ECEF" w:sz="4"/>
+              <w:right w:val="single" w:color="E9ECEF" w:sz="4"/>
+            </w:tcBorders>
+            <w:shd w:fill="006DB6" w:val="clear"/>
+            <w:tcMar>
+              <w:top w:type="dxa" w:w="120"/>
+              <w:left w:type="dxa" w:w="140"/>
+              <w:bottom w:type="dxa" w:w="120"/>
+              <w:right w:type="dxa" w:w="140"/>
+            </w:tcMar>
+            <w:vAlign w:val="center"/>
+          </w:tcPr>
+          <w:p>
+            <w:pPr>
+              <w:jc w:val="center"/>
+            </w:pPr>
+            <w:r>
+              <w:rPr>
+                <w:rFonts w:ascii="Open Sans" w:cs="Open Sans" w:eastAsia="Open Sans" w:hAnsi="Open Sans"/>
+                <w:b/>
+                <w:bCs/>
+                <w:color w:val="FFFFFF"/>
+                <w:sz w:val="20"/>
+                <w:szCs w:val="20"/>
+              </w:rPr>
+              <w:t xml:space="preserve">Danielian Today</w:t>
+            </w:r>
+          </w:p>
+        </w:tc>
+      </w:tr>
+      <w:tr>
+        <w:trPr>
+          <w:cantSplit/>
+        </w:trPr>
+        <w:tc>
+          <w:tcPr>
+            <w:tcW w:type="dxa" w:w="2139"/>
+            <w:tcBorders>
+              <w:top w:val="single" w:color="E9ECEF" w:sz="4"/>
+              <w:left w:val="single" w:color="E9ECEF" w:sz="4"/>
+              <w:bottom w:val="single" w:color="E9ECEF" w:sz="4"/>
+              <w:right w:val="single" w:color="E9ECEF" w:sz="4"/>
+            </w:tcBorders>
+            <w:shd w:fill="FFFFFF" w:val="clear"/>
+            <w:tcMar>
+              <w:top w:type="dxa" w:w="100"/>
+              <w:left w:type="dxa" w:w="140"/>
+              <w:bottom w:type="dxa" w:w="100"/>
+              <w:right w:type="dxa" w:w="140"/>
+            </w:tcMar>
+            <w:vAlign w:val="center"/>
+          </w:tcPr>
+          <w:p>
+            <w:pPr>
+              <w:jc w:val="left"/>
+            </w:pPr>
+            <w:r>
+              <w:rPr>
+                <w:rFonts w:ascii="Open Sans" w:cs="Open Sans" w:eastAsia="Open Sans" w:hAnsi="Open Sans"/>
+                <w:b w:val="false"/>
+                <w:bCs w:val="false"/>
+                <w:color w:val="59595B"/>
+                <w:sz w:val="20"/>
+                <w:szCs w:val="20"/>
+              </w:rPr>
+              <w:t xml:space="preserve">1. Foundational</w:t>
+            </w:r>
+          </w:p>
+        </w:tc>
+        <w:tc>
+          <w:tcPr>
+            <w:tcW w:type="dxa" w:w="5348"/>
+            <w:tcBorders>
+              <w:top w:val="single" w:color="E9ECEF" w:sz="4"/>
+              <w:left w:val="single" w:color="E9ECEF" w:sz="4"/>
+              <w:bottom w:val="single" w:color="E9ECEF" w:sz="4"/>
+              <w:right w:val="single" w:color="E9ECEF" w:sz="4"/>
+            </w:tcBorders>
+            <w:shd w:fill="FFFFFF" w:val="clear"/>
+            <w:tcMar>
+              <w:top w:type="dxa" w:w="100"/>
+              <w:left w:type="dxa" w:w="140"/>
+              <w:bottom w:type="dxa" w:w="100"/>
+              <w:right w:type="dxa" w:w="140"/>
+            </w:tcMar>
+            <w:vAlign w:val="center"/>
+          </w:tcPr>
+          <w:p>
+            <w:pPr>
+              <w:jc w:val="left"/>
+            </w:pPr>
+            <w:r>
+              <w:rPr>
+                <w:rFonts w:ascii="Open Sans" w:cs="Open Sans" w:eastAsia="Open Sans" w:hAnsi="Open Sans"/>
+                <w:b w:val="false"/>
+                <w:bCs w:val="false"/>
+                <w:color w:val="59595B"/>
+                <w:sz w:val="20"/>
+                <w:szCs w:val="20"/>
+              </w:rPr>
+              <w:t xml:space="preserve">Little or no AI; manual, people-dependent processes</w:t>
+            </w:r>
+          </w:p>
+        </w:tc>
+        <w:tc>
+          <w:tcPr>
+            <w:tcW w:type="dxa" w:w="1873"/>
+            <w:tcBorders>
+              <w:top w:val="single" w:color="E9ECEF" w:sz="4"/>
+              <w:left w:val="single" w:color="E9ECEF" w:sz="4"/>
+              <w:bottom w:val="single" w:color="E9ECEF" w:sz="4"/>
+              <w:right w:val="single" w:color="E9ECEF" w:sz="4"/>
+            </w:tcBorders>
+            <w:shd w:fill="FFFFFF" w:val="clear"/>
+            <w:tcMar>
+              <w:top w:type="dxa" w:w="100"/>
+              <w:left w:type="dxa" w:w="140"/>
+              <w:bottom w:type="dxa" w:w="100"/>
+              <w:right w:type="dxa" w:w="140"/>
+            </w:tcMar>
+            <w:vAlign w:val="center"/>
+          </w:tcPr>
+          <w:p>
+            <w:pPr>
+              <w:jc w:val="center"/>
+            </w:pPr>
+            <w:r>
+              <w:rPr>
+                <w:rFonts w:ascii="Open Sans" w:cs="Open Sans" w:eastAsia="Open Sans" w:hAnsi="Open Sans"/>
+                <w:b w:val="false"/>
+                <w:bCs w:val="false"/>
+                <w:color w:val="006DB6"/>
+                <w:sz w:val="20"/>
+                <w:szCs w:val="20"/>
+              </w:rPr>
+              <w:t xml:space="preserve"/>
+            </w:r>
+          </w:p>
+        </w:tc>
+      </w:tr>
+      <w:tr>
+        <w:trPr>
+          <w:cantSplit/>
+        </w:trPr>
+        <w:tc>
+          <w:tcPr>
+            <w:tcW w:type="dxa" w:w="2139"/>
+            <w:tcBorders>
+              <w:top w:val="single" w:color="E9ECEF" w:sz="4"/>
+              <w:left w:val="single" w:color="E9ECEF" w:sz="4"/>
+              <w:bottom w:val="single" w:color="E9ECEF" w:sz="4"/>
+              <w:right w:val="single" w:color="E9ECEF" w:sz="4"/>
+            </w:tcBorders>
+            <w:shd w:fill="F8F9FA" w:val="clear"/>
+            <w:tcMar>
+              <w:top w:type="dxa" w:w="100"/>
+              <w:left w:type="dxa" w:w="140"/>
+              <w:bottom w:type="dxa" w:w="100"/>
+              <w:right w:type="dxa" w:w="140"/>
+            </w:tcMar>
+            <w:vAlign w:val="center"/>
+          </w:tcPr>
+          <w:p>
+            <w:pPr>
+              <w:jc w:val="left"/>
+            </w:pPr>
+            <w:r>
+              <w:rPr>
+                <w:rFonts w:ascii="Open Sans" w:cs="Open Sans" w:eastAsia="Open Sans" w:hAnsi="Open Sans"/>
+                <w:b/>
+                <w:bCs/>
+                <w:color w:val="59595B"/>
+                <w:sz w:val="20"/>
+                <w:szCs w:val="20"/>
+              </w:rPr>
+              <w:t xml:space="preserve">2. Emerging</w:t>
+            </w:r>
+          </w:p>
+        </w:tc>
+        <w:tc>
+          <w:tcPr>
+            <w:tcW w:type="dxa" w:w="5348"/>
+            <w:tcBorders>
+              <w:top w:val="single" w:color="E9ECEF" w:sz="4"/>
+              <w:left w:val="single" w:color="E9ECEF" w:sz="4"/>
+              <w:bottom w:val="single" w:color="E9ECEF" w:sz="4"/>
+              <w:right w:val="single" w:color="E9ECEF" w:sz="4"/>
+            </w:tcBorders>
+            <w:shd w:fill="F8F9FA" w:val="clear"/>
+            <w:tcMar>
+              <w:top w:type="dxa" w:w="100"/>
+              <w:left w:type="dxa" w:w="140"/>
+              <w:bottom w:type="dxa" w:w="100"/>
+              <w:right w:type="dxa" w:w="140"/>
+            </w:tcMar>
+            <w:vAlign w:val="center"/>
+          </w:tcPr>
+          <w:p>
+            <w:pPr>
+              <w:jc w:val="left"/>
+            </w:pPr>
+            <w:r>
+              <w:rPr>
+                <w:rFonts w:ascii="Open Sans" w:cs="Open Sans" w:eastAsia="Open Sans" w:hAnsi="Open Sans"/>
+                <w:b/>
+                <w:bCs/>
+                <w:color w:val="59595B"/>
+                <w:sz w:val="20"/>
+                <w:szCs w:val="20"/>
+              </w:rPr>
+              <w:t xml:space="preserve">A named Chief Technology Manager and early tools exist, but AI is not yet woven into pursuits, the archive, or production</w:t>
+            </w:r>
+          </w:p>
+        </w:tc>
+        <w:tc>
+          <w:tcPr>
+            <w:tcW w:type="dxa" w:w="1873"/>
+            <w:tcBorders>
+              <w:top w:val="single" w:color="E9ECEF" w:sz="4"/>
+              <w:left w:val="single" w:color="E9ECEF" w:sz="4"/>
+              <w:bottom w:val="single" w:color="E9ECEF" w:sz="4"/>
+              <w:right w:val="single" w:color="E9ECEF" w:sz="4"/>
+            </w:tcBorders>
+            <w:shd w:fill="F8F9FA" w:val="clear"/>
+            <w:tcMar>
+              <w:top w:type="dxa" w:w="100"/>
+              <w:left w:type="dxa" w:w="140"/>
+              <w:bottom w:type="dxa" w:w="100"/>
+              <w:right w:type="dxa" w:w="140"/>
+            </w:tcMar>
+            <w:vAlign w:val="center"/>
+          </w:tcPr>
+          <w:p>
+            <w:pPr>
+              <w:jc w:val="center"/>
+            </w:pPr>
+            <w:r>
+              <w:rPr>
+                <w:rFonts w:ascii="Open Sans" w:cs="Open Sans" w:eastAsia="Open Sans" w:hAnsi="Open Sans"/>
+                <w:b/>
+                <w:bCs/>
+                <w:color w:val="F67D4B"/>
+                <w:sz w:val="20"/>
+                <w:szCs w:val="20"/>
+              </w:rPr>
+              <w:t xml:space="preserve">◀ You are here</w:t>
+            </w:r>
+          </w:p>
+        </w:tc>
+      </w:tr>
+      <w:tr>
+        <w:trPr>
+          <w:cantSplit/>
+        </w:trPr>
+        <w:tc>
+          <w:tcPr>
+            <w:tcW w:type="dxa" w:w="2139"/>
+            <w:tcBorders>
+              <w:top w:val="single" w:color="E9ECEF" w:sz="4"/>
+              <w:left w:val="single" w:color="E9ECEF" w:sz="4"/>
+              <w:bottom w:val="single" w:color="E9ECEF" w:sz="4"/>
+              <w:right w:val="single" w:color="E9ECEF" w:sz="4"/>
+            </w:tcBorders>
+            <w:shd w:fill="FFFFFF" w:val="clear"/>
+            <w:tcMar>
+              <w:top w:type="dxa" w:w="100"/>
+              <w:left w:type="dxa" w:w="140"/>
+              <w:bottom w:type="dxa" w:w="100"/>
+              <w:right w:type="dxa" w:w="140"/>
+            </w:tcMar>
+            <w:vAlign w:val="center"/>
+          </w:tcPr>
+          <w:p>
+            <w:pPr>
+              <w:jc w:val="left"/>
+            </w:pPr>
+            <w:r>
+              <w:rPr>
+                <w:rFonts w:ascii="Open Sans" w:cs="Open Sans" w:eastAsia="Open Sans" w:hAnsi="Open Sans"/>
+                <w:b w:val="false"/>
+                <w:bCs w:val="false"/>
+                <w:color w:val="59595B"/>
+                <w:sz w:val="20"/>
+                <w:szCs w:val="20"/>
+              </w:rPr>
+              <w:t xml:space="preserve">3. Operational</w:t>
+            </w:r>
+          </w:p>
+        </w:tc>
+        <w:tc>
+          <w:tcPr>
+            <w:tcW w:type="dxa" w:w="5348"/>
+            <w:tcBorders>
+              <w:top w:val="single" w:color="E9ECEF" w:sz="4"/>
+              <w:left w:val="single" w:color="E9ECEF" w:sz="4"/>
+              <w:bottom w:val="single" w:color="E9ECEF" w:sz="4"/>
+              <w:right w:val="single" w:color="E9ECEF" w:sz="4"/>
+            </w:tcBorders>
+            <w:shd w:fill="FFFFFF" w:val="clear"/>
+            <w:tcMar>
+              <w:top w:type="dxa" w:w="100"/>
+              <w:left w:type="dxa" w:w="140"/>
+              <w:bottom w:type="dxa" w:w="100"/>
+              <w:right w:type="dxa" w:w="140"/>
+            </w:tcMar>
+            <w:vAlign w:val="center"/>
+          </w:tcPr>
+          <w:p>
+            <w:pPr>
+              <w:jc w:val="left"/>
+            </w:pPr>
+            <w:r>
+              <w:rPr>
+                <w:rFonts w:ascii="Open Sans" w:cs="Open Sans" w:eastAsia="Open Sans" w:hAnsi="Open Sans"/>
+                <w:b w:val="false"/>
+                <w:bCs w:val="false"/>
+                <w:color w:val="59595B"/>
+                <w:sz w:val="20"/>
+                <w:szCs w:val="20"/>
+              </w:rPr>
+              <w:t xml:space="preserve">AI runs specific workflows day-to-day — proposals, precedent search, entitlement research — with measured results</w:t>
+            </w:r>
+          </w:p>
+        </w:tc>
+        <w:tc>
+          <w:tcPr>
+            <w:tcW w:type="dxa" w:w="1873"/>
+            <w:tcBorders>
+              <w:top w:val="single" w:color="E9ECEF" w:sz="4"/>
+              <w:left w:val="single" w:color="E9ECEF" w:sz="4"/>
+              <w:bottom w:val="single" w:color="E9ECEF" w:sz="4"/>
+              <w:right w:val="single" w:color="E9ECEF" w:sz="4"/>
+            </w:tcBorders>
+            <w:shd w:fill="FFFFFF" w:val="clear"/>
+            <w:tcMar>
+              <w:top w:type="dxa" w:w="100"/>
+              <w:left w:type="dxa" w:w="140"/>
+              <w:bottom w:type="dxa" w:w="100"/>
+              <w:right w:type="dxa" w:w="140"/>
+            </w:tcMar>
+            <w:vAlign w:val="center"/>
+          </w:tcPr>
+          <w:p>
+            <w:pPr>
+              <w:jc w:val="center"/>
+            </w:pPr>
+            <w:r>
+              <w:rPr>
+                <w:rFonts w:ascii="Open Sans" w:cs="Open Sans" w:eastAsia="Open Sans" w:hAnsi="Open Sans"/>
+                <w:b w:val="false"/>
+                <w:bCs w:val="false"/>
+                <w:color w:val="59595B"/>
+                <w:sz w:val="20"/>
+                <w:szCs w:val="20"/>
+              </w:rPr>
+              <w:t xml:space="preserve"/>
+            </w:r>
+          </w:p>
+        </w:tc>
+      </w:tr>
+      <w:tr>
+        <w:trPr>
+          <w:cantSplit/>
+        </w:trPr>
+        <w:tc>
+          <w:tcPr>
+            <w:tcW w:type="dxa" w:w="2139"/>
+            <w:tcBorders>
+              <w:top w:val="single" w:color="E9ECEF" w:sz="4"/>
+              <w:left w:val="single" w:color="E9ECEF" w:sz="4"/>
+              <w:bottom w:val="single" w:color="E9ECEF" w:sz="4"/>
+              <w:right w:val="single" w:color="E9ECEF" w:sz="4"/>
+            </w:tcBorders>
+            <w:shd w:fill="F8F9FA" w:val="clear"/>
+            <w:tcMar>
+              <w:top w:type="dxa" w:w="100"/>
+              <w:left w:type="dxa" w:w="140"/>
+              <w:bottom w:type="dxa" w:w="100"/>
+              <w:right w:type="dxa" w:w="140"/>
+            </w:tcMar>
+            <w:vAlign w:val="center"/>
+          </w:tcPr>
+          <w:p>
+            <w:pPr>
+              <w:jc w:val="left"/>
+            </w:pPr>
+            <w:r>
+              <w:rPr>
+                <w:rFonts w:ascii="Open Sans" w:cs="Open Sans" w:eastAsia="Open Sans" w:hAnsi="Open Sans"/>
+                <w:b w:val="false"/>
+                <w:bCs w:val="false"/>
+                <w:color w:val="59595B"/>
+                <w:sz w:val="20"/>
+                <w:szCs w:val="20"/>
+              </w:rPr>
+              <w:t xml:space="preserve">4. Scaled</w:t>
+            </w:r>
+          </w:p>
+        </w:tc>
+        <w:tc>
+          <w:tcPr>
+            <w:tcW w:type="dxa" w:w="5348"/>
+            <w:tcBorders>
+              <w:top w:val="single" w:color="E9ECEF" w:sz="4"/>
+              <w:left w:val="single" w:color="E9ECEF" w:sz="4"/>
+              <w:bottom w:val="single" w:color="E9ECEF" w:sz="4"/>
+              <w:right w:val="single" w:color="E9ECEF" w:sz="4"/>
+            </w:tcBorders>
+            <w:shd w:fill="F8F9FA" w:val="clear"/>
+            <w:tcMar>
+              <w:top w:type="dxa" w:w="100"/>
+              <w:left w:type="dxa" w:w="140"/>
+              <w:bottom w:type="dxa" w:w="100"/>
+              <w:right w:type="dxa" w:w="140"/>
+            </w:tcMar>
+            <w:vAlign w:val="center"/>
+          </w:tcPr>
+          <w:p>
+            <w:pPr>
+              <w:jc w:val="left"/>
+            </w:pPr>
+            <w:r>
+              <w:rPr>
+                <w:rFonts w:ascii="Open Sans" w:cs="Open Sans" w:eastAsia="Open Sans" w:hAnsi="Open Sans"/>
+                <w:b w:val="false"/>
+                <w:bCs w:val="false"/>
+                <w:color w:val="59595B"/>
+                <w:sz w:val="20"/>
+                <w:szCs w:val="20"/>
+              </w:rPr>
+              <w:t xml:space="preserve">AI is embedded across growth and the studio with governance and Scorecard dashboards</w:t>
+            </w:r>
+          </w:p>
+        </w:tc>
+        <w:tc>
+          <w:tcPr>
+            <w:tcW w:type="dxa" w:w="1873"/>
+            <w:tcBorders>
+              <w:top w:val="single" w:color="E9ECEF" w:sz="4"/>
+              <w:left w:val="single" w:color="E9ECEF" w:sz="4"/>
+              <w:bottom w:val="single" w:color="E9ECEF" w:sz="4"/>
+              <w:right w:val="single" w:color="E9ECEF" w:sz="4"/>
+            </w:tcBorders>
+            <w:shd w:fill="F8F9FA" w:val="clear"/>
+            <w:tcMar>
+              <w:top w:type="dxa" w:w="100"/>
+              <w:left w:type="dxa" w:w="140"/>
+              <w:bottom w:type="dxa" w:w="100"/>
+              <w:right w:type="dxa" w:w="140"/>
+            </w:tcMar>
+            <w:vAlign w:val="center"/>
+          </w:tcPr>
+          <w:p>
+            <w:pPr>
+              <w:jc w:val="center"/>
+            </w:pPr>
+            <w:r>
+              <w:rPr>
+                <w:rFonts w:ascii="Open Sans" w:cs="Open Sans" w:eastAsia="Open Sans" w:hAnsi="Open Sans"/>
+                <w:b w:val="false"/>
+                <w:bCs w:val="false"/>
+                <w:color w:val="59595B"/>
+                <w:sz w:val="20"/>
+                <w:szCs w:val="20"/>
+              </w:rPr>
+              <w:t xml:space="preserve"/>
+            </w:r>
+          </w:p>
+        </w:tc>
+      </w:tr>
+      <w:tr>
+        <w:trPr>
+          <w:cantSplit/>
+        </w:trPr>
+        <w:tc>
+          <w:tcPr>
+            <w:tcW w:type="dxa" w:w="2139"/>
+            <w:tcBorders>
+              <w:top w:val="single" w:color="E9ECEF" w:sz="4"/>
+              <w:left w:val="single" w:color="E9ECEF" w:sz="4"/>
+              <w:bottom w:val="single" w:color="E9ECEF" w:sz="4"/>
+              <w:right w:val="single" w:color="E9ECEF" w:sz="4"/>
+            </w:tcBorders>
+            <w:shd w:fill="FFFFFF" w:val="clear"/>
+            <w:tcMar>
+              <w:top w:type="dxa" w:w="100"/>
+              <w:left w:type="dxa" w:w="140"/>
+              <w:bottom w:type="dxa" w:w="100"/>
+              <w:right w:type="dxa" w:w="140"/>
+            </w:tcMar>
+            <w:vAlign w:val="center"/>
+          </w:tcPr>
+          <w:p>
+            <w:pPr>
+              <w:jc w:val="left"/>
+            </w:pPr>
+            <w:r>
+              <w:rPr>
+                <w:rFonts w:ascii="Open Sans" w:cs="Open Sans" w:eastAsia="Open Sans" w:hAnsi="Open Sans"/>
+                <w:b w:val="false"/>
+                <w:bCs w:val="false"/>
+                <w:color w:val="59595B"/>
+                <w:sz w:val="20"/>
+                <w:szCs w:val="20"/>
+              </w:rPr>
+              <w:t xml:space="preserve">5. Transformational</w:t>
+            </w:r>
+          </w:p>
+        </w:tc>
+        <w:tc>
+          <w:tcPr>
+            <w:tcW w:type="dxa" w:w="5348"/>
+            <w:tcBorders>
+              <w:top w:val="single" w:color="E9ECEF" w:sz="4"/>
+              <w:left w:val="single" w:color="E9ECEF" w:sz="4"/>
+              <w:bottom w:val="single" w:color="E9ECEF" w:sz="4"/>
+              <w:right w:val="single" w:color="E9ECEF" w:sz="4"/>
+            </w:tcBorders>
+            <w:shd w:fill="FFFFFF" w:val="clear"/>
+            <w:tcMar>
+              <w:top w:type="dxa" w:w="100"/>
+              <w:left w:type="dxa" w:w="140"/>
+              <w:bottom w:type="dxa" w:w="100"/>
+              <w:right w:type="dxa" w:w="140"/>
+            </w:tcMar>
+            <w:vAlign w:val="center"/>
+          </w:tcPr>
+          <w:p>
+            <w:pPr>
+              <w:jc w:val="left"/>
+            </w:pPr>
+            <w:r>
+              <w:rPr>
+                <w:rFonts w:ascii="Open Sans" w:cs="Open Sans" w:eastAsia="Open Sans" w:hAnsi="Open Sans"/>
+                <w:b w:val="false"/>
+                <w:bCs w:val="false"/>
+                <w:color w:val="59595B"/>
+                <w:sz w:val="20"/>
+                <w:szCs w:val="20"/>
+              </w:rPr>
+              <w:t xml:space="preserve">AI is the default way the firm pursues, designs-around, and competes</w:t>
+            </w:r>
+          </w:p>
+        </w:tc>
+        <w:tc>
+          <w:tcPr>
+            <w:tcW w:type="dxa" w:w="1873"/>
+            <w:tcBorders>
+              <w:top w:val="single" w:color="E9ECEF" w:sz="4"/>
+              <w:left w:val="single" w:color="E9ECEF" w:sz="4"/>
+              <w:bottom w:val="single" w:color="E9ECEF" w:sz="4"/>
+              <w:right w:val="single" w:color="E9ECEF" w:sz="4"/>
+            </w:tcBorders>
+            <w:shd w:fill="FFFFFF" w:val="clear"/>
+            <w:tcMar>
+              <w:top w:type="dxa" w:w="100"/>
+              <w:left w:type="dxa" w:w="140"/>
+              <w:bottom w:type="dxa" w:w="100"/>
+              <w:right w:type="dxa" w:w="140"/>
+            </w:tcMar>
+            <w:vAlign w:val="center"/>
+          </w:tcPr>
+          <w:p>
+            <w:pPr>
+              <w:jc w:val="center"/>
+            </w:pPr>
+            <w:r>
+              <w:rPr>
+                <w:rFonts w:ascii="Open Sans" w:cs="Open Sans" w:eastAsia="Open Sans" w:hAnsi="Open Sans"/>
+                <w:b w:val="false"/>
+                <w:bCs w:val="false"/>
+                <w:color w:val="59595B"/>
+                <w:sz w:val="20"/>
+                <w:szCs w:val="20"/>
+              </w:rPr>
+              <w:t xml:space="preserve"/>
+            </w:r>
+          </w:p>
+        </w:tc>
+      </w:tr>
+    </w:tbl>
+    <w:p>
+      <w:pPr>
+        <w:spacing w:after="140" w:before="80" w:line="320"/>
+        <w:jc w:val="both"/>
+      </w:pPr>
+      <w:r>
+        <w:rPr>
+          <w:rFonts w:ascii="Open Sans" w:cs="Open Sans" w:eastAsia="Open Sans" w:hAnsi="Open Sans"/>
+          <w:b w:val="false"/>
+          <w:bCs w:val="false"/>
+          <w:i w:val="false"/>
+          <w:iCs w:val="false"/>
+          <w:color w:val="59595B"/>
+          <w:sz w:val="22"/>
+          <w:szCs w:val="22"/>
+        </w:rPr>
+        <w:t xml:space="preserve">Danielian is well-positioned: a named Chief Technology Manager and an EOS operating system already put it at the Emerging stage. This strategy is the plan to reach Operational — AI working in the pursuit engine and inside the studio — within twelve months.</w:t>
+      </w:r>
+    </w:p>
+    <w:p>
+      <w:pPr>
+        <w:spacing w:after="0" w:before="140"/>
+      </w:pPr>
+      <w:r>
+        <w:t xml:space="preserve"/>
+      </w:r>
+    </w:p>
+    <w:p>
+      <w:pPr>
+        <w:pStyle w:val="Heading2"/>
+        <w:keepNext/>
+        <w:keepLines/>
+        <w:spacing w:after="120" w:before="280"/>
+      </w:pPr>
+      <w:r>
+        <w:rPr>
+          <w:rFonts w:ascii="Open Sans" w:cs="Open Sans" w:eastAsia="Open Sans" w:hAnsi="Open Sans"/>
+          <w:b/>
+          <w:bCs/>
+          <w:color w:val="006DB6"/>
+          <w:sz w:val="26"/>
+          <w:szCs w:val="26"/>
+        </w:rPr>
+        <w:t xml:space="preserve">Adopting AI Responsibly — Three Risks Every Leader Manages</w:t>
+      </w:r>
+    </w:p>
+    <w:p>
+      <w:pPr>
+        <w:spacing w:after="140" w:before="0" w:line="320"/>
+        <w:jc w:val="both"/>
+      </w:pPr>
+      <w:r>
+        <w:rPr>
+          <w:rFonts w:ascii="Open Sans" w:cs="Open Sans" w:eastAsia="Open Sans" w:hAnsi="Open Sans"/>
+          <w:b w:val="false"/>
+          <w:bCs w:val="false"/>
+          <w:i w:val="false"/>
+          <w:iCs w:val="false"/>
+          <w:color w:val="59595B"/>
+          <w:sz w:val="22"/>
+          <w:szCs w:val="22"/>
+        </w:rPr>
+        <w:t xml:space="preserve">The U.S. government’s NIST AI Risk Management Framework gives leaders a simple mental model — Govern, Map, Measure, Manage. For a design firm handling client and entitlement material, three risks matter most, and each has a concrete control:</w:t>
+      </w:r>
+    </w:p>
+    <w:p>
+      <w:pPr>
+        <w:spacing w:after="0" w:before="80"/>
+      </w:pPr>
+      <w:r>
+        <w:t xml:space="preserve"/>
+      </w:r>
+    </w:p>
+    <w:tbl>
+      <w:tblPr>
+        <w:tblW w:type="dxa" w:w="9360"/>
+        <w:tblBorders>
+          <w:top w:val="single" w:color="auto" w:sz="4"/>
+          <w:left w:val="single" w:color="auto" w:sz="4"/>
+          <w:bottom w:val="single" w:color="auto" w:sz="4"/>
+          <w:right w:val="single" w:color="auto" w:sz="4"/>
+          <w:insideH w:val="single" w:color="auto" w:sz="4"/>
+          <w:insideV w:val="single" w:color="auto" w:sz="4"/>
+        </w:tblBorders>
+      </w:tblPr>
+      <w:tblGrid>
+        <w:gridCol w:w="1959"/>
+        <w:gridCol w:w="3700"/>
+        <w:gridCol w:w="3701"/>
+      </w:tblGrid>
+      <w:tr>
+        <w:trPr>
+          <w:cantSplit/>
+          <w:tblHeader/>
+        </w:trPr>
+        <w:tc>
+          <w:tcPr>
+            <w:tcW w:type="dxa" w:w="1959"/>
+            <w:tcBorders>
+              <w:top w:val="single" w:color="E9ECEF" w:sz="4"/>
+              <w:left w:val="single" w:color="E9ECEF" w:sz="4"/>
+              <w:bottom w:val="single" w:color="E9ECEF" w:sz="4"/>
+              <w:right w:val="single" w:color="E9ECEF" w:sz="4"/>
+            </w:tcBorders>
+            <w:shd w:fill="1A1A2E" w:val="clear"/>
+            <w:tcMar>
+              <w:top w:type="dxa" w:w="120"/>
+              <w:left w:type="dxa" w:w="140"/>
+              <w:bottom w:type="dxa" w:w="120"/>
+              <w:right w:type="dxa" w:w="140"/>
+            </w:tcMar>
+            <w:vAlign w:val="center"/>
+          </w:tcPr>
+          <w:p>
+            <w:pPr>
+              <w:jc w:val="left"/>
+            </w:pPr>
+            <w:r>
+              <w:rPr>
+                <w:rFonts w:ascii="Open Sans" w:cs="Open Sans" w:eastAsia="Open Sans" w:hAnsi="Open Sans"/>
+                <w:b/>
+                <w:bCs/>
+                <w:color w:val="FFFFFF"/>
+                <w:sz w:val="20"/>
+                <w:szCs w:val="20"/>
+              </w:rPr>
+              <w:t xml:space="preserve">Risk</w:t>
+            </w:r>
+          </w:p>
+        </w:tc>
+        <w:tc>
+          <w:tcPr>
+            <w:tcW w:type="dxa" w:w="3700"/>
+            <w:tcBorders>
+              <w:top w:val="single" w:color="E9ECEF" w:sz="4"/>
+              <w:left w:val="single" w:color="E9ECEF" w:sz="4"/>
+              <w:bottom w:val="single" w:color="E9ECEF" w:sz="4"/>
+              <w:right w:val="single" w:color="E9ECEF" w:sz="4"/>
+            </w:tcBorders>
+            <w:shd w:fill="1A1A2E" w:val="clear"/>
+            <w:tcMar>
+              <w:top w:type="dxa" w:w="120"/>
+              <w:left w:type="dxa" w:w="140"/>
+              <w:bottom w:type="dxa" w:w="120"/>
+              <w:right w:type="dxa" w:w="140"/>
+            </w:tcMar>
+            <w:vAlign w:val="center"/>
+          </w:tcPr>
+          <w:p>
+            <w:pPr>
+              <w:jc w:val="left"/>
+            </w:pPr>
+            <w:r>
+              <w:rPr>
+                <w:rFonts w:ascii="Open Sans" w:cs="Open Sans" w:eastAsia="Open Sans" w:hAnsi="Open Sans"/>
+                <w:b/>
+                <w:bCs/>
+                <w:color w:val="FFFFFF"/>
+                <w:sz w:val="20"/>
+                <w:szCs w:val="20"/>
+              </w:rPr>
+              <w:t xml:space="preserve">What It Means</w:t>
+            </w:r>
+          </w:p>
+        </w:tc>
+        <w:tc>
+          <w:tcPr>
+            <w:tcW w:type="dxa" w:w="3701"/>
+            <w:tcBorders>
+              <w:top w:val="single" w:color="E9ECEF" w:sz="4"/>
+              <w:left w:val="single" w:color="E9ECEF" w:sz="4"/>
+              <w:bottom w:val="single" w:color="E9ECEF" w:sz="4"/>
+              <w:right w:val="single" w:color="E9ECEF" w:sz="4"/>
+            </w:tcBorders>
+            <w:shd w:fill="1A1A2E" w:val="clear"/>
+            <w:tcMar>
+              <w:top w:type="dxa" w:w="120"/>
+              <w:left w:type="dxa" w:w="140"/>
+              <w:bottom w:type="dxa" w:w="120"/>
+              <w:right w:type="dxa" w:w="140"/>
+            </w:tcMar>
+            <w:vAlign w:val="center"/>
+          </w:tcPr>
+          <w:p>
+            <w:pPr>
+              <w:jc w:val="left"/>
+            </w:pPr>
+            <w:r>
+              <w:rPr>
+                <w:rFonts w:ascii="Open Sans" w:cs="Open Sans" w:eastAsia="Open Sans" w:hAnsi="Open Sans"/>
+                <w:b/>
+                <w:bCs/>
+                <w:color w:val="FFFFFF"/>
+                <w:sz w:val="20"/>
+                <w:szCs w:val="20"/>
+              </w:rPr>
+              <w:t xml:space="preserve">How Technijian Controls It</w:t>
+            </w:r>
+          </w:p>
+        </w:tc>
+      </w:tr>
+      <w:tr>
+        <w:trPr>
+          <w:cantSplit/>
+        </w:trPr>
+        <w:tc>
+          <w:tcPr>
+            <w:tcW w:type="dxa" w:w="1959"/>
+            <w:tcBorders>
+              <w:top w:val="single" w:color="E9ECEF" w:sz="4"/>
+              <w:left w:val="single" w:color="E9ECEF" w:sz="4"/>
+              <w:bottom w:val="single" w:color="E9ECEF" w:sz="4"/>
+              <w:right w:val="single" w:color="E9ECEF" w:sz="4"/>
+            </w:tcBorders>
+            <w:shd w:fill="FFFFFF" w:val="clear"/>
+            <w:tcMar>
+              <w:top w:type="dxa" w:w="100"/>
+              <w:left w:type="dxa" w:w="140"/>
+              <w:bottom w:type="dxa" w:w="100"/>
+              <w:right w:type="dxa" w:w="140"/>
+            </w:tcMar>
+            <w:vAlign w:val="center"/>
+          </w:tcPr>
+          <w:p>
+            <w:pPr>
+              <w:jc w:val="left"/>
+            </w:pPr>
+            <w:r>
+              <w:rPr>
+                <w:rFonts w:ascii="Open Sans" w:cs="Open Sans" w:eastAsia="Open Sans" w:hAnsi="Open Sans"/>
+                <w:b w:val="false"/>
+                <w:bCs w:val="false"/>
+                <w:color w:val="59595B"/>
+                <w:sz w:val="20"/>
+                <w:szCs w:val="20"/>
+              </w:rPr>
+              <w:t xml:space="preserve">Hallucination</w:t>
+            </w:r>
+          </w:p>
+        </w:tc>
+        <w:tc>
+          <w:tcPr>
+            <w:tcW w:type="dxa" w:w="3700"/>
+            <w:tcBorders>
+              <w:top w:val="single" w:color="E9ECEF" w:sz="4"/>
+              <w:left w:val="single" w:color="E9ECEF" w:sz="4"/>
+              <w:bottom w:val="single" w:color="E9ECEF" w:sz="4"/>
+              <w:right w:val="single" w:color="E9ECEF" w:sz="4"/>
+            </w:tcBorders>
+            <w:shd w:fill="FFFFFF" w:val="clear"/>
+            <w:tcMar>
+              <w:top w:type="dxa" w:w="100"/>
+              <w:left w:type="dxa" w:w="140"/>
+              <w:bottom w:type="dxa" w:w="100"/>
+              <w:right w:type="dxa" w:w="140"/>
+            </w:tcMar>
+            <w:vAlign w:val="center"/>
+          </w:tcPr>
+          <w:p>
+            <w:pPr>
+              <w:jc w:val="left"/>
+            </w:pPr>
+            <w:r>
+              <w:rPr>
+                <w:rFonts w:ascii="Open Sans" w:cs="Open Sans" w:eastAsia="Open Sans" w:hAnsi="Open Sans"/>
+                <w:b w:val="false"/>
+                <w:bCs w:val="false"/>
+                <w:color w:val="59595B"/>
+                <w:sz w:val="20"/>
+                <w:szCs w:val="20"/>
+              </w:rPr>
+              <w:t xml:space="preserve">AI can state a confident, wrong answer</w:t>
+            </w:r>
+          </w:p>
+        </w:tc>
+        <w:tc>
+          <w:tcPr>
+            <w:tcW w:type="dxa" w:w="3701"/>
+            <w:tcBorders>
+              <w:top w:val="single" w:color="E9ECEF" w:sz="4"/>
+              <w:left w:val="single" w:color="E9ECEF" w:sz="4"/>
+              <w:bottom w:val="single" w:color="E9ECEF" w:sz="4"/>
+              <w:right w:val="single" w:color="E9ECEF" w:sz="4"/>
+            </w:tcBorders>
+            <w:shd w:fill="FFFFFF" w:val="clear"/>
+            <w:tcMar>
+              <w:top w:type="dxa" w:w="100"/>
+              <w:left w:type="dxa" w:w="140"/>
+              <w:bottom w:type="dxa" w:w="100"/>
+              <w:right w:type="dxa" w:w="140"/>
+            </w:tcMar>
+            <w:vAlign w:val="center"/>
+          </w:tcPr>
+          <w:p>
+            <w:pPr>
+              <w:jc w:val="left"/>
+            </w:pPr>
+            <w:r>
+              <w:rPr>
+                <w:rFonts w:ascii="Open Sans" w:cs="Open Sans" w:eastAsia="Open Sans" w:hAnsi="Open Sans"/>
+                <w:b w:val="false"/>
+                <w:bCs w:val="false"/>
+                <w:color w:val="59595B"/>
+                <w:sz w:val="20"/>
+                <w:szCs w:val="20"/>
+              </w:rPr>
+              <w:t xml:space="preserve">Human-in-the-loop review on anything client-facing or compliance-bound — AI drafts, a licensed professional approves; no AI output is ever stamped</w:t>
+            </w:r>
+          </w:p>
+        </w:tc>
+      </w:tr>
+      <w:tr>
+        <w:trPr>
+          <w:cantSplit/>
+        </w:trPr>
+        <w:tc>
+          <w:tcPr>
+            <w:tcW w:type="dxa" w:w="1959"/>
+            <w:tcBorders>
+              <w:top w:val="single" w:color="E9ECEF" w:sz="4"/>
+              <w:left w:val="single" w:color="E9ECEF" w:sz="4"/>
+              <w:bottom w:val="single" w:color="E9ECEF" w:sz="4"/>
+              <w:right w:val="single" w:color="E9ECEF" w:sz="4"/>
+            </w:tcBorders>
+            <w:shd w:fill="F8F9FA" w:val="clear"/>
+            <w:tcMar>
+              <w:top w:type="dxa" w:w="100"/>
+              <w:left w:type="dxa" w:w="140"/>
+              <w:bottom w:type="dxa" w:w="100"/>
+              <w:right w:type="dxa" w:w="140"/>
+            </w:tcMar>
+            <w:vAlign w:val="center"/>
+          </w:tcPr>
+          <w:p>
+            <w:pPr>
+              <w:jc w:val="left"/>
+            </w:pPr>
+            <w:r>
+              <w:rPr>
+                <w:rFonts w:ascii="Open Sans" w:cs="Open Sans" w:eastAsia="Open Sans" w:hAnsi="Open Sans"/>
+                <w:b w:val="false"/>
+                <w:bCs w:val="false"/>
+                <w:color w:val="59595B"/>
+                <w:sz w:val="20"/>
+                <w:szCs w:val="20"/>
+              </w:rPr>
+              <w:t xml:space="preserve">Data leakage</w:t>
+            </w:r>
+          </w:p>
+        </w:tc>
+        <w:tc>
+          <w:tcPr>
+            <w:tcW w:type="dxa" w:w="3700"/>
+            <w:tcBorders>
+              <w:top w:val="single" w:color="E9ECEF" w:sz="4"/>
+              <w:left w:val="single" w:color="E9ECEF" w:sz="4"/>
+              <w:bottom w:val="single" w:color="E9ECEF" w:sz="4"/>
+              <w:right w:val="single" w:color="E9ECEF" w:sz="4"/>
+            </w:tcBorders>
+            <w:shd w:fill="F8F9FA" w:val="clear"/>
+            <w:tcMar>
+              <w:top w:type="dxa" w:w="100"/>
+              <w:left w:type="dxa" w:w="140"/>
+              <w:bottom w:type="dxa" w:w="100"/>
+              <w:right w:type="dxa" w:w="140"/>
+            </w:tcMar>
+            <w:vAlign w:val="center"/>
+          </w:tcPr>
+          <w:p>
+            <w:pPr>
+              <w:jc w:val="left"/>
+            </w:pPr>
+            <w:r>
+              <w:rPr>
+                <w:rFonts w:ascii="Open Sans" w:cs="Open Sans" w:eastAsia="Open Sans" w:hAnsi="Open Sans"/>
+                <w:b w:val="false"/>
+                <w:bCs w:val="false"/>
+                <w:color w:val="59595B"/>
+                <w:sz w:val="20"/>
+                <w:szCs w:val="20"/>
+              </w:rPr>
+              <w:t xml:space="preserve">Sensitive material pasted into public tools can escape</w:t>
+            </w:r>
+          </w:p>
+        </w:tc>
+        <w:tc>
+          <w:tcPr>
+            <w:tcW w:type="dxa" w:w="3701"/>
+            <w:tcBorders>
+              <w:top w:val="single" w:color="E9ECEF" w:sz="4"/>
+              <w:left w:val="single" w:color="E9ECEF" w:sz="4"/>
+              <w:bottom w:val="single" w:color="E9ECEF" w:sz="4"/>
+              <w:right w:val="single" w:color="E9ECEF" w:sz="4"/>
+            </w:tcBorders>
+            <w:shd w:fill="F8F9FA" w:val="clear"/>
+            <w:tcMar>
+              <w:top w:type="dxa" w:w="100"/>
+              <w:left w:type="dxa" w:w="140"/>
+              <w:bottom w:type="dxa" w:w="100"/>
+              <w:right w:type="dxa" w:w="140"/>
+            </w:tcMar>
+            <w:vAlign w:val="center"/>
+          </w:tcPr>
+          <w:p>
+            <w:pPr>
+              <w:jc w:val="left"/>
+            </w:pPr>
+            <w:r>
+              <w:rPr>
+                <w:rFonts w:ascii="Open Sans" w:cs="Open Sans" w:eastAsia="Open Sans" w:hAnsi="Open Sans"/>
+                <w:b w:val="false"/>
+                <w:bCs w:val="false"/>
+                <w:color w:val="59595B"/>
+                <w:sz w:val="20"/>
+                <w:szCs w:val="20"/>
+              </w:rPr>
+              <w:t xml:space="preserve">Private, governed AI deployments — client briefs, entitlement filings, and the project archive never touch a public model</w:t>
+            </w:r>
+          </w:p>
+        </w:tc>
+      </w:tr>
+      <w:tr>
+        <w:trPr>
+          <w:cantSplit/>
+        </w:trPr>
+        <w:tc>
+          <w:tcPr>
+            <w:tcW w:type="dxa" w:w="1959"/>
+            <w:tcBorders>
+              <w:top w:val="single" w:color="E9ECEF" w:sz="4"/>
+              <w:left w:val="single" w:color="E9ECEF" w:sz="4"/>
+              <w:bottom w:val="single" w:color="E9ECEF" w:sz="4"/>
+              <w:right w:val="single" w:color="E9ECEF" w:sz="4"/>
+            </w:tcBorders>
+            <w:shd w:fill="FFFFFF" w:val="clear"/>
+            <w:tcMar>
+              <w:top w:type="dxa" w:w="100"/>
+              <w:left w:type="dxa" w:w="140"/>
+              <w:bottom w:type="dxa" w:w="100"/>
+              <w:right w:type="dxa" w:w="140"/>
+            </w:tcMar>
+            <w:vAlign w:val="center"/>
+          </w:tcPr>
+          <w:p>
+            <w:pPr>
+              <w:jc w:val="left"/>
+            </w:pPr>
+            <w:r>
+              <w:rPr>
+                <w:rFonts w:ascii="Open Sans" w:cs="Open Sans" w:eastAsia="Open Sans" w:hAnsi="Open Sans"/>
+                <w:b w:val="false"/>
+                <w:bCs w:val="false"/>
+                <w:color w:val="59595B"/>
+                <w:sz w:val="20"/>
+                <w:szCs w:val="20"/>
+              </w:rPr>
+              <w:t xml:space="preserve">Compliance &amp; accountability</w:t>
+            </w:r>
+          </w:p>
+        </w:tc>
+        <w:tc>
+          <w:tcPr>
+            <w:tcW w:type="dxa" w:w="3700"/>
+            <w:tcBorders>
+              <w:top w:val="single" w:color="E9ECEF" w:sz="4"/>
+              <w:left w:val="single" w:color="E9ECEF" w:sz="4"/>
+              <w:bottom w:val="single" w:color="E9ECEF" w:sz="4"/>
+              <w:right w:val="single" w:color="E9ECEF" w:sz="4"/>
+            </w:tcBorders>
+            <w:shd w:fill="FFFFFF" w:val="clear"/>
+            <w:tcMar>
+              <w:top w:type="dxa" w:w="100"/>
+              <w:left w:type="dxa" w:w="140"/>
+              <w:bottom w:type="dxa" w:w="100"/>
+              <w:right w:type="dxa" w:w="140"/>
+            </w:tcMar>
+            <w:vAlign w:val="center"/>
+          </w:tcPr>
+          <w:p>
+            <w:pPr>
+              <w:jc w:val="left"/>
+            </w:pPr>
+            <w:r>
+              <w:rPr>
+                <w:rFonts w:ascii="Open Sans" w:cs="Open Sans" w:eastAsia="Open Sans" w:hAnsi="Open Sans"/>
+                <w:b w:val="false"/>
+                <w:bCs w:val="false"/>
+                <w:color w:val="59595B"/>
+                <w:sz w:val="20"/>
+                <w:szCs w:val="20"/>
+              </w:rPr>
+              <w:t xml:space="preserve">Untracked AI tools create audit and governance gaps</w:t>
+            </w:r>
+          </w:p>
+        </w:tc>
+        <w:tc>
+          <w:tcPr>
+            <w:tcW w:type="dxa" w:w="3701"/>
+            <w:tcBorders>
+              <w:top w:val="single" w:color="E9ECEF" w:sz="4"/>
+              <w:left w:val="single" w:color="E9ECEF" w:sz="4"/>
+              <w:bottom w:val="single" w:color="E9ECEF" w:sz="4"/>
+              <w:right w:val="single" w:color="E9ECEF" w:sz="4"/>
+            </w:tcBorders>
+            <w:shd w:fill="FFFFFF" w:val="clear"/>
+            <w:tcMar>
+              <w:top w:type="dxa" w:w="100"/>
+              <w:left w:type="dxa" w:w="140"/>
+              <w:bottom w:type="dxa" w:w="100"/>
+              <w:right w:type="dxa" w:w="140"/>
+            </w:tcMar>
+            <w:vAlign w:val="center"/>
+          </w:tcPr>
+          <w:p>
+            <w:pPr>
+              <w:jc w:val="left"/>
+            </w:pPr>
+            <w:r>
+              <w:rPr>
+                <w:rFonts w:ascii="Open Sans" w:cs="Open Sans" w:eastAsia="Open Sans" w:hAnsi="Open Sans"/>
+                <w:b w:val="false"/>
+                <w:bCs w:val="false"/>
+                <w:color w:val="59595B"/>
+                <w:sz w:val="20"/>
+                <w:szCs w:val="20"/>
+              </w:rPr>
+              <w:t xml:space="preserve">Every AI tool inventoried with owner, vendor, and data source — set as an EOS Scorecard item, led by a CISSP-certified team</w:t>
+            </w:r>
+          </w:p>
+        </w:tc>
+      </w:tr>
+    </w:tbl>
+    <w:p>
+      <w:pPr>
+        <w:spacing w:after="0" w:before="140"/>
+      </w:pPr>
+      <w:r>
+        <w:t xml:space="preserve"/>
+      </w:r>
+    </w:p>
+    <w:p>
+      <w:pPr>
+        <w:pStyle w:val="Heading2"/>
+        <w:keepNext/>
+        <w:keepLines/>
+        <w:spacing w:after="120" w:before="280"/>
+      </w:pPr>
+      <w:r>
+        <w:rPr>
+          <w:rFonts w:ascii="Open Sans" w:cs="Open Sans" w:eastAsia="Open Sans" w:hAnsi="Open Sans"/>
+          <w:b/>
+          <w:bCs/>
+          <w:color w:val="006DB6"/>
+          <w:sz w:val="26"/>
+          <w:szCs w:val="26"/>
+        </w:rPr>
+        <w:t xml:space="preserve">What Comparable Organizations Are Already Doing</w:t>
+      </w:r>
+    </w:p>
+    <w:p>
+      <w:pPr>
+        <w:pStyle w:val="ListParagraph"/>
+        <w:numPr>
+          <w:ilvl w:val="0"/>
+          <w:numId w:val="2"/>
+        </w:numPr>
+        <w:spacing w:after="80" w:before="40" w:line="300"/>
+      </w:pPr>
+      <w:r>
+        <w:rPr>
+          <w:rFonts w:ascii="Open Sans" w:cs="Open Sans" w:eastAsia="Open Sans" w:hAnsi="Open Sans"/>
+          <w:color w:val="59595B"/>
+          <w:sz w:val="22"/>
+          <w:szCs w:val="22"/>
+        </w:rPr>
+        <w:t xml:space="preserve">Design and engineering firms: document-heavy practices are turning multi-day proposal, SOQ, and qualification assembly into a minutes-long, reviewable draft — responding to more pursuits with the same team.</w:t>
+      </w:r>
+    </w:p>
+    <w:p>
+      <w:pPr>
+        <w:pStyle w:val="ListParagraph"/>
+        <w:numPr>
+          <w:ilvl w:val="0"/>
+          <w:numId w:val="2"/>
+        </w:numPr>
+        <w:spacing w:after="80" w:before="40" w:line="300"/>
+      </w:pPr>
+      <w:r>
+        <w:rPr>
+          <w:rFonts w:ascii="Open Sans" w:cs="Open Sans" w:eastAsia="Open Sans" w:hAnsi="Open Sans"/>
+          <w:color w:val="59595B"/>
+          <w:sz w:val="22"/>
+          <w:szCs w:val="22"/>
+        </w:rPr>
+        <w:t xml:space="preserve">Professional-services studios: firms with decades of project history are making that archive searchable in plain language, so the right precedent surfaces on demand instead of living in a retiring principal’s memory.</w:t>
+      </w:r>
+    </w:p>
+    <w:p>
+      <w:pPr>
+        <w:pStyle w:val="ListParagraph"/>
+        <w:numPr>
+          <w:ilvl w:val="0"/>
+          <w:numId w:val="2"/>
+        </w:numPr>
+        <w:spacing w:after="80" w:before="40" w:line="300"/>
+      </w:pPr>
+      <w:r>
+        <w:rPr>
+          <w:rFonts w:ascii="Open Sans" w:cs="Open Sans" w:eastAsia="Open Sans" w:hAnsi="Open Sans"/>
+          <w:color w:val="59595B"/>
+          <w:sz w:val="22"/>
+          <w:szCs w:val="22"/>
+        </w:rPr>
+        <w:t xml:space="preserve">Regulated, relationship-led B2B: account-based firms are using signal monitoring to know when a named buyer is in-market — capturing pursuit timing competitors never see.</w:t>
+      </w:r>
+    </w:p>
+    <w:p>
+      <w:pPr>
+        <w:spacing w:after="140" w:before="40" w:line="320"/>
+        <w:jc w:val="both"/>
+      </w:pPr>
+      <w:r>
+        <w:rPr>
+          <w:rFonts w:ascii="Open Sans" w:cs="Open Sans" w:eastAsia="Open Sans" w:hAnsi="Open Sans"/>
+          <w:b w:val="false"/>
+          <w:bCs w:val="false"/>
+          <w:i/>
+          <w:iCs/>
+          <w:color w:val="59595B"/>
+          <w:sz w:val="19"/>
+          <w:szCs w:val="19"/>
+        </w:rPr>
+        <w:t xml:space="preserve">These are representative directions of travel across comparable industries, not guarantees; Danielian’s own numbers would be confirmed in discovery. Technijian’s specific, measured results from prior builds appear in Section 06 (Capability Proof).</w:t>
+      </w:r>
+    </w:p>
+    <w:p>
+      <w:pPr>
+        <w:spacing w:after="0" w:before="140"/>
+      </w:pPr>
+      <w:r>
+        <w:t xml:space="preserve"/>
+      </w:r>
+    </w:p>
+    <w:p>
+      <w:pPr>
+        <w:pStyle w:val="Heading2"/>
+        <w:keepNext/>
+        <w:keepLines/>
+        <w:spacing w:after="120" w:before="280"/>
+      </w:pPr>
+      <w:r>
+        <w:rPr>
+          <w:rFonts w:ascii="Open Sans" w:cs="Open Sans" w:eastAsia="Open Sans" w:hAnsi="Open Sans"/>
+          <w:b/>
+          <w:bCs/>
+          <w:color w:val="006DB6"/>
+          <w:sz w:val="26"/>
+          <w:szCs w:val="26"/>
+        </w:rPr>
+        <w:t xml:space="preserve">A Day in the Life — A Danielian Pursuit Lead</w:t>
+      </w:r>
+    </w:p>
+    <w:tbl>
+      <w:tblPr>
+        <w:tblW w:type="dxa" w:w="9360"/>
+        <w:tblBorders>
+          <w:top w:val="single" w:color="auto" w:sz="4"/>
+          <w:left w:val="single" w:color="auto" w:sz="4"/>
+          <w:bottom w:val="single" w:color="auto" w:sz="4"/>
+          <w:right w:val="single" w:color="auto" w:sz="4"/>
+          <w:insideH w:val="single" w:color="auto" w:sz="4"/>
+          <w:insideV w:val="single" w:color="auto" w:sz="4"/>
+        </w:tblBorders>
+      </w:tblPr>
+      <w:tblGrid>
+        <w:gridCol w:w="80"/>
+        <w:gridCol w:w="9280"/>
+      </w:tblGrid>
+      <w:tr>
+        <w:trPr>
+          <w:cantSplit/>
+        </w:trPr>
+        <w:tc>
+          <w:tcPr>
+            <w:tcW w:type="dxa" w:w="80"/>
+            <w:tcBorders>
+              <w:top w:val="none" w:color="FFFFFF" w:sz="0"/>
+              <w:left w:val="none" w:color="FFFFFF" w:sz="0"/>
+              <w:bottom w:val="none" w:color="FFFFFF" w:sz="0"/>
+              <w:right w:val="none" w:color="FFFFFF" w:sz="0"/>
+            </w:tcBorders>
+            <w:shd w:fill="006DB6" w:val="clear"/>
+          </w:tcPr>
+          <w:p>
+            <w:r>
+              <w:t xml:space="preserve"/>
+            </w:r>
+          </w:p>
+        </w:tc>
+        <w:tc>
+          <w:tcPr>
+            <w:tcW w:type="dxa" w:w="9280"/>
+            <w:tcBorders>
+              <w:top w:val="none" w:color="FFFFFF" w:sz="0"/>
+              <w:left w:val="none" w:color="FFFFFF" w:sz="0"/>
+              <w:bottom w:val="none" w:color="FFFFFF" w:sz="0"/>
+              <w:right w:val="none" w:color="FFFFFF" w:sz="0"/>
+            </w:tcBorders>
+            <w:shd w:fill="F8F9FA" w:val="clear"/>
+            <w:tcMar>
+              <w:top w:type="dxa" w:w="160"/>
+              <w:left w:type="dxa" w:w="240"/>
+              <w:bottom w:type="dxa" w:w="160"/>
+              <w:right w:type="dxa" w:w="200"/>
+            </w:tcMar>
+          </w:tcPr>
+          <w:p>
+            <w:pPr>
+              <w:keepNext/>
+              <w:keepLines/>
+              <w:spacing w:after="80" w:before="80"/>
+            </w:pPr>
+            <w:r>
+              <w:rPr>
+                <w:rFonts w:ascii="Open Sans" w:cs="Open Sans" w:eastAsia="Open Sans" w:hAnsi="Open Sans"/>
+                <w:b/>
+                <w:bCs/>
+                <w:color w:val="006DB6"/>
+                <w:sz w:val="22"/>
+                <w:szCs w:val="22"/>
+              </w:rPr>
+              <w:t xml:space="preserve">Before vs. After AI</w:t>
+            </w:r>
+          </w:p>
+          <w:p>
+            <w:pPr>
+              <w:keepNext/>
+              <w:keepLines/>
+              <w:spacing w:after="60" w:before="40" w:line="300"/>
+            </w:pPr>
+            <w:r>
+              <w:rPr>
+                <w:rFonts w:ascii="Open Sans" w:cs="Open Sans" w:eastAsia="Open Sans" w:hAnsi="Open Sans"/>
+                <w:color w:val="59595B"/>
+                <w:sz w:val="20"/>
+                <w:szCs w:val="20"/>
+              </w:rPr>
+              <w:t xml:space="preserve">TODAY: A pursuit lead learns an RFQ is due, hunts through folders and senior PMs’ memories for the right past projects, re-keys resumes and references, rebuilds project sheets by hand, and assembles the qualifications package over several days — pulling licensed architects off design to help.</w:t>
+            </w:r>
+          </w:p>
+          <w:p>
+            <w:pPr>
+              <w:keepNext w:val="false"/>
+              <w:keepLines/>
+              <w:spacing w:after="60" w:before="40" w:line="300"/>
+            </w:pPr>
+            <w:r>
+              <w:rPr>
+                <w:rFonts w:ascii="Open Sans" w:cs="Open Sans" w:eastAsia="Open Sans" w:hAnsi="Open Sans"/>
+                <w:color w:val="59595B"/>
+                <w:sz w:val="20"/>
+                <w:szCs w:val="20"/>
+              </w:rPr>
+              <w:t xml:space="preserve">WITH AI: The pursuit brief drops into the system; an AI assistant proposes precedent-matched projects from the 6,353-project archive, drafts the SOQ sections and tailored resumes, and returns an assembled package in hours; the pursuit lead and principal review, sharpen, and approve. The studio’s knowledge is captured in a system, so the same standard holds across Orange County, Los Angeles, and Nashville and survives a principal’s retirement.</w:t>
+            </w:r>
+          </w:p>
+        </w:tc>
+      </w:tr>
+    </w:tbl>
+    <w:p>
+      <w:pPr>
+        <w:spacing w:after="0" w:before="140"/>
+      </w:pPr>
+      <w:r>
+        <w:t xml:space="preserve"/>
+      </w:r>
+    </w:p>
+    <w:p>
+      <w:pPr>
+        <w:pStyle w:val="Heading2"/>
+        <w:keepNext/>
+        <w:keepLines/>
+        <w:spacing w:after="120" w:before="280"/>
+      </w:pPr>
+      <w:r>
+        <w:rPr>
+          <w:rFonts w:ascii="Open Sans" w:cs="Open Sans" w:eastAsia="Open Sans" w:hAnsi="Open Sans"/>
+          <w:b/>
+          <w:bCs/>
+          <w:color w:val="006DB6"/>
+          <w:sz w:val="26"/>
+          <w:szCs w:val="26"/>
+        </w:rPr>
+        <w:t xml:space="preserve">Why a Partner — vs. Hiring or Doing It Yourself</w:t>
+      </w:r>
+    </w:p>
+    <w:tbl>
+      <w:tblPr>
+        <w:tblW w:type="dxa" w:w="9360"/>
+        <w:tblBorders>
+          <w:top w:val="single" w:color="auto" w:sz="4"/>
+          <w:left w:val="single" w:color="auto" w:sz="4"/>
+          <w:bottom w:val="single" w:color="auto" w:sz="4"/>
+          <w:right w:val="single" w:color="auto" w:sz="4"/>
+          <w:insideH w:val="single" w:color="auto" w:sz="4"/>
+          <w:insideV w:val="single" w:color="auto" w:sz="4"/>
+        </w:tblBorders>
+      </w:tblPr>
+      <w:tblGrid>
+        <w:gridCol w:w="2269"/>
+        <w:gridCol w:w="7091"/>
+      </w:tblGrid>
+      <w:tr>
+        <w:trPr>
+          <w:cantSplit/>
+          <w:tblHeader/>
+        </w:trPr>
+        <w:tc>
+          <w:tcPr>
+            <w:tcW w:type="dxa" w:w="2269"/>
+            <w:tcBorders>
+              <w:top w:val="single" w:color="E9ECEF" w:sz="4"/>
+              <w:left w:val="single" w:color="E9ECEF" w:sz="4"/>
+              <w:bottom w:val="single" w:color="E9ECEF" w:sz="4"/>
+              <w:right w:val="single" w:color="E9ECEF" w:sz="4"/>
+            </w:tcBorders>
+            <w:shd w:fill="006DB6" w:val="clear"/>
+            <w:tcMar>
+              <w:top w:type="dxa" w:w="120"/>
+              <w:left w:type="dxa" w:w="140"/>
+              <w:bottom w:type="dxa" w:w="120"/>
+              <w:right w:type="dxa" w:w="140"/>
+            </w:tcMar>
+            <w:vAlign w:val="center"/>
+          </w:tcPr>
+          <w:p>
+            <w:pPr>
+              <w:jc w:val="left"/>
+            </w:pPr>
+            <w:r>
+              <w:rPr>
+                <w:rFonts w:ascii="Open Sans" w:cs="Open Sans" w:eastAsia="Open Sans" w:hAnsi="Open Sans"/>
+                <w:b/>
+                <w:bCs/>
+                <w:color w:val="FFFFFF"/>
+                <w:sz w:val="20"/>
+                <w:szCs w:val="20"/>
+              </w:rPr>
+              <w:t xml:space="preserve">Path</w:t>
+            </w:r>
+          </w:p>
+        </w:tc>
+        <w:tc>
+          <w:tcPr>
+            <w:tcW w:type="dxa" w:w="7091"/>
+            <w:tcBorders>
+              <w:top w:val="single" w:color="E9ECEF" w:sz="4"/>
+              <w:left w:val="single" w:color="E9ECEF" w:sz="4"/>
+              <w:bottom w:val="single" w:color="E9ECEF" w:sz="4"/>
+              <w:right w:val="single" w:color="E9ECEF" w:sz="4"/>
+            </w:tcBorders>
+            <w:shd w:fill="006DB6" w:val="clear"/>
+            <w:tcMar>
+              <w:top w:type="dxa" w:w="120"/>
+              <w:left w:type="dxa" w:w="140"/>
+              <w:bottom w:type="dxa" w:w="120"/>
+              <w:right w:type="dxa" w:w="140"/>
+            </w:tcMar>
+            <w:vAlign w:val="center"/>
+          </w:tcPr>
+          <w:p>
+            <w:pPr>
+              <w:jc w:val="left"/>
+            </w:pPr>
+            <w:r>
+              <w:rPr>
+                <w:rFonts w:ascii="Open Sans" w:cs="Open Sans" w:eastAsia="Open Sans" w:hAnsi="Open Sans"/>
+                <w:b/>
+                <w:bCs/>
+                <w:color w:val="FFFFFF"/>
+                <w:sz w:val="20"/>
+                <w:szCs w:val="20"/>
+              </w:rPr>
+              <w:t xml:space="preserve">Reality</w:t>
+            </w:r>
+          </w:p>
+        </w:tc>
+      </w:tr>
+      <w:tr>
+        <w:trPr>
+          <w:cantSplit/>
+        </w:trPr>
+        <w:tc>
+          <w:tcPr>
+            <w:tcW w:type="dxa" w:w="2269"/>
+            <w:tcBorders>
+              <w:top w:val="single" w:color="E9ECEF" w:sz="4"/>
+              <w:left w:val="single" w:color="E9ECEF" w:sz="4"/>
+              <w:bottom w:val="single" w:color="E9ECEF" w:sz="4"/>
+              <w:right w:val="single" w:color="E9ECEF" w:sz="4"/>
+            </w:tcBorders>
+            <w:shd w:fill="FFFFFF" w:val="clear"/>
+            <w:tcMar>
+              <w:top w:type="dxa" w:w="100"/>
+              <w:left w:type="dxa" w:w="140"/>
+              <w:bottom w:type="dxa" w:w="100"/>
+              <w:right w:type="dxa" w:w="140"/>
+            </w:tcMar>
+            <w:vAlign w:val="center"/>
+          </w:tcPr>
+          <w:p>
+            <w:pPr>
+              <w:jc w:val="left"/>
+            </w:pPr>
+            <w:r>
+              <w:rPr>
+                <w:rFonts w:ascii="Open Sans" w:cs="Open Sans" w:eastAsia="Open Sans" w:hAnsi="Open Sans"/>
+                <w:b w:val="false"/>
+                <w:bCs w:val="false"/>
+                <w:color w:val="59595B"/>
+                <w:sz w:val="20"/>
+                <w:szCs w:val="20"/>
+              </w:rPr>
+              <w:t xml:space="preserve">DIY tools</w:t>
+            </w:r>
+          </w:p>
+        </w:tc>
+        <w:tc>
+          <w:tcPr>
+            <w:tcW w:type="dxa" w:w="7091"/>
+            <w:tcBorders>
+              <w:top w:val="single" w:color="E9ECEF" w:sz="4"/>
+              <w:left w:val="single" w:color="E9ECEF" w:sz="4"/>
+              <w:bottom w:val="single" w:color="E9ECEF" w:sz="4"/>
+              <w:right w:val="single" w:color="E9ECEF" w:sz="4"/>
+            </w:tcBorders>
+            <w:shd w:fill="FFFFFF" w:val="clear"/>
+            <w:tcMar>
+              <w:top w:type="dxa" w:w="100"/>
+              <w:left w:type="dxa" w:w="140"/>
+              <w:bottom w:type="dxa" w:w="100"/>
+              <w:right w:type="dxa" w:w="140"/>
+            </w:tcMar>
+            <w:vAlign w:val="center"/>
+          </w:tcPr>
+          <w:p>
+            <w:pPr>
+              <w:jc w:val="left"/>
+            </w:pPr>
+            <w:r>
+              <w:rPr>
+                <w:rFonts w:ascii="Open Sans" w:cs="Open Sans" w:eastAsia="Open Sans" w:hAnsi="Open Sans"/>
+                <w:b w:val="false"/>
+                <w:bCs w:val="false"/>
+                <w:color w:val="59595B"/>
+                <w:sz w:val="20"/>
+                <w:szCs w:val="20"/>
+              </w:rPr>
+              <w:t xml:space="preserve">Inexpensive, but Danielian assembles, secures, and governs everything — and owns the three risks above alone, on top of running a studio</w:t>
+            </w:r>
+          </w:p>
+        </w:tc>
+      </w:tr>
+      <w:tr>
+        <w:trPr>
+          <w:cantSplit/>
+        </w:trPr>
+        <w:tc>
+          <w:tcPr>
+            <w:tcW w:type="dxa" w:w="2269"/>
+            <w:tcBorders>
+              <w:top w:val="single" w:color="E9ECEF" w:sz="4"/>
+              <w:left w:val="single" w:color="E9ECEF" w:sz="4"/>
+              <w:bottom w:val="single" w:color="E9ECEF" w:sz="4"/>
+              <w:right w:val="single" w:color="E9ECEF" w:sz="4"/>
+            </w:tcBorders>
+            <w:shd w:fill="F8F9FA" w:val="clear"/>
+            <w:tcMar>
+              <w:top w:type="dxa" w:w="100"/>
+              <w:left w:type="dxa" w:w="140"/>
+              <w:bottom w:type="dxa" w:w="100"/>
+              <w:right w:type="dxa" w:w="140"/>
+            </w:tcMar>
+            <w:vAlign w:val="center"/>
+          </w:tcPr>
+          <w:p>
+            <w:pPr>
+              <w:jc w:val="left"/>
+            </w:pPr>
+            <w:r>
+              <w:rPr>
+                <w:rFonts w:ascii="Open Sans" w:cs="Open Sans" w:eastAsia="Open Sans" w:hAnsi="Open Sans"/>
+                <w:b w:val="false"/>
+                <w:bCs w:val="false"/>
+                <w:color w:val="59595B"/>
+                <w:sz w:val="20"/>
+                <w:szCs w:val="20"/>
+              </w:rPr>
+              <w:t xml:space="preserve">Hire in-house</w:t>
+            </w:r>
+          </w:p>
+        </w:tc>
+        <w:tc>
+          <w:tcPr>
+            <w:tcW w:type="dxa" w:w="7091"/>
+            <w:tcBorders>
+              <w:top w:val="single" w:color="E9ECEF" w:sz="4"/>
+              <w:left w:val="single" w:color="E9ECEF" w:sz="4"/>
+              <w:bottom w:val="single" w:color="E9ECEF" w:sz="4"/>
+              <w:right w:val="single" w:color="E9ECEF" w:sz="4"/>
+            </w:tcBorders>
+            <w:shd w:fill="F8F9FA" w:val="clear"/>
+            <w:tcMar>
+              <w:top w:type="dxa" w:w="100"/>
+              <w:left w:type="dxa" w:w="140"/>
+              <w:bottom w:type="dxa" w:w="100"/>
+              <w:right w:type="dxa" w:w="140"/>
+            </w:tcMar>
+            <w:vAlign w:val="center"/>
+          </w:tcPr>
+          <w:p>
+            <w:pPr>
+              <w:jc w:val="left"/>
+            </w:pPr>
+            <w:r>
+              <w:rPr>
+                <w:rFonts w:ascii="Open Sans" w:cs="Open Sans" w:eastAsia="Open Sans" w:hAnsi="Open Sans"/>
+                <w:b w:val="false"/>
+                <w:bCs w:val="false"/>
+                <w:color w:val="59595B"/>
+                <w:sz w:val="20"/>
+                <w:szCs w:val="20"/>
+              </w:rPr>
+              <w:t xml:space="preserve">A capable AI leader typically costs $180K+/year and is scarce, and one person cannot cover strategy, build, security, and governance</w:t>
+            </w:r>
+          </w:p>
+        </w:tc>
+      </w:tr>
+      <w:tr>
+        <w:trPr>
+          <w:cantSplit/>
+        </w:trPr>
+        <w:tc>
+          <w:tcPr>
+            <w:tcW w:type="dxa" w:w="2269"/>
+            <w:tcBorders>
+              <w:top w:val="single" w:color="E9ECEF" w:sz="4"/>
+              <w:left w:val="single" w:color="E9ECEF" w:sz="4"/>
+              <w:bottom w:val="single" w:color="E9ECEF" w:sz="4"/>
+              <w:right w:val="single" w:color="E9ECEF" w:sz="4"/>
+            </w:tcBorders>
+            <w:shd w:fill="FFFFFF" w:val="clear"/>
+            <w:tcMar>
+              <w:top w:type="dxa" w:w="100"/>
+              <w:left w:type="dxa" w:w="140"/>
+              <w:bottom w:type="dxa" w:w="100"/>
+              <w:right w:type="dxa" w:w="140"/>
+            </w:tcMar>
+            <w:vAlign w:val="center"/>
+          </w:tcPr>
+          <w:p>
+            <w:pPr>
+              <w:jc w:val="left"/>
+            </w:pPr>
+            <w:r>
+              <w:rPr>
+                <w:rFonts w:ascii="Open Sans" w:cs="Open Sans" w:eastAsia="Open Sans" w:hAnsi="Open Sans"/>
+                <w:b/>
+                <w:bCs/>
+                <w:color w:val="59595B"/>
+                <w:sz w:val="20"/>
+                <w:szCs w:val="20"/>
+              </w:rPr>
+              <w:t xml:space="preserve">Partner (Technijian)</w:t>
+            </w:r>
+          </w:p>
+        </w:tc>
+        <w:tc>
+          <w:tcPr>
+            <w:tcW w:type="dxa" w:w="7091"/>
+            <w:tcBorders>
+              <w:top w:val="single" w:color="E9ECEF" w:sz="4"/>
+              <w:left w:val="single" w:color="E9ECEF" w:sz="4"/>
+              <w:bottom w:val="single" w:color="E9ECEF" w:sz="4"/>
+              <w:right w:val="single" w:color="E9ECEF" w:sz="4"/>
+            </w:tcBorders>
+            <w:shd w:fill="FFFFFF" w:val="clear"/>
+            <w:tcMar>
+              <w:top w:type="dxa" w:w="100"/>
+              <w:left w:type="dxa" w:w="140"/>
+              <w:bottom w:type="dxa" w:w="100"/>
+              <w:right w:type="dxa" w:w="140"/>
+            </w:tcMar>
+            <w:vAlign w:val="center"/>
+          </w:tcPr>
+          <w:p>
+            <w:pPr>
+              <w:jc w:val="left"/>
+            </w:pPr>
+            <w:r>
+              <w:rPr>
+                <w:rFonts w:ascii="Open Sans" w:cs="Open Sans" w:eastAsia="Open Sans" w:hAnsi="Open Sans"/>
+                <w:b/>
+                <w:bCs/>
+                <w:color w:val="59595B"/>
+                <w:sz w:val="20"/>
+                <w:szCs w:val="20"/>
+              </w:rPr>
+              <w:t xml:space="preserve">Strategy, build, security, and governance in one team at a fraction of a hire — with proven builds in this market and CISSP-led security, plugged into the Chief Technology Manager seat that already exists</w:t>
+            </w:r>
+          </w:p>
+        </w:tc>
+      </w:tr>
+    </w:tbl>
+    <w:p>
+      <w:pPr>
+        <w:spacing w:after="140" w:before="100" w:line="320"/>
+        <w:jc w:val="both"/>
+      </w:pPr>
+      <w:r>
+        <w:rPr>
+          <w:rFonts w:ascii="Open Sans" w:cs="Open Sans" w:eastAsia="Open Sans" w:hAnsi="Open Sans"/>
+          <w:b w:val="false"/>
+          <w:bCs w:val="false"/>
+          <w:i/>
+          <w:iCs/>
+          <w:color w:val="59595B"/>
+          <w:sz w:val="18"/>
+          <w:szCs w:val="18"/>
+        </w:rPr>
+        <w:t xml:space="preserve">Sources cited in this section: MIT Sloan Management (AI literacy); Anthropic (AI system design); a widely-used five-stage AI maturity model (consistent with Gartner and Google Cloud frameworks); U.S. NIST AI Risk Management Framework. Full references in the Appendix.</w:t>
+      </w:r>
+    </w:p>
+    <w:p>
+      <w:pPr>
+        <w:pStyle w:val="Heading1"/>
+        <w:keepNext/>
+        <w:pageBreakBefore/>
+        <w:spacing w:after="120" w:before="0" w:line="240"/>
+      </w:pPr>
+      <w:r>
+        <w:rPr>
+          <w:rFonts w:ascii="Open Sans" w:cs="Open Sans" w:eastAsia="Open Sans" w:hAnsi="Open Sans"/>
+          <w:color w:val="FFFFFF"/>
+          <w:sz w:val="2"/>
+          <w:szCs w:val="2"/>
+        </w:rPr>
+        <w:t xml:space="preserve">08  How AI Transforms Danielian’s Engine</w:t>
+      </w:r>
+    </w:p>
+    <w:tbl>
+      <w:tblPr>
+        <w:tblW w:type="dxa" w:w="9360"/>
+        <w:tblBorders>
+          <w:top w:val="none" w:color="FFFFFF" w:sz="0"/>
+          <w:left w:val="none" w:color="FFFFFF" w:sz="0"/>
+          <w:bottom w:val="none" w:color="FFFFFF" w:sz="0"/>
+          <w:right w:val="none" w:color="FFFFFF" w:sz="0"/>
+          <w:insideH w:val="single" w:color="auto" w:sz="4"/>
+          <w:insideV w:val="single" w:color="auto" w:sz="4"/>
+        </w:tblBorders>
+      </w:tblPr>
+      <w:tblGrid>
+        <w:gridCol w:w="120"/>
+        <w:gridCol w:w="9240"/>
+      </w:tblGrid>
+      <w:tr>
+        <w:tc>
+          <w:tcPr>
+            <w:tcW w:type="dxa" w:w="120"/>
+            <w:tcBorders>
+              <w:top w:val="none" w:color="FFFFFF" w:sz="0"/>
+              <w:left w:val="none" w:color="FFFFFF" w:sz="0"/>
+              <w:bottom w:val="none" w:color="FFFFFF" w:sz="0"/>
+              <w:right w:val="none" w:color="FFFFFF" w:sz="0"/>
+            </w:tcBorders>
+            <w:shd w:fill="006DB6" w:val="clear"/>
+          </w:tcPr>
+          <w:p>
+            <w:r>
+              <w:t xml:space="preserve"/>
+            </w:r>
+          </w:p>
+        </w:tc>
+        <w:tc>
+          <w:tcPr>
+            <w:tcW w:type="dxa" w:w="9240"/>
+            <w:tcBorders>
+              <w:top w:val="none" w:color="FFFFFF" w:sz="0"/>
+              <w:left w:val="none" w:color="FFFFFF" w:sz="0"/>
+              <w:bottom w:val="none" w:color="FFFFFF" w:sz="0"/>
+              <w:right w:val="none" w:color="FFFFFF" w:sz="0"/>
+            </w:tcBorders>
+            <w:tcMar>
+              <w:top w:type="dxa" w:w="100"/>
+              <w:left w:type="dxa" w:w="200"/>
+              <w:bottom w:type="dxa" w:w="100"/>
+              <w:right w:type="dxa" w:w="0"/>
+            </w:tcMar>
+            <w:vAlign w:val="center"/>
+          </w:tcPr>
+          <w:p>
+            <w:r>
+              <w:rPr>
+                <w:rFonts w:ascii="Open Sans" w:cs="Open Sans" w:eastAsia="Open Sans" w:hAnsi="Open Sans"/>
+                <w:b/>
+                <w:bCs/>
+                <w:color w:val="006DB6"/>
+                <w:sz w:val="34"/>
+                <w:szCs w:val="34"/>
+              </w:rPr>
+              <w:t xml:space="preserve">08  How AI Transforms Danielian’s Engine</w:t>
             </w:r>
           </w:p>
         </w:tc>
@@ -8065,10 +10717,48 @@
     </w:tbl>
     <w:p>
       <w:pPr>
-        <w:spacing w:after="0" w:before="140"/>
+        <w:spacing w:after="0" w:before="160"/>
       </w:pPr>
       <w:r>
         <w:t xml:space="preserve"/>
+      </w:r>
+    </w:p>
+    <w:p>
+      <w:pPr>
+        <w:pStyle w:val="Heading2"/>
+        <w:keepNext/>
+        <w:keepLines/>
+        <w:spacing w:after="120" w:before="280"/>
+      </w:pPr>
+      <w:r>
+        <w:rPr>
+          <w:rFonts w:ascii="Open Sans" w:cs="Open Sans" w:eastAsia="Open Sans" w:hAnsi="Open Sans"/>
+          <w:b/>
+          <w:bCs/>
+          <w:color w:val="F67D4B"/>
+          <w:sz w:val="26"/>
+          <w:szCs w:val="26"/>
+        </w:rPr>
+        <w:t xml:space="preserve">AI Search Reality Check</w:t>
+      </w:r>
+    </w:p>
+    <w:p>
+      <w:pPr>
+        <w:spacing w:after="140" w:before="0" w:line="320"/>
+        <w:jc w:val="both"/>
+      </w:pPr>
+      <w:r>
+        <w:rPr>
+          <w:rFonts w:ascii="Open Sans" w:cs="Open Sans" w:eastAsia="Open Sans" w:hAnsi="Open Sans"/>
+          <w:b w:val="false"/>
+          <w:bCs w:val="false"/>
+          <w:i w:val="false"/>
+          <w:iCs w:val="false"/>
+          <w:color w:val="59595B"/>
+          <w:sz w:val="22"/>
+          <w:szCs w:val="22"/>
+        </w:rPr>
+        <w:t xml:space="preserve">Here is the inbound gap made concrete. When a developer asks an AI assistant the question below today, this is the shape of the answer they get — illustrative of how AI search resolves this query right now:</w:t>
       </w:r>
     </w:p>
     <w:tbl>
@@ -8140,7 +10830,7 @@
                 <w:sz w:val="22"/>
                 <w:szCs w:val="22"/>
               </w:rPr>
-              <w:t xml:space="preserve">The Honest Boundary</w:t>
+              <w:t xml:space="preserve">Prompt: "Best architecture firm for a transit-oriented multifamily / BTR project in Orange County under SB 79?"</w:t>
             </w:r>
           </w:p>
           <w:p>
@@ -8156,7 +10846,125 @@
                 <w:sz w:val="20"/>
                 <w:szCs w:val="20"/>
               </w:rPr>
-              <w:t xml:space="preserve">AI augments the licensed architects and planners — it does not design, and it does not stamp. It removes the non-design drag: proposal assembly, precedent and code search, knowledge retrieval, and marketing production.</w:t>
+              <w:t xml:space="preserve">TODAY — the AI assistant answers with whichever firms have the strongest content and third-party signals it can read: it names a couple of the larger multi-office firms and a planning resource or two, and does NOT mention Danielian — even though Danielian has 57 years, 6,353 projects, and the wide-shallow-lot and middle-housing heritage that fits this exact question. Danielian is invisible at the moment a developer is forming a shortlist.</w:t>
+            </w:r>
+          </w:p>
+          <w:p>
+            <w:pPr>
+              <w:keepNext w:val="false"/>
+              <w:keepLines/>
+              <w:spacing w:after="60" w:before="40" w:line="300"/>
+            </w:pPr>
+            <w:r>
+              <w:rPr>
+                <w:rFonts w:ascii="Open Sans" w:cs="Open Sans" w:eastAsia="Open Sans" w:hAnsi="Open Sans"/>
+                <w:color w:val="59595B"/>
+                <w:sz w:val="20"/>
+                <w:szCs w:val="20"/>
+              </w:rPr>
+              <w:t xml:space="preserve">AFTER AEO — the same query returns Danielian as a cited option ("Danielian Associates is a residential architecture and planning firm with deep multifamily and BTR experience and a track record in transit-adjacent and middle-housing design…"), with the authority content and project archive as the supporting evidence the assistant points to.</w:t>
+            </w:r>
+          </w:p>
+        </w:tc>
+      </w:tr>
+    </w:tbl>
+    <w:p>
+      <w:pPr>
+        <w:spacing w:after="140" w:before="0" w:line="320"/>
+        <w:jc w:val="both"/>
+      </w:pPr>
+      <w:r>
+        <w:rPr>
+          <w:rFonts w:ascii="Open Sans" w:cs="Open Sans" w:eastAsia="Open Sans" w:hAnsi="Open Sans"/>
+          <w:b w:val="false"/>
+          <w:bCs w:val="false"/>
+          <w:i/>
+          <w:iCs/>
+          <w:color w:val="59595B"/>
+          <w:sz w:val="18"/>
+          <w:szCs w:val="18"/>
+        </w:rPr>
+        <w:t xml:space="preserve">(Illustrative of current AI-search behavior for this query class, not a captured screenshot; the live result is part of the Nexus Assess baseline.)</w:t>
+      </w:r>
+    </w:p>
+    <w:p>
+      <w:pPr>
+        <w:spacing w:after="0" w:before="140"/>
+      </w:pPr>
+      <w:r>
+        <w:t xml:space="preserve"/>
+      </w:r>
+    </w:p>
+    <w:tbl>
+      <w:tblPr>
+        <w:tblW w:type="dxa" w:w="9360"/>
+        <w:tblBorders>
+          <w:top w:val="single" w:color="auto" w:sz="4"/>
+          <w:left w:val="single" w:color="auto" w:sz="4"/>
+          <w:bottom w:val="single" w:color="auto" w:sz="4"/>
+          <w:right w:val="single" w:color="auto" w:sz="4"/>
+          <w:insideH w:val="single" w:color="auto" w:sz="4"/>
+          <w:insideV w:val="single" w:color="auto" w:sz="4"/>
+        </w:tblBorders>
+      </w:tblPr>
+      <w:tblGrid>
+        <w:gridCol w:w="80"/>
+        <w:gridCol w:w="9280"/>
+      </w:tblGrid>
+      <w:tr>
+        <w:trPr>
+          <w:cantSplit/>
+        </w:trPr>
+        <w:tc>
+          <w:tcPr>
+            <w:tcW w:type="dxa" w:w="80"/>
+            <w:tcBorders>
+              <w:top w:val="none" w:color="FFFFFF" w:sz="0"/>
+              <w:left w:val="none" w:color="FFFFFF" w:sz="0"/>
+              <w:bottom w:val="none" w:color="FFFFFF" w:sz="0"/>
+              <w:right w:val="none" w:color="FFFFFF" w:sz="0"/>
+            </w:tcBorders>
+            <w:shd w:fill="F67D4B" w:val="clear"/>
+          </w:tcPr>
+          <w:p>
+            <w:r>
+              <w:t xml:space="preserve"/>
+            </w:r>
+          </w:p>
+        </w:tc>
+        <w:tc>
+          <w:tcPr>
+            <w:tcW w:type="dxa" w:w="9280"/>
+            <w:tcBorders>
+              <w:top w:val="none" w:color="FFFFFF" w:sz="0"/>
+              <w:left w:val="none" w:color="FFFFFF" w:sz="0"/>
+              <w:bottom w:val="none" w:color="FFFFFF" w:sz="0"/>
+              <w:right w:val="none" w:color="FFFFFF" w:sz="0"/>
+            </w:tcBorders>
+            <w:shd w:fill="F8F9FA" w:val="clear"/>
+            <w:tcMar>
+              <w:top w:type="dxa" w:w="160"/>
+              <w:left w:type="dxa" w:w="240"/>
+              <w:bottom w:type="dxa" w:w="160"/>
+              <w:right w:type="dxa" w:w="200"/>
+            </w:tcMar>
+          </w:tcPr>
+          <w:p>
+            <w:pPr>
+              <w:keepNext/>
+              <w:keepLines/>
+              <w:spacing w:after="80" w:before="80"/>
+            </w:pPr>
+            <w:r>
+              <w:rPr>
+                <w:rFonts w:ascii="Open Sans" w:cs="Open Sans" w:eastAsia="Open Sans" w:hAnsi="Open Sans"/>
+                <w:b/>
+                <w:bCs/>
+                <w:color w:val="F67D4B"/>
+                <w:sz w:val="22"/>
+                <w:szCs w:val="22"/>
+              </w:rPr>
+              <w:t xml:space="preserve">The Honest Boundary</w:t>
             </w:r>
           </w:p>
           <w:p>
@@ -8172,6 +10980,22 @@
                 <w:sz w:val="20"/>
                 <w:szCs w:val="20"/>
               </w:rPr>
+              <w:t xml:space="preserve">AI augments the licensed architects and planners — it does not design, and it does not stamp. It removes the non-design drag: proposal assembly, precedent and code search, knowledge retrieval, and marketing production.</w:t>
+            </w:r>
+          </w:p>
+          <w:p>
+            <w:pPr>
+              <w:keepNext/>
+              <w:keepLines/>
+              <w:spacing w:after="60" w:before="40" w:line="300"/>
+            </w:pPr>
+            <w:r>
+              <w:rPr>
+                <w:rFonts w:ascii="Open Sans" w:cs="Open Sans" w:eastAsia="Open Sans" w:hAnsi="Open Sans"/>
+                <w:color w:val="59595B"/>
+                <w:sz w:val="20"/>
+                <w:szCs w:val="20"/>
+              </w:rPr>
               <w:t xml:space="preserve">On the growth side, AI supports the relationship layer Danielian has built over 57 years; it does not replace referrals, trust, or the in-person pursuit. It makes the firm faster and better-informed on the accounts it already chases.</w:t>
             </w:r>
           </w:p>
@@ -8198,7 +11022,8 @@
       <w:pPr>
         <w:pStyle w:val="Heading1"/>
         <w:keepNext/>
-        <w:spacing w:after="120" w:before="480" w:line="240"/>
+        <w:pageBreakBefore/>
+        <w:spacing w:after="120" w:before="0" w:line="240"/>
       </w:pPr>
       <w:r>
         <w:rPr>
@@ -8207,7 +11032,7 @@
           <w:sz w:val="2"/>
           <w:szCs w:val="2"/>
         </w:rPr>
-        <w:t xml:space="preserve">08  The EOS Integration Plan</w:t>
+        <w:t xml:space="preserve">09  The EOS Integration Plan</w:t>
       </w:r>
     </w:p>
     <w:tbl>
@@ -8271,7 +11096,7 @@
                 <w:sz w:val="34"/>
                 <w:szCs w:val="34"/>
               </w:rPr>
-              <w:t xml:space="preserve">08  The EOS Integration Plan</w:t>
+              <w:t xml:space="preserve">09  The EOS Integration Plan</w:t>
             </w:r>
           </w:p>
         </w:tc>
@@ -9126,7 +11951,8 @@
       <w:pPr>
         <w:pStyle w:val="Heading1"/>
         <w:keepNext/>
-        <w:spacing w:after="120" w:before="480" w:line="240"/>
+        <w:pageBreakBefore/>
+        <w:spacing w:after="120" w:before="0" w:line="240"/>
       </w:pPr>
       <w:r>
         <w:rPr>
@@ -9135,7 +11961,7 @@
           <w:sz w:val="2"/>
           <w:szCs w:val="2"/>
         </w:rPr>
-        <w:t xml:space="preserve">09  Business Impact &amp; Service Investment</w:t>
+        <w:t xml:space="preserve">10  Business Impact &amp; Service Investment</w:t>
       </w:r>
     </w:p>
     <w:tbl>
@@ -9199,7 +12025,7 @@
                 <w:sz w:val="34"/>
                 <w:szCs w:val="34"/>
               </w:rPr>
-              <w:t xml:space="preserve">09  Business Impact &amp; Service Investment</w:t>
+              <w:t xml:space="preserve">10  Business Impact &amp; Service Investment</w:t>
             </w:r>
           </w:p>
         </w:tc>
@@ -10192,7 +13018,26 @@
           <w:sz w:val="26"/>
           <w:szCs w:val="26"/>
         </w:rPr>
-        <w:t xml:space="preserve">The Entry — the easy yes</w:t>
+        <w:t xml:space="preserve">The Entry — The 90-Day AI Pursuit Pilot</w:t>
+      </w:r>
+    </w:p>
+    <w:p>
+      <w:pPr>
+        <w:spacing w:after="140" w:before="0" w:line="320"/>
+        <w:jc w:val="both"/>
+      </w:pPr>
+      <w:r>
+        <w:rPr>
+          <w:rFonts w:ascii="Open Sans" w:cs="Open Sans" w:eastAsia="Open Sans" w:hAnsi="Open Sans"/>
+          <w:b w:val="false"/>
+          <w:bCs w:val="false"/>
+          <w:i w:val="false"/>
+          <w:iCs w:val="false"/>
+          <w:color w:val="59595B"/>
+          <w:sz w:val="22"/>
+          <w:szCs w:val="22"/>
+        </w:rPr>
+        <w:t xml:space="preserve">Start with one clearly-scoped, fixed-price program — not an open-ended engagement. The pilot sets the AI program as an EOS Rock, stands up the AEO authority foundation, and proves the pursuit and efficiency lift on one live RFQ before any larger build is discussed.</w:t>
       </w:r>
     </w:p>
     <w:tbl>
@@ -10967,6 +13812,121 @@
         <w:t xml:space="preserve"/>
       </w:r>
     </w:p>
+    <w:tbl>
+      <w:tblPr>
+        <w:tblW w:type="dxa" w:w="9360"/>
+        <w:tblBorders>
+          <w:top w:val="single" w:color="auto" w:sz="4"/>
+          <w:left w:val="single" w:color="auto" w:sz="4"/>
+          <w:bottom w:val="single" w:color="auto" w:sz="4"/>
+          <w:right w:val="single" w:color="auto" w:sz="4"/>
+          <w:insideH w:val="single" w:color="auto" w:sz="4"/>
+          <w:insideV w:val="single" w:color="auto" w:sz="4"/>
+        </w:tblBorders>
+      </w:tblPr>
+      <w:tblGrid>
+        <w:gridCol w:w="80"/>
+        <w:gridCol w:w="9280"/>
+      </w:tblGrid>
+      <w:tr>
+        <w:trPr>
+          <w:cantSplit/>
+        </w:trPr>
+        <w:tc>
+          <w:tcPr>
+            <w:tcW w:type="dxa" w:w="80"/>
+            <w:tcBorders>
+              <w:top w:val="none" w:color="FFFFFF" w:sz="0"/>
+              <w:left w:val="none" w:color="FFFFFF" w:sz="0"/>
+              <w:bottom w:val="none" w:color="FFFFFF" w:sz="0"/>
+              <w:right w:val="none" w:color="FFFFFF" w:sz="0"/>
+            </w:tcBorders>
+            <w:shd w:fill="F67D4B" w:val="clear"/>
+          </w:tcPr>
+          <w:p>
+            <w:r>
+              <w:t xml:space="preserve"/>
+            </w:r>
+          </w:p>
+        </w:tc>
+        <w:tc>
+          <w:tcPr>
+            <w:tcW w:type="dxa" w:w="9280"/>
+            <w:tcBorders>
+              <w:top w:val="none" w:color="FFFFFF" w:sz="0"/>
+              <w:left w:val="none" w:color="FFFFFF" w:sz="0"/>
+              <w:bottom w:val="none" w:color="FFFFFF" w:sz="0"/>
+              <w:right w:val="none" w:color="FFFFFF" w:sz="0"/>
+            </w:tcBorders>
+            <w:shd w:fill="F8F9FA" w:val="clear"/>
+            <w:tcMar>
+              <w:top w:type="dxa" w:w="160"/>
+              <w:left w:type="dxa" w:w="240"/>
+              <w:bottom w:type="dxa" w:w="160"/>
+              <w:right w:type="dxa" w:w="200"/>
+            </w:tcMar>
+          </w:tcPr>
+          <w:p>
+            <w:pPr>
+              <w:keepNext/>
+              <w:keepLines/>
+              <w:spacing w:after="80" w:before="80"/>
+            </w:pPr>
+            <w:r>
+              <w:rPr>
+                <w:rFonts w:ascii="Open Sans" w:cs="Open Sans" w:eastAsia="Open Sans" w:hAnsi="Open Sans"/>
+                <w:b/>
+                <w:bCs/>
+                <w:color w:val="F67D4B"/>
+                <w:sz w:val="22"/>
+                <w:szCs w:val="22"/>
+              </w:rPr>
+              <w:t xml:space="preserve">The Pilot Bar — and Our Commitment</w:t>
+            </w:r>
+          </w:p>
+          <w:p>
+            <w:pPr>
+              <w:keepNext/>
+              <w:keepLines/>
+              <w:spacing w:after="60" w:before="40" w:line="300"/>
+            </w:pPr>
+            <w:r>
+              <w:rPr>
+                <w:rFonts w:ascii="Open Sans" w:cs="Open Sans" w:eastAsia="Open Sans" w:hAnsi="Open Sans"/>
+                <w:color w:val="59595B"/>
+                <w:sz w:val="20"/>
+                <w:szCs w:val="20"/>
+              </w:rPr>
+              <w:t xml:space="preserve">Success metric: within 90 days, the proposal-automation pilot demonstrably cuts hours-to-proposal on at least one live Danielian pursuit — a concrete before/after the BD team can see and the CFO can score.</w:t>
+            </w:r>
+          </w:p>
+          <w:p>
+            <w:pPr>
+              <w:keepNext w:val="false"/>
+              <w:keepLines/>
+              <w:spacing w:after="60" w:before="40" w:line="300"/>
+            </w:pPr>
+            <w:r>
+              <w:rPr>
+                <w:rFonts w:ascii="Open Sans" w:cs="Open Sans" w:eastAsia="Open Sans" w:hAnsi="Open Sans"/>
+                <w:color w:val="59595B"/>
+                <w:sz w:val="20"/>
+                <w:szCs w:val="20"/>
+              </w:rPr>
+              <w:t xml:space="preserve">Our commitment: the entry program is month-to-month — no lock-in. If the pilot has not hit that metric by day 90, you are under no obligation to continue, and we will tell you honestly whether it is worth continuing. Danielian carries the upside, not the risk.</w:t>
+            </w:r>
+          </w:p>
+        </w:tc>
+      </w:tr>
+    </w:tbl>
+    <w:p>
+      <w:pPr>
+        <w:spacing w:after="0" w:before="120"/>
+      </w:pPr>
+      <w:r>
+        <w:t xml:space="preserve"/>
+      </w:r>
+    </w:p>
     <w:p>
       <w:pPr>
         <w:pStyle w:val="Heading2"/>
@@ -13272,7 +16232,8 @@
       <w:pPr>
         <w:pStyle w:val="Heading1"/>
         <w:keepNext/>
-        <w:spacing w:after="120" w:before="480" w:line="240"/>
+        <w:pageBreakBefore/>
+        <w:spacing w:after="120" w:before="0" w:line="240"/>
       </w:pPr>
       <w:r>
         <w:rPr>
@@ -13281,7 +16242,7 @@
           <w:sz w:val="2"/>
           <w:szCs w:val="2"/>
         </w:rPr>
-        <w:t xml:space="preserve">10  Implementation Roadmap</w:t>
+        <w:t xml:space="preserve">11  Implementation Roadmap</w:t>
       </w:r>
     </w:p>
     <w:tbl>
@@ -13345,7 +16306,7 @@
                 <w:sz w:val="34"/>
                 <w:szCs w:val="34"/>
               </w:rPr>
-              <w:t xml:space="preserve">10  Implementation Roadmap</w:t>
+              <w:t xml:space="preserve">11  Implementation Roadmap</w:t>
             </w:r>
           </w:p>
         </w:tc>
@@ -13705,7 +16666,8 @@
       <w:pPr>
         <w:pStyle w:val="Heading1"/>
         <w:keepNext/>
-        <w:spacing w:after="120" w:before="480" w:line="240"/>
+        <w:pageBreakBefore/>
+        <w:spacing w:after="120" w:before="0" w:line="240"/>
       </w:pPr>
       <w:r>
         <w:rPr>
@@ -13714,7 +16676,7 @@
           <w:sz w:val="2"/>
           <w:szCs w:val="2"/>
         </w:rPr>
-        <w:t xml:space="preserve">11  Quick Wins — No Commitment Required</w:t>
+        <w:t xml:space="preserve">12  Quick Wins — No Commitment Required</w:t>
       </w:r>
     </w:p>
     <w:tbl>
@@ -13778,7 +16740,7 @@
                 <w:sz w:val="34"/>
                 <w:szCs w:val="34"/>
               </w:rPr>
-              <w:t xml:space="preserve">11  Quick Wins — No Commitment Required</w:t>
+              <w:t xml:space="preserve">12  Quick Wins — No Commitment Required</w:t>
             </w:r>
           </w:p>
         </w:tc>
@@ -14016,7 +16978,8 @@
       <w:pPr>
         <w:pStyle w:val="Heading1"/>
         <w:keepNext/>
-        <w:spacing w:after="120" w:before="480" w:line="240"/>
+        <w:pageBreakBefore/>
+        <w:spacing w:after="120" w:before="0" w:line="240"/>
       </w:pPr>
       <w:r>
         <w:rPr>
@@ -14025,7 +16988,7 @@
           <w:sz w:val="2"/>
           <w:szCs w:val="2"/>
         </w:rPr>
-        <w:t xml:space="preserve">12  Next Steps &amp; Discovery</w:t>
+        <w:t xml:space="preserve">13  Questions We Usually Get</w:t>
       </w:r>
     </w:p>
     <w:tbl>
@@ -14054,7 +17017,7 @@
               <w:bottom w:val="none" w:color="FFFFFF" w:sz="0"/>
               <w:right w:val="none" w:color="FFFFFF" w:sz="0"/>
             </w:tcBorders>
-            <w:shd w:fill="1A1A2E" w:val="clear"/>
+            <w:shd w:fill="006DB6" w:val="clear"/>
           </w:tcPr>
           <w:p>
             <w:r>
@@ -14085,11 +17048,11 @@
                 <w:rFonts w:ascii="Open Sans" w:cs="Open Sans" w:eastAsia="Open Sans" w:hAnsi="Open Sans"/>
                 <w:b/>
                 <w:bCs/>
-                <w:color w:val="1A1A2E"/>
+                <w:color w:val="006DB6"/>
                 <w:sz w:val="34"/>
                 <w:szCs w:val="34"/>
               </w:rPr>
-              <w:t xml:space="preserve">12  Next Steps &amp; Discovery</w:t>
+              <w:t xml:space="preserve">13  Questions We Usually Get</w:t>
             </w:r>
           </w:p>
         </w:tc>
@@ -14119,297 +17082,12 @@
           <w:sz w:val="22"/>
           <w:szCs w:val="22"/>
         </w:rPr>
-        <w:t xml:space="preserve">The path from here is short and low-risk. The entry is small on purpose; discovery replaces every estimate in this document with Danielian’s real numbers.</w:t>
-      </w:r>
-    </w:p>
-    <w:p>
-      <w:pPr>
-        <w:spacing w:after="0" w:before="60"/>
-      </w:pPr>
-      <w:r>
-        <w:t xml:space="preserve"/>
-      </w:r>
-    </w:p>
-    <w:p>
-      <w:pPr>
-        <w:spacing w:after="70" w:before="30" w:line="300"/>
-        <w:ind w:left="520" w:hanging="520"/>
-      </w:pPr>
-      <w:r>
-        <w:rPr>
-          <w:rFonts w:ascii="Open Sans" w:cs="Open Sans" w:eastAsia="Open Sans" w:hAnsi="Open Sans"/>
-          <w:b/>
-          <w:bCs/>
-          <w:color w:val="006DB6"/>
-          <w:sz w:val="22"/>
-          <w:szCs w:val="22"/>
-        </w:rPr>
-        <w:t xml:space="preserve">1.</w:t>
-      </w:r>
-      <w:r>
-        <w:rPr>
-          <w:rFonts w:ascii="Open Sans" w:cs="Open Sans" w:eastAsia="Open Sans" w:hAnsi="Open Sans"/>
-          <w:sz w:val="22"/>
-          <w:szCs w:val="22"/>
-        </w:rPr>
-        <w:t xml:space="preserve">	</w:t>
-      </w:r>
-      <w:r>
-        <w:rPr>
-          <w:rFonts w:ascii="Open Sans" w:cs="Open Sans" w:eastAsia="Open Sans" w:hAnsi="Open Sans"/>
-          <w:color w:val="59595B"/>
-          <w:sz w:val="22"/>
-          <w:szCs w:val="22"/>
-        </w:rPr>
-        <w:t xml:space="preserve">Book a 30-minute walkthrough of this strategy — what fits Danielian, what to cut, and what to sequence first.</w:t>
-      </w:r>
-    </w:p>
-    <w:p>
-      <w:pPr>
-        <w:spacing w:after="70" w:before="30" w:line="300"/>
-        <w:ind w:left="520" w:hanging="520"/>
-      </w:pPr>
-      <w:r>
-        <w:rPr>
-          <w:rFonts w:ascii="Open Sans" w:cs="Open Sans" w:eastAsia="Open Sans" w:hAnsi="Open Sans"/>
-          <w:b/>
-          <w:bCs/>
-          <w:color w:val="006DB6"/>
-          <w:sz w:val="22"/>
-          <w:szCs w:val="22"/>
-        </w:rPr>
-        <w:t xml:space="preserve">2.</w:t>
-      </w:r>
-      <w:r>
-        <w:rPr>
-          <w:rFonts w:ascii="Open Sans" w:cs="Open Sans" w:eastAsia="Open Sans" w:hAnsi="Open Sans"/>
-          <w:sz w:val="22"/>
-          <w:szCs w:val="22"/>
-        </w:rPr>
-        <w:t xml:space="preserve">	</w:t>
-      </w:r>
-      <w:r>
-        <w:rPr>
-          <w:rFonts w:ascii="Open Sans" w:cs="Open Sans" w:eastAsia="Open Sans" w:hAnsi="Open Sans"/>
-          <w:color w:val="59595B"/>
-          <w:sz w:val="22"/>
-          <w:szCs w:val="22"/>
-        </w:rPr>
-        <w:t xml:space="preserve">Schedule the free Nexus Assess — no obligation, and it doubles as the readiness baseline for a firmwide AI rollout.</w:t>
-      </w:r>
-    </w:p>
-    <w:p>
-      <w:pPr>
-        <w:spacing w:after="70" w:before="30" w:line="300"/>
-        <w:ind w:left="520" w:hanging="520"/>
-      </w:pPr>
-      <w:r>
-        <w:rPr>
-          <w:rFonts w:ascii="Open Sans" w:cs="Open Sans" w:eastAsia="Open Sans" w:hAnsi="Open Sans"/>
-          <w:b/>
-          <w:bCs/>
-          <w:color w:val="006DB6"/>
-          <w:sz w:val="22"/>
-          <w:szCs w:val="22"/>
-        </w:rPr>
-        <w:t xml:space="preserve">3.</w:t>
-      </w:r>
-      <w:r>
-        <w:rPr>
-          <w:rFonts w:ascii="Open Sans" w:cs="Open Sans" w:eastAsia="Open Sans" w:hAnsi="Open Sans"/>
-          <w:sz w:val="22"/>
-          <w:szCs w:val="22"/>
-        </w:rPr>
-        <w:t xml:space="preserve">	</w:t>
-      </w:r>
-      <w:r>
-        <w:rPr>
-          <w:rFonts w:ascii="Open Sans" w:cs="Open Sans" w:eastAsia="Open Sans" w:hAnsi="Open Sans"/>
-          <w:color w:val="59595B"/>
-          <w:sz w:val="22"/>
-          <w:szCs w:val="22"/>
-        </w:rPr>
-        <w:t xml:space="preserve">Pick one live pursuit for a proposal-automation before/after — the fastest way to see the highest-value play in action.</w:t>
-      </w:r>
-    </w:p>
-    <w:p>
-      <w:pPr>
-        <w:spacing w:after="70" w:before="30" w:line="300"/>
-        <w:ind w:left="520" w:hanging="520"/>
-      </w:pPr>
-      <w:r>
-        <w:rPr>
-          <w:rFonts w:ascii="Open Sans" w:cs="Open Sans" w:eastAsia="Open Sans" w:hAnsi="Open Sans"/>
-          <w:b/>
-          <w:bCs/>
-          <w:color w:val="006DB6"/>
-          <w:sz w:val="22"/>
-          <w:szCs w:val="22"/>
-        </w:rPr>
-        <w:t xml:space="preserve">4.</w:t>
-      </w:r>
-      <w:r>
-        <w:rPr>
-          <w:rFonts w:ascii="Open Sans" w:cs="Open Sans" w:eastAsia="Open Sans" w:hAnsi="Open Sans"/>
-          <w:sz w:val="22"/>
-          <w:szCs w:val="22"/>
-        </w:rPr>
-        <w:t xml:space="preserve">	</w:t>
-      </w:r>
-      <w:r>
-        <w:rPr>
-          <w:rFonts w:ascii="Open Sans" w:cs="Open Sans" w:eastAsia="Open Sans" w:hAnsi="Open Sans"/>
-          <w:color w:val="59595B"/>
-          <w:sz w:val="22"/>
-          <w:szCs w:val="22"/>
-        </w:rPr>
-        <w:t xml:space="preserve">Set the entry program as the next quarter’s AI Rock, with one Scorecard metric to prove the lift.</w:t>
-      </w:r>
-    </w:p>
-    <w:p>
-      <w:pPr>
-        <w:spacing w:after="0" w:before="140"/>
-      </w:pPr>
-      <w:r>
-        <w:t xml:space="preserve"/>
-      </w:r>
-    </w:p>
-    <w:p>
-      <w:pPr>
-        <w:pStyle w:val="Heading2"/>
-        <w:keepNext/>
-        <w:keepLines/>
-        <w:spacing w:after="120" w:before="280"/>
-      </w:pPr>
-      <w:r>
-        <w:rPr>
-          <w:rFonts w:ascii="Open Sans" w:cs="Open Sans" w:eastAsia="Open Sans" w:hAnsi="Open Sans"/>
-          <w:b/>
-          <w:bCs/>
-          <w:color w:val="006DB6"/>
-          <w:sz w:val="26"/>
-          <w:szCs w:val="26"/>
-        </w:rPr>
-        <w:t xml:space="preserve">Discovery Questions (to replace every estimate with a real number)</w:t>
-      </w:r>
-    </w:p>
-    <w:p>
-      <w:pPr>
-        <w:pStyle w:val="ListParagraph"/>
-        <w:numPr>
-          <w:ilvl w:val="0"/>
-          <w:numId w:val="2"/>
-        </w:numPr>
-        <w:spacing w:after="80" w:before="40" w:line="300"/>
-      </w:pPr>
-      <w:r>
-        <w:rPr>
-          <w:rFonts w:ascii="Open Sans" w:cs="Open Sans" w:eastAsia="Open Sans" w:hAnsi="Open Sans"/>
-          <w:color w:val="59595B"/>
-          <w:sz w:val="22"/>
-          <w:szCs w:val="22"/>
-        </w:rPr>
-        <w:t xml:space="preserve">How many pursuits does the firm respond to per year, and what is the current win rate and average hours-to-proposal?</w:t>
-      </w:r>
-    </w:p>
-    <w:p>
-      <w:pPr>
-        <w:pStyle w:val="ListParagraph"/>
-        <w:numPr>
-          <w:ilvl w:val="0"/>
-          <w:numId w:val="2"/>
-        </w:numPr>
-        <w:spacing w:after="80" w:before="40" w:line="300"/>
-      </w:pPr>
-      <w:r>
-        <w:rPr>
-          <w:rFonts w:ascii="Open Sans" w:cs="Open Sans" w:eastAsia="Open Sans" w:hAnsi="Open Sans"/>
-          <w:color w:val="59595B"/>
-          <w:sz w:val="22"/>
-          <w:szCs w:val="22"/>
-        </w:rPr>
-        <w:t xml:space="preserve">What is the current tech stack — CAD/BIM (Revit?), CRM or pursuit tracking, and the project-asset library?</w:t>
-      </w:r>
-    </w:p>
-    <w:p>
-      <w:pPr>
-        <w:pStyle w:val="ListParagraph"/>
-        <w:numPr>
-          <w:ilvl w:val="0"/>
-          <w:numId w:val="2"/>
-        </w:numPr>
-        <w:spacing w:after="80" w:before="40" w:line="300"/>
-      </w:pPr>
-      <w:r>
-        <w:rPr>
-          <w:rFonts w:ascii="Open Sans" w:cs="Open Sans" w:eastAsia="Open Sans" w:hAnsi="Open Sans"/>
-          <w:color w:val="59595B"/>
-          <w:sz w:val="22"/>
-          <w:szCs w:val="22"/>
-        </w:rPr>
-        <w:t xml:space="preserve">Which developer relationships are the repeat crown jewels — the seed list for account intelligence?</w:t>
-      </w:r>
-    </w:p>
-    <w:p>
-      <w:pPr>
-        <w:pStyle w:val="ListParagraph"/>
-        <w:numPr>
-          <w:ilvl w:val="0"/>
-          <w:numId w:val="2"/>
-        </w:numPr>
-        <w:spacing w:after="80" w:before="40" w:line="300"/>
-      </w:pPr>
-      <w:r>
-        <w:rPr>
-          <w:rFonts w:ascii="Open Sans" w:cs="Open Sans" w:eastAsia="Open Sans" w:hAnsi="Open Sans"/>
-          <w:color w:val="59595B"/>
-          <w:sz w:val="22"/>
-          <w:szCs w:val="22"/>
-        </w:rPr>
-        <w:t xml:space="preserve">What AI tools, if any, is the firm already piloting, and who owns them?</w:t>
-      </w:r>
-    </w:p>
-    <w:p>
-      <w:pPr>
-        <w:pStyle w:val="ListParagraph"/>
-        <w:numPr>
-          <w:ilvl w:val="0"/>
-          <w:numId w:val="2"/>
-        </w:numPr>
-        <w:spacing w:after="80" w:before="40" w:line="300"/>
-      </w:pPr>
-      <w:r>
-        <w:rPr>
-          <w:rFonts w:ascii="Open Sans" w:cs="Open Sans" w:eastAsia="Open Sans" w:hAnsi="Open Sans"/>
-          <w:color w:val="59595B"/>
-          <w:sz w:val="22"/>
-          <w:szCs w:val="22"/>
-        </w:rPr>
-        <w:t xml:space="preserve">What is the current IT and security posture and Microsoft 365 setup across the three offices?</w:t>
-      </w:r>
-    </w:p>
-    <w:p>
-      <w:pPr>
-        <w:pStyle w:val="ListParagraph"/>
-        <w:numPr>
-          <w:ilvl w:val="0"/>
-          <w:numId w:val="2"/>
-        </w:numPr>
-        <w:spacing w:after="80" w:before="40" w:line="300"/>
-      </w:pPr>
-      <w:r>
-        <w:rPr>
-          <w:rFonts w:ascii="Open Sans" w:cs="Open Sans" w:eastAsia="Open Sans" w:hAnsi="Open Sans"/>
-          <w:color w:val="59595B"/>
-          <w:sz w:val="22"/>
-          <w:szCs w:val="22"/>
-        </w:rPr>
-        <w:t xml:space="preserve">How are EOS Rocks set, and what is the timing to propose an AI Rock?</w:t>
-      </w:r>
-    </w:p>
-    <w:p>
-      <w:pPr>
-        <w:spacing w:after="0" w:before="200"/>
+        <w:t xml:space="preserve">The honest answers to the questions Danielian leadership is most likely asking right now.</w:t>
+      </w:r>
+    </w:p>
+    <w:p>
+      <w:pPr>
+        <w:spacing w:after="0" w:before="120"/>
       </w:pPr>
       <w:r>
         <w:t xml:space="preserve"/>
@@ -14428,29 +17106,35 @@
         </w:tblBorders>
       </w:tblPr>
       <w:tblGrid>
-        <w:gridCol w:w="9360"/>
+        <w:gridCol w:w="3510"/>
+        <w:gridCol w:w="5850"/>
       </w:tblGrid>
       <w:tr>
-        <w:tc>
-          <w:tcPr>
-            <w:tcBorders>
-              <w:top w:val="none" w:color="FFFFFF" w:sz="0"/>
-              <w:left w:val="none" w:color="FFFFFF" w:sz="0"/>
-              <w:bottom w:val="none" w:color="FFFFFF" w:sz="0"/>
-              <w:right w:val="none" w:color="FFFFFF" w:sz="0"/>
+        <w:trPr>
+          <w:cantSplit/>
+          <w:tblHeader/>
+        </w:trPr>
+        <w:tc>
+          <w:tcPr>
+            <w:tcW w:type="dxa" w:w="3510"/>
+            <w:tcBorders>
+              <w:top w:val="single" w:color="E9ECEF" w:sz="4"/>
+              <w:left w:val="single" w:color="E9ECEF" w:sz="4"/>
+              <w:bottom w:val="single" w:color="E9ECEF" w:sz="4"/>
+              <w:right w:val="single" w:color="E9ECEF" w:sz="4"/>
             </w:tcBorders>
             <w:shd w:fill="006DB6" w:val="clear"/>
             <w:tcMar>
-              <w:top w:type="dxa" w:w="300"/>
-              <w:left w:type="dxa" w:w="400"/>
-              <w:bottom w:type="dxa" w:w="300"/>
-              <w:right w:type="dxa" w:w="400"/>
-            </w:tcMar>
-          </w:tcPr>
-          <w:p>
-            <w:pPr>
-              <w:spacing w:after="90"/>
-              <w:jc w:val="center"/>
+              <w:top w:type="dxa" w:w="120"/>
+              <w:left w:type="dxa" w:w="140"/>
+              <w:bottom w:type="dxa" w:w="120"/>
+              <w:right w:type="dxa" w:w="140"/>
+            </w:tcMar>
+            <w:vAlign w:val="center"/>
+          </w:tcPr>
+          <w:p>
+            <w:pPr>
+              <w:jc w:val="left"/>
             </w:pPr>
             <w:r>
               <w:rPr>
@@ -14458,61 +17142,495 @@
                 <w:b/>
                 <w:bCs/>
                 <w:color w:val="FFFFFF"/>
-                <w:sz w:val="26"/>
-                <w:szCs w:val="26"/>
-              </w:rPr>
-              <w:t xml:space="preserve">Two fronts, one local partner — five minutes apart in Irvine.</w:t>
-            </w:r>
-          </w:p>
-          <w:p>
-            <w:pPr>
-              <w:spacing w:after="90"/>
-              <w:jc w:val="center"/>
-            </w:pPr>
-            <w:r>
-              <w:rPr>
-                <w:rFonts w:ascii="Open Sans" w:cs="Open Sans" w:eastAsia="Open Sans" w:hAnsi="Open Sans"/>
-                <w:b w:val="false"/>
-                <w:bCs w:val="false"/>
+                <w:sz w:val="20"/>
+                <w:szCs w:val="20"/>
+              </w:rPr>
+              <w:t xml:space="preserve">Question</w:t>
+            </w:r>
+          </w:p>
+        </w:tc>
+        <w:tc>
+          <w:tcPr>
+            <w:tcW w:type="dxa" w:w="5850"/>
+            <w:tcBorders>
+              <w:top w:val="single" w:color="E9ECEF" w:sz="4"/>
+              <w:left w:val="single" w:color="E9ECEF" w:sz="4"/>
+              <w:bottom w:val="single" w:color="E9ECEF" w:sz="4"/>
+              <w:right w:val="single" w:color="E9ECEF" w:sz="4"/>
+            </w:tcBorders>
+            <w:shd w:fill="006DB6" w:val="clear"/>
+            <w:tcMar>
+              <w:top w:type="dxa" w:w="120"/>
+              <w:left w:type="dxa" w:w="140"/>
+              <w:bottom w:type="dxa" w:w="120"/>
+              <w:right w:type="dxa" w:w="140"/>
+            </w:tcMar>
+            <w:vAlign w:val="center"/>
+          </w:tcPr>
+          <w:p>
+            <w:pPr>
+              <w:jc w:val="left"/>
+            </w:pPr>
+            <w:r>
+              <w:rPr>
+                <w:rFonts w:ascii="Open Sans" w:cs="Open Sans" w:eastAsia="Open Sans" w:hAnsi="Open Sans"/>
+                <w:b/>
+                <w:bCs/>
                 <w:color w:val="FFFFFF"/>
-                <w:sz w:val="22"/>
-                <w:szCs w:val="22"/>
-              </w:rPr>
-              <w:t xml:space="preserve">Use the Book a Meeting button in my signature to set up a time to discuss this and all the</w:t>
-            </w:r>
-          </w:p>
-          <w:p>
-            <w:pPr>
-              <w:spacing w:after="90"/>
-              <w:jc w:val="center"/>
-            </w:pPr>
-            <w:r>
-              <w:rPr>
-                <w:rFonts w:ascii="Open Sans" w:cs="Open Sans" w:eastAsia="Open Sans" w:hAnsi="Open Sans"/>
-                <w:b w:val="false"/>
-                <w:bCs w:val="false"/>
-                <w:color w:val="FFFFFF"/>
-                <w:sz w:val="22"/>
-                <w:szCs w:val="22"/>
-              </w:rPr>
-              <w:t xml:space="preserve">AI strategies Technijian is putting into place for itself and its clients.</w:t>
-            </w:r>
-          </w:p>
-          <w:p>
-            <w:pPr>
-              <w:spacing w:after="0"/>
-              <w:jc w:val="center"/>
-            </w:pPr>
-            <w:r>
-              <w:rPr>
-                <w:rFonts w:ascii="Open Sans" w:cs="Open Sans" w:eastAsia="Open Sans" w:hAnsi="Open Sans"/>
-                <w:b w:val="false"/>
-                <w:bCs w:val="false"/>
-                <w:color w:val="FFFFFF"/>
-                <w:sz w:val="20"/>
-                <w:szCs w:val="20"/>
-              </w:rPr>
-              <w:t xml:space="preserve">Ravi Jain, Technijian  |  rjain@technijian.com  |  949.379.8499  |  technijian.com</w:t>
+                <w:sz w:val="20"/>
+                <w:szCs w:val="20"/>
+              </w:rPr>
+              <w:t xml:space="preserve">Our Honest Answer</w:t>
+            </w:r>
+          </w:p>
+        </w:tc>
+      </w:tr>
+      <w:tr>
+        <w:trPr>
+          <w:cantSplit/>
+        </w:trPr>
+        <w:tc>
+          <w:tcPr>
+            <w:tcW w:type="dxa" w:w="3510"/>
+            <w:tcBorders>
+              <w:top w:val="single" w:color="E9ECEF" w:sz="4"/>
+              <w:left w:val="single" w:color="E9ECEF" w:sz="4"/>
+              <w:bottom w:val="single" w:color="E9ECEF" w:sz="4"/>
+              <w:right w:val="single" w:color="E9ECEF" w:sz="4"/>
+            </w:tcBorders>
+            <w:shd w:fill="FFFFFF" w:val="clear"/>
+            <w:tcMar>
+              <w:top w:type="dxa" w:w="100"/>
+              <w:left w:type="dxa" w:w="140"/>
+              <w:bottom w:type="dxa" w:w="100"/>
+              <w:right w:type="dxa" w:w="140"/>
+            </w:tcMar>
+            <w:vAlign w:val="center"/>
+          </w:tcPr>
+          <w:p>
+            <w:pPr>
+              <w:jc w:val="left"/>
+            </w:pPr>
+            <w:r>
+              <w:rPr>
+                <w:rFonts w:ascii="Open Sans" w:cs="Open Sans" w:eastAsia="Open Sans" w:hAnsi="Open Sans"/>
+                <w:b/>
+                <w:bCs/>
+                <w:color w:val="59595B"/>
+                <w:sz w:val="20"/>
+                <w:szCs w:val="20"/>
+              </w:rPr>
+              <w:t xml:space="preserve">We already have a marketing partner / handle our own BD. Why add Technijian?</w:t>
+            </w:r>
+          </w:p>
+        </w:tc>
+        <w:tc>
+          <w:tcPr>
+            <w:tcW w:type="dxa" w:w="5850"/>
+            <w:tcBorders>
+              <w:top w:val="single" w:color="E9ECEF" w:sz="4"/>
+              <w:left w:val="single" w:color="E9ECEF" w:sz="4"/>
+              <w:bottom w:val="single" w:color="E9ECEF" w:sz="4"/>
+              <w:right w:val="single" w:color="E9ECEF" w:sz="4"/>
+            </w:tcBorders>
+            <w:shd w:fill="FFFFFF" w:val="clear"/>
+            <w:tcMar>
+              <w:top w:type="dxa" w:w="100"/>
+              <w:left w:type="dxa" w:w="140"/>
+              <w:bottom w:type="dxa" w:w="100"/>
+              <w:right w:type="dxa" w:w="140"/>
+            </w:tcMar>
+            <w:vAlign w:val="center"/>
+          </w:tcPr>
+          <w:p>
+            <w:pPr>
+              <w:jc w:val="left"/>
+            </w:pPr>
+            <w:r>
+              <w:rPr>
+                <w:rFonts w:ascii="Open Sans" w:cs="Open Sans" w:eastAsia="Open Sans" w:hAnsi="Open Sans"/>
+                <w:b w:val="false"/>
+                <w:bCs w:val="false"/>
+                <w:color w:val="59595B"/>
+                <w:sz w:val="20"/>
+                <w:szCs w:val="20"/>
+              </w:rPr>
+              <w:t xml:space="preserve">Keep what works — your relationships and pursuits are yours. We add the layer most firms do not have: AI-search authority (AEO), pursuit and proposal automation, the institutional knowledge graph, and account intelligence on your named developer universe. We sit under your relationship layer, not over it.</w:t>
+            </w:r>
+          </w:p>
+        </w:tc>
+      </w:tr>
+      <w:tr>
+        <w:trPr>
+          <w:cantSplit/>
+        </w:trPr>
+        <w:tc>
+          <w:tcPr>
+            <w:tcW w:type="dxa" w:w="3510"/>
+            <w:tcBorders>
+              <w:top w:val="single" w:color="E9ECEF" w:sz="4"/>
+              <w:left w:val="single" w:color="E9ECEF" w:sz="4"/>
+              <w:bottom w:val="single" w:color="E9ECEF" w:sz="4"/>
+              <w:right w:val="single" w:color="E9ECEF" w:sz="4"/>
+            </w:tcBorders>
+            <w:shd w:fill="F8F9FA" w:val="clear"/>
+            <w:tcMar>
+              <w:top w:type="dxa" w:w="100"/>
+              <w:left w:type="dxa" w:w="140"/>
+              <w:bottom w:type="dxa" w:w="100"/>
+              <w:right w:type="dxa" w:w="140"/>
+            </w:tcMar>
+            <w:vAlign w:val="center"/>
+          </w:tcPr>
+          <w:p>
+            <w:pPr>
+              <w:jc w:val="left"/>
+            </w:pPr>
+            <w:r>
+              <w:rPr>
+                <w:rFonts w:ascii="Open Sans" w:cs="Open Sans" w:eastAsia="Open Sans" w:hAnsi="Open Sans"/>
+                <w:b/>
+                <w:bCs/>
+                <w:color w:val="59595B"/>
+                <w:sz w:val="20"/>
+                <w:szCs w:val="20"/>
+              </w:rPr>
+              <w:t xml:space="preserve">Isn’t AI mostly hype right now?</w:t>
+            </w:r>
+          </w:p>
+        </w:tc>
+        <w:tc>
+          <w:tcPr>
+            <w:tcW w:type="dxa" w:w="5850"/>
+            <w:tcBorders>
+              <w:top w:val="single" w:color="E9ECEF" w:sz="4"/>
+              <w:left w:val="single" w:color="E9ECEF" w:sz="4"/>
+              <w:bottom w:val="single" w:color="E9ECEF" w:sz="4"/>
+              <w:right w:val="single" w:color="E9ECEF" w:sz="4"/>
+            </w:tcBorders>
+            <w:shd w:fill="F8F9FA" w:val="clear"/>
+            <w:tcMar>
+              <w:top w:type="dxa" w:w="100"/>
+              <w:left w:type="dxa" w:w="140"/>
+              <w:bottom w:type="dxa" w:w="100"/>
+              <w:right w:type="dxa" w:w="140"/>
+            </w:tcMar>
+            <w:vAlign w:val="center"/>
+          </w:tcPr>
+          <w:p>
+            <w:pPr>
+              <w:jc w:val="left"/>
+            </w:pPr>
+            <w:r>
+              <w:rPr>
+                <w:rFonts w:ascii="Open Sans" w:cs="Open Sans" w:eastAsia="Open Sans" w:hAnsi="Open Sans"/>
+                <w:b w:val="false"/>
+                <w:bCs w:val="false"/>
+                <w:color w:val="59595B"/>
+                <w:sz w:val="20"/>
+                <w:szCs w:val="20"/>
+              </w:rPr>
+              <w:t xml:space="preserve">A lot of it is. That is why this strategy starts with simple, proven automations that pay back fast — proposal assembly and precedent search — not autonomous "agents" running the studio. We use the simplest tool that works, measure it on a Scorecard, and only expand what earns its place.</w:t>
+            </w:r>
+          </w:p>
+        </w:tc>
+      </w:tr>
+      <w:tr>
+        <w:trPr>
+          <w:cantSplit/>
+        </w:trPr>
+        <w:tc>
+          <w:tcPr>
+            <w:tcW w:type="dxa" w:w="3510"/>
+            <w:tcBorders>
+              <w:top w:val="single" w:color="E9ECEF" w:sz="4"/>
+              <w:left w:val="single" w:color="E9ECEF" w:sz="4"/>
+              <w:bottom w:val="single" w:color="E9ECEF" w:sz="4"/>
+              <w:right w:val="single" w:color="E9ECEF" w:sz="4"/>
+            </w:tcBorders>
+            <w:shd w:fill="FFFFFF" w:val="clear"/>
+            <w:tcMar>
+              <w:top w:type="dxa" w:w="100"/>
+              <w:left w:type="dxa" w:w="140"/>
+              <w:bottom w:type="dxa" w:w="100"/>
+              <w:right w:type="dxa" w:w="140"/>
+            </w:tcMar>
+            <w:vAlign w:val="center"/>
+          </w:tcPr>
+          <w:p>
+            <w:pPr>
+              <w:jc w:val="left"/>
+            </w:pPr>
+            <w:r>
+              <w:rPr>
+                <w:rFonts w:ascii="Open Sans" w:cs="Open Sans" w:eastAsia="Open Sans" w:hAnsi="Open Sans"/>
+                <w:b/>
+                <w:bCs/>
+                <w:color w:val="59595B"/>
+                <w:sz w:val="20"/>
+                <w:szCs w:val="20"/>
+              </w:rPr>
+              <w:t xml:space="preserve">Will AI replace our designers — or end up stamping work?</w:t>
+            </w:r>
+          </w:p>
+        </w:tc>
+        <w:tc>
+          <w:tcPr>
+            <w:tcW w:type="dxa" w:w="5850"/>
+            <w:tcBorders>
+              <w:top w:val="single" w:color="E9ECEF" w:sz="4"/>
+              <w:left w:val="single" w:color="E9ECEF" w:sz="4"/>
+              <w:bottom w:val="single" w:color="E9ECEF" w:sz="4"/>
+              <w:right w:val="single" w:color="E9ECEF" w:sz="4"/>
+            </w:tcBorders>
+            <w:shd w:fill="FFFFFF" w:val="clear"/>
+            <w:tcMar>
+              <w:top w:type="dxa" w:w="100"/>
+              <w:left w:type="dxa" w:w="140"/>
+              <w:bottom w:type="dxa" w:w="100"/>
+              <w:right w:type="dxa" w:w="140"/>
+            </w:tcMar>
+            <w:vAlign w:val="center"/>
+          </w:tcPr>
+          <w:p>
+            <w:pPr>
+              <w:jc w:val="left"/>
+            </w:pPr>
+            <w:r>
+              <w:rPr>
+                <w:rFonts w:ascii="Open Sans" w:cs="Open Sans" w:eastAsia="Open Sans" w:hAnsi="Open Sans"/>
+                <w:b w:val="false"/>
+                <w:bCs w:val="false"/>
+                <w:color w:val="59595B"/>
+                <w:sz w:val="20"/>
+                <w:szCs w:val="20"/>
+              </w:rPr>
+              <w:t xml:space="preserve">No. AI augments the licensed architects and planners; it does not design, and it never stamps. It removes the non-design drag — proposal assembly, precedent and code research, knowledge retrieval — so your people spend more time on design and in front of clients. The craft stays Danielian’s.</w:t>
+            </w:r>
+          </w:p>
+        </w:tc>
+      </w:tr>
+      <w:tr>
+        <w:trPr>
+          <w:cantSplit/>
+        </w:trPr>
+        <w:tc>
+          <w:tcPr>
+            <w:tcW w:type="dxa" w:w="3510"/>
+            <w:tcBorders>
+              <w:top w:val="single" w:color="E9ECEF" w:sz="4"/>
+              <w:left w:val="single" w:color="E9ECEF" w:sz="4"/>
+              <w:bottom w:val="single" w:color="E9ECEF" w:sz="4"/>
+              <w:right w:val="single" w:color="E9ECEF" w:sz="4"/>
+            </w:tcBorders>
+            <w:shd w:fill="F8F9FA" w:val="clear"/>
+            <w:tcMar>
+              <w:top w:type="dxa" w:w="100"/>
+              <w:left w:type="dxa" w:w="140"/>
+              <w:bottom w:type="dxa" w:w="100"/>
+              <w:right w:type="dxa" w:w="140"/>
+            </w:tcMar>
+            <w:vAlign w:val="center"/>
+          </w:tcPr>
+          <w:p>
+            <w:pPr>
+              <w:jc w:val="left"/>
+            </w:pPr>
+            <w:r>
+              <w:rPr>
+                <w:rFonts w:ascii="Open Sans" w:cs="Open Sans" w:eastAsia="Open Sans" w:hAnsi="Open Sans"/>
+                <w:b/>
+                <w:bCs/>
+                <w:color w:val="59595B"/>
+                <w:sz w:val="20"/>
+                <w:szCs w:val="20"/>
+              </w:rPr>
+              <w:t xml:space="preserve">Is our data — client briefs, the project archive, entitlement work — safe?</w:t>
+            </w:r>
+          </w:p>
+        </w:tc>
+        <w:tc>
+          <w:tcPr>
+            <w:tcW w:type="dxa" w:w="5850"/>
+            <w:tcBorders>
+              <w:top w:val="single" w:color="E9ECEF" w:sz="4"/>
+              <w:left w:val="single" w:color="E9ECEF" w:sz="4"/>
+              <w:bottom w:val="single" w:color="E9ECEF" w:sz="4"/>
+              <w:right w:val="single" w:color="E9ECEF" w:sz="4"/>
+            </w:tcBorders>
+            <w:shd w:fill="F8F9FA" w:val="clear"/>
+            <w:tcMar>
+              <w:top w:type="dxa" w:w="100"/>
+              <w:left w:type="dxa" w:w="140"/>
+              <w:bottom w:type="dxa" w:w="100"/>
+              <w:right w:type="dxa" w:w="140"/>
+            </w:tcMar>
+            <w:vAlign w:val="center"/>
+          </w:tcPr>
+          <w:p>
+            <w:pPr>
+              <w:jc w:val="left"/>
+            </w:pPr>
+            <w:r>
+              <w:rPr>
+                <w:rFonts w:ascii="Open Sans" w:cs="Open Sans" w:eastAsia="Open Sans" w:hAnsi="Open Sans"/>
+                <w:b w:val="false"/>
+                <w:bCs w:val="false"/>
+                <w:color w:val="59595B"/>
+                <w:sz w:val="20"/>
+                <w:szCs w:val="20"/>
+              </w:rPr>
+              <w:t xml:space="preserve">Yes. Sensitive material never touches a public AI model; we deploy private, governed systems with human review on anything client-facing or compliance-bound, led by a CISSP-certified team. Data governance is part of the complimentary Nexus Assess in the entry program.</w:t>
+            </w:r>
+          </w:p>
+        </w:tc>
+      </w:tr>
+      <w:tr>
+        <w:trPr>
+          <w:cantSplit/>
+        </w:trPr>
+        <w:tc>
+          <w:tcPr>
+            <w:tcW w:type="dxa" w:w="3510"/>
+            <w:tcBorders>
+              <w:top w:val="single" w:color="E9ECEF" w:sz="4"/>
+              <w:left w:val="single" w:color="E9ECEF" w:sz="4"/>
+              <w:bottom w:val="single" w:color="E9ECEF" w:sz="4"/>
+              <w:right w:val="single" w:color="E9ECEF" w:sz="4"/>
+            </w:tcBorders>
+            <w:shd w:fill="FFFFFF" w:val="clear"/>
+            <w:tcMar>
+              <w:top w:type="dxa" w:w="100"/>
+              <w:left w:type="dxa" w:w="140"/>
+              <w:bottom w:type="dxa" w:w="100"/>
+              <w:right w:type="dxa" w:w="140"/>
+            </w:tcMar>
+            <w:vAlign w:val="center"/>
+          </w:tcPr>
+          <w:p>
+            <w:pPr>
+              <w:jc w:val="left"/>
+            </w:pPr>
+            <w:r>
+              <w:rPr>
+                <w:rFonts w:ascii="Open Sans" w:cs="Open Sans" w:eastAsia="Open Sans" w:hAnsi="Open Sans"/>
+                <w:b/>
+                <w:bCs/>
+                <w:color w:val="59595B"/>
+                <w:sz w:val="20"/>
+                <w:szCs w:val="20"/>
+              </w:rPr>
+              <w:t xml:space="preserve">We run lean across three offices. Do we have the bandwidth for this?</w:t>
+            </w:r>
+          </w:p>
+        </w:tc>
+        <w:tc>
+          <w:tcPr>
+            <w:tcW w:type="dxa" w:w="5850"/>
+            <w:tcBorders>
+              <w:top w:val="single" w:color="E9ECEF" w:sz="4"/>
+              <w:left w:val="single" w:color="E9ECEF" w:sz="4"/>
+              <w:bottom w:val="single" w:color="E9ECEF" w:sz="4"/>
+              <w:right w:val="single" w:color="E9ECEF" w:sz="4"/>
+            </w:tcBorders>
+            <w:shd w:fill="FFFFFF" w:val="clear"/>
+            <w:tcMar>
+              <w:top w:type="dxa" w:w="100"/>
+              <w:left w:type="dxa" w:w="140"/>
+              <w:bottom w:type="dxa" w:w="100"/>
+              <w:right w:type="dxa" w:w="140"/>
+            </w:tcMar>
+            <w:vAlign w:val="center"/>
+          </w:tcPr>
+          <w:p>
+            <w:pPr>
+              <w:jc w:val="left"/>
+            </w:pPr>
+            <w:r>
+              <w:rPr>
+                <w:rFonts w:ascii="Open Sans" w:cs="Open Sans" w:eastAsia="Open Sans" w:hAnsi="Open Sans"/>
+                <w:b w:val="false"/>
+                <w:bCs w:val="false"/>
+                <w:color w:val="59595B"/>
+                <w:sz w:val="20"/>
+                <w:szCs w:val="20"/>
+              </w:rPr>
+              <w:t xml:space="preserve">The point is the opposite — to give your team back hours, not add work. Technijian runs the build and the cadence; your involvement is a short monthly session plus reviewing what we draft. It plugs into the Chief Technology Manager seat you already have, so no new hire to manage.</w:t>
+            </w:r>
+          </w:p>
+        </w:tc>
+      </w:tr>
+      <w:tr>
+        <w:trPr>
+          <w:cantSplit/>
+        </w:trPr>
+        <w:tc>
+          <w:tcPr>
+            <w:tcW w:type="dxa" w:w="3510"/>
+            <w:tcBorders>
+              <w:top w:val="single" w:color="E9ECEF" w:sz="4"/>
+              <w:left w:val="single" w:color="E9ECEF" w:sz="4"/>
+              <w:bottom w:val="single" w:color="E9ECEF" w:sz="4"/>
+              <w:right w:val="single" w:color="E9ECEF" w:sz="4"/>
+            </w:tcBorders>
+            <w:shd w:fill="F8F9FA" w:val="clear"/>
+            <w:tcMar>
+              <w:top w:type="dxa" w:w="100"/>
+              <w:left w:type="dxa" w:w="140"/>
+              <w:bottom w:type="dxa" w:w="100"/>
+              <w:right w:type="dxa" w:w="140"/>
+            </w:tcMar>
+            <w:vAlign w:val="center"/>
+          </w:tcPr>
+          <w:p>
+            <w:pPr>
+              <w:jc w:val="left"/>
+            </w:pPr>
+            <w:r>
+              <w:rPr>
+                <w:rFonts w:ascii="Open Sans" w:cs="Open Sans" w:eastAsia="Open Sans" w:hAnsi="Open Sans"/>
+                <w:b/>
+                <w:bCs/>
+                <w:color w:val="59595B"/>
+                <w:sz w:val="20"/>
+                <w:szCs w:val="20"/>
+              </w:rPr>
+              <w:t xml:space="preserve">What if it doesn’t work — and what does it really cost?</w:t>
+            </w:r>
+          </w:p>
+        </w:tc>
+        <w:tc>
+          <w:tcPr>
+            <w:tcW w:type="dxa" w:w="5850"/>
+            <w:tcBorders>
+              <w:top w:val="single" w:color="E9ECEF" w:sz="4"/>
+              <w:left w:val="single" w:color="E9ECEF" w:sz="4"/>
+              <w:bottom w:val="single" w:color="E9ECEF" w:sz="4"/>
+              <w:right w:val="single" w:color="E9ECEF" w:sz="4"/>
+            </w:tcBorders>
+            <w:shd w:fill="F8F9FA" w:val="clear"/>
+            <w:tcMar>
+              <w:top w:type="dxa" w:w="100"/>
+              <w:left w:type="dxa" w:w="140"/>
+              <w:bottom w:type="dxa" w:w="100"/>
+              <w:right w:type="dxa" w:w="140"/>
+            </w:tcMar>
+            <w:vAlign w:val="center"/>
+          </w:tcPr>
+          <w:p>
+            <w:pPr>
+              <w:jc w:val="left"/>
+            </w:pPr>
+            <w:r>
+              <w:rPr>
+                <w:rFonts w:ascii="Open Sans" w:cs="Open Sans" w:eastAsia="Open Sans" w:hAnsi="Open Sans"/>
+                <w:b w:val="false"/>
+                <w:bCs w:val="false"/>
+                <w:color w:val="59595B"/>
+                <w:sz w:val="20"/>
+                <w:szCs w:val="20"/>
+              </w:rPr>
+              <w:t xml:space="preserve">The entry program is roughly $41K for Year 1 at published rates — a fixed-scope 90-day pilot with one success metric (Section 10), month-to-month with no lock-in. If it has not moved hours-to-proposal by day 90, you are under no obligation to continue, and we will tell you honestly whether it is worth it. The full engine is the later expansion, only after the pilot proves the lift.</w:t>
             </w:r>
           </w:p>
         </w:tc>
@@ -14522,7 +17640,8 @@
       <w:pPr>
         <w:pStyle w:val="Heading1"/>
         <w:keepNext/>
-        <w:spacing w:after="120" w:before="480" w:line="240"/>
+        <w:pageBreakBefore/>
+        <w:spacing w:after="120" w:before="0" w:line="240"/>
       </w:pPr>
       <w:r>
         <w:rPr>
@@ -14531,7 +17650,7 @@
           <w:sz w:val="2"/>
           <w:szCs w:val="2"/>
         </w:rPr>
-        <w:t xml:space="preserve">13  About Technijian</w:t>
+        <w:t xml:space="preserve">14  Next Steps &amp; Discovery</w:t>
       </w:r>
     </w:p>
     <w:tbl>
@@ -14560,7 +17679,7 @@
               <w:bottom w:val="none" w:color="FFFFFF" w:sz="0"/>
               <w:right w:val="none" w:color="FFFFFF" w:sz="0"/>
             </w:tcBorders>
-            <w:shd w:fill="59595B" w:val="clear"/>
+            <w:shd w:fill="1A1A2E" w:val="clear"/>
           </w:tcPr>
           <w:p>
             <w:r>
@@ -14591,11 +17710,518 @@
                 <w:rFonts w:ascii="Open Sans" w:cs="Open Sans" w:eastAsia="Open Sans" w:hAnsi="Open Sans"/>
                 <w:b/>
                 <w:bCs/>
-                <w:color w:val="59595B"/>
+                <w:color w:val="1A1A2E"/>
                 <w:sz w:val="34"/>
                 <w:szCs w:val="34"/>
               </w:rPr>
-              <w:t xml:space="preserve">13  About Technijian</w:t>
+              <w:t xml:space="preserve">14  Next Steps &amp; Discovery</w:t>
+            </w:r>
+          </w:p>
+        </w:tc>
+      </w:tr>
+    </w:tbl>
+    <w:p>
+      <w:pPr>
+        <w:spacing w:after="0" w:before="100"/>
+      </w:pPr>
+      <w:r>
+        <w:t xml:space="preserve"/>
+      </w:r>
+    </w:p>
+    <w:p>
+      <w:pPr>
+        <w:spacing w:after="140" w:before="0" w:line="320"/>
+        <w:jc w:val="both"/>
+      </w:pPr>
+      <w:r>
+        <w:rPr>
+          <w:rFonts w:ascii="Open Sans" w:cs="Open Sans" w:eastAsia="Open Sans" w:hAnsi="Open Sans"/>
+          <w:b w:val="false"/>
+          <w:bCs w:val="false"/>
+          <w:i w:val="false"/>
+          <w:iCs w:val="false"/>
+          <w:color w:val="59595B"/>
+          <w:sz w:val="22"/>
+          <w:szCs w:val="22"/>
+        </w:rPr>
+        <w:t xml:space="preserve">The path from here is short and low-risk. The entry is small on purpose; discovery replaces every estimate in this document with Danielian’s real numbers.</w:t>
+      </w:r>
+    </w:p>
+    <w:p>
+      <w:pPr>
+        <w:spacing w:after="0" w:before="60"/>
+      </w:pPr>
+      <w:r>
+        <w:t xml:space="preserve"/>
+      </w:r>
+    </w:p>
+    <w:p>
+      <w:pPr>
+        <w:spacing w:after="70" w:before="30" w:line="300"/>
+        <w:ind w:left="520" w:hanging="520"/>
+      </w:pPr>
+      <w:r>
+        <w:rPr>
+          <w:rFonts w:ascii="Open Sans" w:cs="Open Sans" w:eastAsia="Open Sans" w:hAnsi="Open Sans"/>
+          <w:b/>
+          <w:bCs/>
+          <w:color w:val="006DB6"/>
+          <w:sz w:val="22"/>
+          <w:szCs w:val="22"/>
+        </w:rPr>
+        <w:t xml:space="preserve">1.</w:t>
+      </w:r>
+      <w:r>
+        <w:rPr>
+          <w:rFonts w:ascii="Open Sans" w:cs="Open Sans" w:eastAsia="Open Sans" w:hAnsi="Open Sans"/>
+          <w:sz w:val="22"/>
+          <w:szCs w:val="22"/>
+        </w:rPr>
+        <w:t xml:space="preserve">	</w:t>
+      </w:r>
+      <w:r>
+        <w:rPr>
+          <w:rFonts w:ascii="Open Sans" w:cs="Open Sans" w:eastAsia="Open Sans" w:hAnsi="Open Sans"/>
+          <w:color w:val="59595B"/>
+          <w:sz w:val="22"/>
+          <w:szCs w:val="22"/>
+        </w:rPr>
+        <w:t xml:space="preserve">Book a 30-minute walkthrough of this strategy — what fits Danielian, what to cut, and what to sequence first.</w:t>
+      </w:r>
+    </w:p>
+    <w:p>
+      <w:pPr>
+        <w:spacing w:after="70" w:before="30" w:line="300"/>
+        <w:ind w:left="520" w:hanging="520"/>
+      </w:pPr>
+      <w:r>
+        <w:rPr>
+          <w:rFonts w:ascii="Open Sans" w:cs="Open Sans" w:eastAsia="Open Sans" w:hAnsi="Open Sans"/>
+          <w:b/>
+          <w:bCs/>
+          <w:color w:val="006DB6"/>
+          <w:sz w:val="22"/>
+          <w:szCs w:val="22"/>
+        </w:rPr>
+        <w:t xml:space="preserve">2.</w:t>
+      </w:r>
+      <w:r>
+        <w:rPr>
+          <w:rFonts w:ascii="Open Sans" w:cs="Open Sans" w:eastAsia="Open Sans" w:hAnsi="Open Sans"/>
+          <w:sz w:val="22"/>
+          <w:szCs w:val="22"/>
+        </w:rPr>
+        <w:t xml:space="preserve">	</w:t>
+      </w:r>
+      <w:r>
+        <w:rPr>
+          <w:rFonts w:ascii="Open Sans" w:cs="Open Sans" w:eastAsia="Open Sans" w:hAnsi="Open Sans"/>
+          <w:color w:val="59595B"/>
+          <w:sz w:val="22"/>
+          <w:szCs w:val="22"/>
+        </w:rPr>
+        <w:t xml:space="preserve">Schedule the free Nexus Assess — no obligation, and it doubles as the readiness baseline for a firmwide AI rollout.</w:t>
+      </w:r>
+    </w:p>
+    <w:p>
+      <w:pPr>
+        <w:spacing w:after="70" w:before="30" w:line="300"/>
+        <w:ind w:left="520" w:hanging="520"/>
+      </w:pPr>
+      <w:r>
+        <w:rPr>
+          <w:rFonts w:ascii="Open Sans" w:cs="Open Sans" w:eastAsia="Open Sans" w:hAnsi="Open Sans"/>
+          <w:b/>
+          <w:bCs/>
+          <w:color w:val="006DB6"/>
+          <w:sz w:val="22"/>
+          <w:szCs w:val="22"/>
+        </w:rPr>
+        <w:t xml:space="preserve">3.</w:t>
+      </w:r>
+      <w:r>
+        <w:rPr>
+          <w:rFonts w:ascii="Open Sans" w:cs="Open Sans" w:eastAsia="Open Sans" w:hAnsi="Open Sans"/>
+          <w:sz w:val="22"/>
+          <w:szCs w:val="22"/>
+        </w:rPr>
+        <w:t xml:space="preserve">	</w:t>
+      </w:r>
+      <w:r>
+        <w:rPr>
+          <w:rFonts w:ascii="Open Sans" w:cs="Open Sans" w:eastAsia="Open Sans" w:hAnsi="Open Sans"/>
+          <w:color w:val="59595B"/>
+          <w:sz w:val="22"/>
+          <w:szCs w:val="22"/>
+        </w:rPr>
+        <w:t xml:space="preserve">Pick one live pursuit for a proposal-automation before/after — the fastest way to see the highest-value play in action.</w:t>
+      </w:r>
+    </w:p>
+    <w:p>
+      <w:pPr>
+        <w:spacing w:after="70" w:before="30" w:line="300"/>
+        <w:ind w:left="520" w:hanging="520"/>
+      </w:pPr>
+      <w:r>
+        <w:rPr>
+          <w:rFonts w:ascii="Open Sans" w:cs="Open Sans" w:eastAsia="Open Sans" w:hAnsi="Open Sans"/>
+          <w:b/>
+          <w:bCs/>
+          <w:color w:val="006DB6"/>
+          <w:sz w:val="22"/>
+          <w:szCs w:val="22"/>
+        </w:rPr>
+        <w:t xml:space="preserve">4.</w:t>
+      </w:r>
+      <w:r>
+        <w:rPr>
+          <w:rFonts w:ascii="Open Sans" w:cs="Open Sans" w:eastAsia="Open Sans" w:hAnsi="Open Sans"/>
+          <w:sz w:val="22"/>
+          <w:szCs w:val="22"/>
+        </w:rPr>
+        <w:t xml:space="preserve">	</w:t>
+      </w:r>
+      <w:r>
+        <w:rPr>
+          <w:rFonts w:ascii="Open Sans" w:cs="Open Sans" w:eastAsia="Open Sans" w:hAnsi="Open Sans"/>
+          <w:color w:val="59595B"/>
+          <w:sz w:val="22"/>
+          <w:szCs w:val="22"/>
+        </w:rPr>
+        <w:t xml:space="preserve">Set the entry program as the next quarter’s AI Rock, with one Scorecard metric to prove the lift.</w:t>
+      </w:r>
+    </w:p>
+    <w:p>
+      <w:pPr>
+        <w:spacing w:after="0" w:before="140"/>
+      </w:pPr>
+      <w:r>
+        <w:t xml:space="preserve"/>
+      </w:r>
+    </w:p>
+    <w:p>
+      <w:pPr>
+        <w:pStyle w:val="Heading2"/>
+        <w:keepNext/>
+        <w:keepLines/>
+        <w:spacing w:after="120" w:before="280"/>
+      </w:pPr>
+      <w:r>
+        <w:rPr>
+          <w:rFonts w:ascii="Open Sans" w:cs="Open Sans" w:eastAsia="Open Sans" w:hAnsi="Open Sans"/>
+          <w:b/>
+          <w:bCs/>
+          <w:color w:val="006DB6"/>
+          <w:sz w:val="26"/>
+          <w:szCs w:val="26"/>
+        </w:rPr>
+        <w:t xml:space="preserve">Discovery Questions (to replace every estimate with a real number)</w:t>
+      </w:r>
+    </w:p>
+    <w:p>
+      <w:pPr>
+        <w:pStyle w:val="ListParagraph"/>
+        <w:numPr>
+          <w:ilvl w:val="0"/>
+          <w:numId w:val="2"/>
+        </w:numPr>
+        <w:spacing w:after="80" w:before="40" w:line="300"/>
+      </w:pPr>
+      <w:r>
+        <w:rPr>
+          <w:rFonts w:ascii="Open Sans" w:cs="Open Sans" w:eastAsia="Open Sans" w:hAnsi="Open Sans"/>
+          <w:color w:val="59595B"/>
+          <w:sz w:val="22"/>
+          <w:szCs w:val="22"/>
+        </w:rPr>
+        <w:t xml:space="preserve">How many pursuits does the firm respond to per year, and what is the current win rate and average hours-to-proposal?</w:t>
+      </w:r>
+    </w:p>
+    <w:p>
+      <w:pPr>
+        <w:pStyle w:val="ListParagraph"/>
+        <w:numPr>
+          <w:ilvl w:val="0"/>
+          <w:numId w:val="2"/>
+        </w:numPr>
+        <w:spacing w:after="80" w:before="40" w:line="300"/>
+      </w:pPr>
+      <w:r>
+        <w:rPr>
+          <w:rFonts w:ascii="Open Sans" w:cs="Open Sans" w:eastAsia="Open Sans" w:hAnsi="Open Sans"/>
+          <w:color w:val="59595B"/>
+          <w:sz w:val="22"/>
+          <w:szCs w:val="22"/>
+        </w:rPr>
+        <w:t xml:space="preserve">What is the current tech stack — CAD/BIM (Revit?), CRM or pursuit tracking, and the project-asset library?</w:t>
+      </w:r>
+    </w:p>
+    <w:p>
+      <w:pPr>
+        <w:pStyle w:val="ListParagraph"/>
+        <w:numPr>
+          <w:ilvl w:val="0"/>
+          <w:numId w:val="2"/>
+        </w:numPr>
+        <w:spacing w:after="80" w:before="40" w:line="300"/>
+      </w:pPr>
+      <w:r>
+        <w:rPr>
+          <w:rFonts w:ascii="Open Sans" w:cs="Open Sans" w:eastAsia="Open Sans" w:hAnsi="Open Sans"/>
+          <w:color w:val="59595B"/>
+          <w:sz w:val="22"/>
+          <w:szCs w:val="22"/>
+        </w:rPr>
+        <w:t xml:space="preserve">Which developer relationships are the repeat crown jewels — the seed list for account intelligence?</w:t>
+      </w:r>
+    </w:p>
+    <w:p>
+      <w:pPr>
+        <w:pStyle w:val="ListParagraph"/>
+        <w:numPr>
+          <w:ilvl w:val="0"/>
+          <w:numId w:val="2"/>
+        </w:numPr>
+        <w:spacing w:after="80" w:before="40" w:line="300"/>
+      </w:pPr>
+      <w:r>
+        <w:rPr>
+          <w:rFonts w:ascii="Open Sans" w:cs="Open Sans" w:eastAsia="Open Sans" w:hAnsi="Open Sans"/>
+          <w:color w:val="59595B"/>
+          <w:sz w:val="22"/>
+          <w:szCs w:val="22"/>
+        </w:rPr>
+        <w:t xml:space="preserve">What AI tools, if any, is the firm already piloting, and who owns them?</w:t>
+      </w:r>
+    </w:p>
+    <w:p>
+      <w:pPr>
+        <w:pStyle w:val="ListParagraph"/>
+        <w:numPr>
+          <w:ilvl w:val="0"/>
+          <w:numId w:val="2"/>
+        </w:numPr>
+        <w:spacing w:after="80" w:before="40" w:line="300"/>
+      </w:pPr>
+      <w:r>
+        <w:rPr>
+          <w:rFonts w:ascii="Open Sans" w:cs="Open Sans" w:eastAsia="Open Sans" w:hAnsi="Open Sans"/>
+          <w:color w:val="59595B"/>
+          <w:sz w:val="22"/>
+          <w:szCs w:val="22"/>
+        </w:rPr>
+        <w:t xml:space="preserve">What is the current IT and security posture and Microsoft 365 setup across the three offices?</w:t>
+      </w:r>
+    </w:p>
+    <w:p>
+      <w:pPr>
+        <w:pStyle w:val="ListParagraph"/>
+        <w:numPr>
+          <w:ilvl w:val="0"/>
+          <w:numId w:val="2"/>
+        </w:numPr>
+        <w:spacing w:after="80" w:before="40" w:line="300"/>
+      </w:pPr>
+      <w:r>
+        <w:rPr>
+          <w:rFonts w:ascii="Open Sans" w:cs="Open Sans" w:eastAsia="Open Sans" w:hAnsi="Open Sans"/>
+          <w:color w:val="59595B"/>
+          <w:sz w:val="22"/>
+          <w:szCs w:val="22"/>
+        </w:rPr>
+        <w:t xml:space="preserve">How are EOS Rocks set, and what is the timing to propose an AI Rock?</w:t>
+      </w:r>
+    </w:p>
+    <w:p>
+      <w:pPr>
+        <w:spacing w:after="0" w:before="200"/>
+      </w:pPr>
+      <w:r>
+        <w:t xml:space="preserve"/>
+      </w:r>
+    </w:p>
+    <w:tbl>
+      <w:tblPr>
+        <w:tblW w:type="dxa" w:w="9360"/>
+        <w:tblBorders>
+          <w:top w:val="single" w:color="auto" w:sz="4"/>
+          <w:left w:val="single" w:color="auto" w:sz="4"/>
+          <w:bottom w:val="single" w:color="auto" w:sz="4"/>
+          <w:right w:val="single" w:color="auto" w:sz="4"/>
+          <w:insideH w:val="single" w:color="auto" w:sz="4"/>
+          <w:insideV w:val="single" w:color="auto" w:sz="4"/>
+        </w:tblBorders>
+      </w:tblPr>
+      <w:tblGrid>
+        <w:gridCol w:w="9360"/>
+      </w:tblGrid>
+      <w:tr>
+        <w:tc>
+          <w:tcPr>
+            <w:tcBorders>
+              <w:top w:val="none" w:color="FFFFFF" w:sz="0"/>
+              <w:left w:val="none" w:color="FFFFFF" w:sz="0"/>
+              <w:bottom w:val="none" w:color="FFFFFF" w:sz="0"/>
+              <w:right w:val="none" w:color="FFFFFF" w:sz="0"/>
+            </w:tcBorders>
+            <w:shd w:fill="006DB6" w:val="clear"/>
+            <w:tcMar>
+              <w:top w:type="dxa" w:w="300"/>
+              <w:left w:type="dxa" w:w="400"/>
+              <w:bottom w:type="dxa" w:w="300"/>
+              <w:right w:type="dxa" w:w="400"/>
+            </w:tcMar>
+          </w:tcPr>
+          <w:p>
+            <w:pPr>
+              <w:spacing w:after="90"/>
+              <w:jc w:val="center"/>
+            </w:pPr>
+            <w:r>
+              <w:rPr>
+                <w:rFonts w:ascii="Open Sans" w:cs="Open Sans" w:eastAsia="Open Sans" w:hAnsi="Open Sans"/>
+                <w:b/>
+                <w:bCs/>
+                <w:color w:val="FFFFFF"/>
+                <w:sz w:val="26"/>
+                <w:szCs w:val="26"/>
+              </w:rPr>
+              <w:t xml:space="preserve">Two fronts, one local partner — five minutes apart in Irvine.</w:t>
+            </w:r>
+          </w:p>
+          <w:p>
+            <w:pPr>
+              <w:spacing w:after="90"/>
+              <w:jc w:val="center"/>
+            </w:pPr>
+            <w:r>
+              <w:rPr>
+                <w:rFonts w:ascii="Open Sans" w:cs="Open Sans" w:eastAsia="Open Sans" w:hAnsi="Open Sans"/>
+                <w:b w:val="false"/>
+                <w:bCs w:val="false"/>
+                <w:color w:val="FFFFFF"/>
+                <w:sz w:val="22"/>
+                <w:szCs w:val="22"/>
+              </w:rPr>
+              <w:t xml:space="preserve">Use the Book a Meeting button in my signature to set up a time to discuss this and all the</w:t>
+            </w:r>
+          </w:p>
+          <w:p>
+            <w:pPr>
+              <w:spacing w:after="90"/>
+              <w:jc w:val="center"/>
+            </w:pPr>
+            <w:r>
+              <w:rPr>
+                <w:rFonts w:ascii="Open Sans" w:cs="Open Sans" w:eastAsia="Open Sans" w:hAnsi="Open Sans"/>
+                <w:b w:val="false"/>
+                <w:bCs w:val="false"/>
+                <w:color w:val="FFFFFF"/>
+                <w:sz w:val="22"/>
+                <w:szCs w:val="22"/>
+              </w:rPr>
+              <w:t xml:space="preserve">AI strategies Technijian is putting into place for itself and its clients.</w:t>
+            </w:r>
+          </w:p>
+          <w:p>
+            <w:pPr>
+              <w:spacing w:after="0"/>
+              <w:jc w:val="center"/>
+            </w:pPr>
+            <w:r>
+              <w:rPr>
+                <w:rFonts w:ascii="Open Sans" w:cs="Open Sans" w:eastAsia="Open Sans" w:hAnsi="Open Sans"/>
+                <w:b w:val="false"/>
+                <w:bCs w:val="false"/>
+                <w:color w:val="FFFFFF"/>
+                <w:sz w:val="20"/>
+                <w:szCs w:val="20"/>
+              </w:rPr>
+              <w:t xml:space="preserve">Ravi Jain, Technijian  |  rjain@technijian.com  |  949.379.8499  |  technijian.com</w:t>
+            </w:r>
+          </w:p>
+        </w:tc>
+      </w:tr>
+    </w:tbl>
+    <w:p>
+      <w:pPr>
+        <w:pStyle w:val="Heading1"/>
+        <w:keepNext/>
+        <w:pageBreakBefore/>
+        <w:spacing w:after="120" w:before="0" w:line="240"/>
+      </w:pPr>
+      <w:r>
+        <w:rPr>
+          <w:rFonts w:ascii="Open Sans" w:cs="Open Sans" w:eastAsia="Open Sans" w:hAnsi="Open Sans"/>
+          <w:color w:val="FFFFFF"/>
+          <w:sz w:val="2"/>
+          <w:szCs w:val="2"/>
+        </w:rPr>
+        <w:t xml:space="preserve">15  About Technijian</w:t>
+      </w:r>
+    </w:p>
+    <w:tbl>
+      <w:tblPr>
+        <w:tblW w:type="dxa" w:w="9360"/>
+        <w:tblBorders>
+          <w:top w:val="none" w:color="FFFFFF" w:sz="0"/>
+          <w:left w:val="none" w:color="FFFFFF" w:sz="0"/>
+          <w:bottom w:val="none" w:color="FFFFFF" w:sz="0"/>
+          <w:right w:val="none" w:color="FFFFFF" w:sz="0"/>
+          <w:insideH w:val="single" w:color="auto" w:sz="4"/>
+          <w:insideV w:val="single" w:color="auto" w:sz="4"/>
+        </w:tblBorders>
+      </w:tblPr>
+      <w:tblGrid>
+        <w:gridCol w:w="120"/>
+        <w:gridCol w:w="9240"/>
+      </w:tblGrid>
+      <w:tr>
+        <w:tc>
+          <w:tcPr>
+            <w:tcW w:type="dxa" w:w="120"/>
+            <w:tcBorders>
+              <w:top w:val="none" w:color="FFFFFF" w:sz="0"/>
+              <w:left w:val="none" w:color="FFFFFF" w:sz="0"/>
+              <w:bottom w:val="none" w:color="FFFFFF" w:sz="0"/>
+              <w:right w:val="none" w:color="FFFFFF" w:sz="0"/>
+            </w:tcBorders>
+            <w:shd w:fill="59595B" w:val="clear"/>
+          </w:tcPr>
+          <w:p>
+            <w:r>
+              <w:t xml:space="preserve"/>
+            </w:r>
+          </w:p>
+        </w:tc>
+        <w:tc>
+          <w:tcPr>
+            <w:tcW w:type="dxa" w:w="9240"/>
+            <w:tcBorders>
+              <w:top w:val="none" w:color="FFFFFF" w:sz="0"/>
+              <w:left w:val="none" w:color="FFFFFF" w:sz="0"/>
+              <w:bottom w:val="none" w:color="FFFFFF" w:sz="0"/>
+              <w:right w:val="none" w:color="FFFFFF" w:sz="0"/>
+            </w:tcBorders>
+            <w:tcMar>
+              <w:top w:type="dxa" w:w="100"/>
+              <w:left w:type="dxa" w:w="200"/>
+              <w:bottom w:type="dxa" w:w="100"/>
+              <w:right w:type="dxa" w:w="0"/>
+            </w:tcMar>
+            <w:vAlign w:val="center"/>
+          </w:tcPr>
+          <w:p>
+            <w:r>
+              <w:rPr>
+                <w:rFonts w:ascii="Open Sans" w:cs="Open Sans" w:eastAsia="Open Sans" w:hAnsi="Open Sans"/>
+                <w:b/>
+                <w:bCs/>
+                <w:color w:val="59595B"/>
+                <w:sz w:val="34"/>
+                <w:szCs w:val="34"/>
+              </w:rPr>
+              <w:t xml:space="preserve">15  About Technijian</w:t>
             </w:r>
           </w:p>
         </w:tc>
@@ -15709,7 +19335,8 @@
       <w:pPr>
         <w:pStyle w:val="Heading1"/>
         <w:keepNext/>
-        <w:spacing w:after="120" w:before="480" w:line="240"/>
+        <w:pageBreakBefore/>
+        <w:spacing w:after="120" w:before="0" w:line="240"/>
       </w:pPr>
       <w:r>
         <w:rPr>
@@ -15718,7 +19345,7 @@
           <w:sz w:val="2"/>
           <w:szCs w:val="2"/>
         </w:rPr>
-        <w:t xml:space="preserve">14  Appendix — Sources &amp; Notes</w:t>
+        <w:t xml:space="preserve">16  Appendix — Sources &amp; Notes</w:t>
       </w:r>
     </w:p>
     <w:tbl>
@@ -15782,7 +19409,7 @@
                 <w:sz w:val="34"/>
                 <w:szCs w:val="34"/>
               </w:rPr>
-              <w:t xml:space="preserve">14  Appendix — Sources &amp; Notes</w:t>
+              <w:t xml:space="preserve">16  Appendix — Sources &amp; Notes</w:t>
             </w:r>
           </w:p>
         </w:tc>
@@ -15935,6 +19562,25 @@
           <w:szCs w:val="22"/>
         </w:rPr>
         <w:t xml:space="preserve">Technijian service definitions and production AI work — My AI, My AI Lead Gen, My SEO, My Dev, My IT, My Compliance; AI Document Intelligence, institutional knowledge systems, and the multi-agent SEO/AEO platform.</w:t>
+      </w:r>
+    </w:p>
+    <w:p>
+      <w:pPr>
+        <w:pStyle w:val="ListParagraph"/>
+        <w:numPr>
+          <w:ilvl w:val="0"/>
+          <w:numId w:val="2"/>
+        </w:numPr>
+        <w:spacing w:after="80" w:before="40" w:line="300"/>
+      </w:pPr>
+      <w:r>
+        <w:rPr>
+          <w:rFonts w:ascii="Open Sans" w:cs="Open Sans" w:eastAsia="Open Sans" w:hAnsi="Open Sans"/>
+          <w:color w:val="59595B"/>
+          <w:sz w:val="22"/>
+          <w:szCs w:val="22"/>
+        </w:rPr>
+        <w:t xml:space="preserve">AI literacy and adoption frameworks (Section 07) — MIT Sloan Management Review (AI literacy: "what AI can do," not how to build it); Anthropic, "Building Effective Agents" (the automation/workflow vs. agent distinction); a widely-used five-stage AI maturity model (consistent with Gartner and Google Cloud AI-adoption frameworks); U.S. NIST AI Risk Management Framework (Govern / Map / Measure / Manage) for responsible-AI controls.</w:t>
       </w:r>
     </w:p>
     <w:p>
